--- a/zhs/docx/023.content.docx
+++ b/zhs/docx/023.content.docx
@@ -385,583 +385,511 @@
           <w:lang w:val="zh_CN" w:bidi="zh_CN"/>
         </w:rPr>
       </w:r>
+      <w:r>
+        <w:rPr>
+          <w:lang w:val="zh_CN" w:bidi="zh_CN"/>
+        </w:rPr>
+        <w:t>ROM 15:9</w:t>
+      </w:r>
+      <w:r>
+        <w:rPr>
+          <w:lang w:val="zh_CN" w:bidi="zh_CN"/>
+        </w:rPr>
+        <w:t xml:space="preserve"> · </w:t>
+      </w:r>
+      <w:r>
+        <w:rPr>
+          <w:lang w:val="zh_CN" w:bidi="zh_CN"/>
+        </w:rPr>
+        <w:t>1CO 14:15</w:t>
+      </w:r>
+      <w:r>
+        <w:rPr>
+          <w:lang w:val="zh_CN" w:bidi="zh_CN"/>
+        </w:rPr>
+        <w:t xml:space="preserve"> · </w:t>
+      </w:r>
+      <w:r>
+        <w:rPr>
+          <w:lang w:val="zh_CN" w:bidi="zh_CN"/>
+        </w:rPr>
+        <w:t>1CO 14:15</w:t>
+      </w:r>
+      <w:r>
+        <w:rPr>
+          <w:lang w:val="zh_CN" w:bidi="zh_CN"/>
+        </w:rPr>
+        <w:t xml:space="preserve"> · </w:t>
+      </w:r>
+      <w:r>
+        <w:rPr>
+          <w:lang w:val="zh_CN" w:bidi="zh_CN"/>
+        </w:rPr>
+        <w:t>EPH 5:19</w:t>
+      </w:r>
+      <w:r>
+        <w:rPr>
+          <w:lang w:val="zh_CN" w:bidi="zh_CN"/>
+        </w:rPr>
+        <w:t xml:space="preserve"> · </w:t>
+      </w:r>
+      <w:r>
+        <w:rPr>
+          <w:lang w:val="zh_CN" w:bidi="zh_CN"/>
+        </w:rPr>
+        <w:t>JAS 5:13</w:t>
+      </w:r>
+      <w:r>
+        <w:rPr>
+          <w:lang w:val="zh_CN" w:bidi="zh_CN"/>
+        </w:rPr>
+      </w:r>
+      <w:r>
+        <w:rPr>
+          <w:lang w:val="zh_CN" w:bidi="zh_CN"/>
+        </w:rPr>
+      </w:r>
+    </w:p>
+    <w:p>
+      <w:pPr/>
+      <w:r>
+        <w:rPr>
+          <w:lang w:val="zh_CN" w:bidi="zh_CN"/>
+        </w:rPr>
+      </w:r>
+    </w:p>
+    <w:p>
+      <w:pPr>
+        <w:pStyle w:val="Heading2"/>
+      </w:pPr>
+      <w:r>
+        <w:rPr>
+          <w:lang w:val="zh_CN" w:bidi="zh_CN"/>
+        </w:rPr>
+        <w:t>ψαλμός</w:t>
+      </w:r>
+      <w:r>
+        <w:rPr>
+          <w:lang w:val="zh_CN" w:bidi="zh_CN"/>
+        </w:rPr>
+      </w:r>
+    </w:p>
+    <w:p>
+      <w:pPr>
+        <w:pStyle w:val="Heading1"/>
+      </w:pPr>
+      <w:r>
+        <w:rPr>
+          <w:lang w:val="zh_CN" w:bidi="zh_CN"/>
+        </w:rPr>
+        <w:t>ψαλμός</w:t>
+      </w:r>
+    </w:p>
+    <w:p>
+      <w:pPr/>
+      <w:r>
+        <w:rPr>
+          <w:lang w:val="zh_CN" w:bidi="zh_CN"/>
+        </w:rPr>
+      </w:r>
+      <w:r>
+        <w:rPr>
+          <w:lang w:val="zh_CN" w:bidi="zh_CN"/>
+        </w:rPr>
+        <w:t>ψαλμός</w:t>
+      </w:r>
+      <w:r>
+        <w:rPr>
+          <w:lang w:val="zh_CN" w:bidi="zh_CN"/>
+        </w:rPr>
+        <w:t xml:space="preserve"> (</w:t>
+      </w:r>
+      <w:r>
+        <w:rPr>
+          <w:lang w:val="zh_CN" w:bidi="zh_CN"/>
+        </w:rPr>
+        <w:t>G5568</w:t>
+      </w:r>
+      <w:r>
+        <w:rPr>
+          <w:lang w:val="zh_CN" w:bidi="zh_CN"/>
+        </w:rPr>
+        <w:t>)</w:t>
+      </w:r>
+    </w:p>
+    <w:p>
+      <w:pPr/>
+      <w:r>
+        <w:rPr>
+          <w:lang w:val="zh_CN" w:bidi="zh_CN"/>
+        </w:rPr>
+      </w:r>
+      <w:r>
+        <w:rPr>
+          <w:lang w:val="zh_CN" w:bidi="zh_CN"/>
+        </w:rPr>
+        <w:t xml:space="preserve">＜名＞＜阳＞ </w:t>
+      </w:r>
+      <w:r>
+        <w:rPr>
+          <w:lang w:val="zh_CN" w:bidi="zh_CN"/>
+        </w:rPr>
+        <w:t>|</w:t>
+      </w:r>
+      <w:r>
+        <w:rPr>
+          <w:lang w:val="zh_CN" w:bidi="zh_CN"/>
+        </w:rPr>
+        <w:t xml:space="preserve"> -οῦ </w:t>
+      </w:r>
+      <w:r>
+        <w:rPr>
+          <w:lang w:val="zh_CN" w:bidi="zh_CN"/>
+        </w:rPr>
+        <w:t>|</w:t>
+      </w:r>
+      <w:r>
+        <w:rPr>
+          <w:lang w:val="zh_CN" w:bidi="zh_CN"/>
+        </w:rPr>
+        <w:t xml:space="preserve"> </w:t>
+      </w:r>
+      <w:r>
+        <w:rPr>
+          <w:lang w:val="zh_CN" w:bidi="zh_CN"/>
+        </w:rPr>
+        <w:t>ψάλλω</w:t>
+      </w:r>
+    </w:p>
+    <w:p>
+      <w:pPr/>
+      <w:r>
+        <w:rPr>
+          <w:lang w:val="zh_CN" w:bidi="zh_CN"/>
+        </w:rPr>
+      </w:r>
+      <w:r>
+        <w:rPr>
+          <w:lang w:val="zh_CN" w:bidi="zh_CN"/>
+        </w:rPr>
+        <w:t>33.112</w:t>
+      </w:r>
+      <w:r>
+        <w:rPr>
+          <w:lang w:val="zh_CN" w:bidi="zh_CN"/>
+        </w:rPr>
+        <w:t xml:space="preserve"> · </w:t>
+      </w:r>
+      <w:r>
+        <w:rPr>
+          <w:lang w:val="zh_CN" w:bidi="zh_CN"/>
+        </w:rPr>
+        <w:t>沟通</w:t>
+      </w:r>
+      <w:r>
+        <w:rPr>
+          <w:lang w:val="zh_CN" w:bidi="zh_CN"/>
+        </w:rPr>
+        <w:t xml:space="preserve"> · </w:t>
+      </w:r>
+      <w:r>
+        <w:rPr>
+          <w:lang w:val="zh_CN" w:bidi="zh_CN"/>
+        </w:rPr>
+        <w:t>唱歌，唱哀歌</w:t>
+      </w:r>
+    </w:p>
+    <w:p>
+      <w:pPr/>
+      <w:r>
+        <w:rPr>
+          <w:lang w:val="zh_CN" w:bidi="zh_CN"/>
+        </w:rPr>
+      </w:r>
+      <w:r>
+        <w:rPr>
+          <w:lang w:val="zh_CN" w:bidi="zh_CN"/>
+        </w:rPr>
+        <w:t>诗篇;诗歌;诗章</w:t>
+      </w:r>
+      <w:r>
+        <w:rPr>
+          <w:lang w:val="zh_CN" w:bidi="zh_CN"/>
+        </w:rPr>
+        <w:t xml:space="preserve"> </w:t>
+      </w:r>
+      <w:r>
+        <w:rPr>
+          <w:lang w:val="zh_CN" w:bidi="zh_CN"/>
+        </w:rPr>
+        <w:t>诗篇(在新约中大概是指旧约的赞美诗)</w:t>
+      </w:r>
+    </w:p>
+    <w:p>
+      <w:pPr/>
+      <w:r>
+        <w:rPr>
+          <w:lang w:val="zh_CN" w:bidi="zh_CN"/>
+        </w:rPr>
+      </w:r>
+      <w:r>
+        <w:rPr>
+          <w:lang w:val="zh_CN" w:bidi="zh_CN"/>
+        </w:rPr>
+        <w:t>LUK 20:42</w:t>
+      </w:r>
+      <w:r>
+        <w:rPr>
+          <w:lang w:val="zh_CN" w:bidi="zh_CN"/>
+        </w:rPr>
+        <w:t xml:space="preserve"> · </w:t>
+      </w:r>
+      <w:r>
+        <w:rPr>
+          <w:lang w:val="zh_CN" w:bidi="zh_CN"/>
+        </w:rPr>
+        <w:t>LUK 24:44</w:t>
+      </w:r>
+      <w:r>
+        <w:rPr>
+          <w:lang w:val="zh_CN" w:bidi="zh_CN"/>
+        </w:rPr>
+        <w:t xml:space="preserve"> · </w:t>
+      </w:r>
+      <w:r>
+        <w:rPr>
+          <w:lang w:val="zh_CN" w:bidi="zh_CN"/>
+        </w:rPr>
+        <w:t>ACT 1:20</w:t>
+      </w:r>
+      <w:r>
+        <w:rPr>
+          <w:lang w:val="zh_CN" w:bidi="zh_CN"/>
+        </w:rPr>
+        <w:t xml:space="preserve"> · </w:t>
+      </w:r>
+      <w:r>
+        <w:rPr>
+          <w:lang w:val="zh_CN" w:bidi="zh_CN"/>
+        </w:rPr>
+        <w:t>ACT 13:33</w:t>
+      </w:r>
+      <w:r>
+        <w:rPr>
+          <w:lang w:val="zh_CN" w:bidi="zh_CN"/>
+        </w:rPr>
+        <w:t xml:space="preserve"> · </w:t>
+      </w:r>
+      <w:r>
+        <w:rPr>
+          <w:lang w:val="zh_CN" w:bidi="zh_CN"/>
+        </w:rPr>
+        <w:t>1CO 14:26</w:t>
+      </w:r>
+      <w:r>
+        <w:rPr>
+          <w:lang w:val="zh_CN" w:bidi="zh_CN"/>
+        </w:rPr>
+        <w:t xml:space="preserve"> · </w:t>
+      </w:r>
+      <w:r>
+        <w:rPr>
+          <w:lang w:val="zh_CN" w:bidi="zh_CN"/>
+        </w:rPr>
+        <w:t>EPH 5:19</w:t>
+      </w:r>
+      <w:r>
+        <w:rPr>
+          <w:lang w:val="zh_CN" w:bidi="zh_CN"/>
+        </w:rPr>
+        <w:t xml:space="preserve"> · </w:t>
+      </w:r>
+      <w:r>
+        <w:rPr>
+          <w:lang w:val="zh_CN" w:bidi="zh_CN"/>
+        </w:rPr>
+        <w:t>COL 3:16</w:t>
+      </w:r>
+      <w:r>
+        <w:rPr>
+          <w:lang w:val="zh_CN" w:bidi="zh_CN"/>
+        </w:rPr>
+      </w:r>
+      <w:r>
+        <w:rPr>
+          <w:lang w:val="zh_CN" w:bidi="zh_CN"/>
+        </w:rPr>
+      </w:r>
+    </w:p>
+    <w:p>
+      <w:pPr/>
+      <w:r>
+        <w:rPr>
+          <w:lang w:val="zh_CN" w:bidi="zh_CN"/>
+        </w:rPr>
+      </w:r>
+    </w:p>
+    <w:p>
+      <w:pPr>
+        <w:pStyle w:val="Heading2"/>
+      </w:pPr>
+      <w:r>
+        <w:rPr>
+          <w:lang w:val="zh_CN" w:bidi="zh_CN"/>
+        </w:rPr>
+        <w:t>ψευδάδελφος</w:t>
+      </w:r>
+      <w:r>
+        <w:rPr>
+          <w:lang w:val="zh_CN" w:bidi="zh_CN"/>
+        </w:rPr>
+      </w:r>
+    </w:p>
+    <w:p>
+      <w:pPr>
+        <w:pStyle w:val="Heading1"/>
+      </w:pPr>
+      <w:r>
+        <w:rPr>
+          <w:lang w:val="zh_CN" w:bidi="zh_CN"/>
+        </w:rPr>
+        <w:t>ψευδάδελφος</w:t>
+      </w:r>
+    </w:p>
+    <w:p>
+      <w:pPr/>
+      <w:r>
+        <w:rPr>
+          <w:lang w:val="zh_CN" w:bidi="zh_CN"/>
+        </w:rPr>
+      </w:r>
+      <w:r>
+        <w:rPr>
+          <w:lang w:val="zh_CN" w:bidi="zh_CN"/>
+        </w:rPr>
+        <w:t>ψευδάδελφος</w:t>
+      </w:r>
+      <w:r>
+        <w:rPr>
+          <w:lang w:val="zh_CN" w:bidi="zh_CN"/>
+        </w:rPr>
+        <w:t xml:space="preserve"> (</w:t>
+      </w:r>
+      <w:r>
+        <w:rPr>
+          <w:lang w:val="zh_CN" w:bidi="zh_CN"/>
+        </w:rPr>
+        <w:t>G5569</w:t>
+      </w:r>
+      <w:r>
+        <w:rPr>
+          <w:lang w:val="zh_CN" w:bidi="zh_CN"/>
+        </w:rPr>
+        <w:t>)</w:t>
+      </w:r>
+    </w:p>
+    <w:p>
+      <w:pPr/>
+      <w:r>
+        <w:rPr>
+          <w:lang w:val="zh_CN" w:bidi="zh_CN"/>
+        </w:rPr>
+      </w:r>
+      <w:r>
+        <w:rPr>
+          <w:lang w:val="zh_CN" w:bidi="zh_CN"/>
+        </w:rPr>
+        <w:t xml:space="preserve">＜名＞＜阳＞ </w:t>
+      </w:r>
+      <w:r>
+        <w:rPr>
+          <w:lang w:val="zh_CN" w:bidi="zh_CN"/>
+        </w:rPr>
+        <w:t>|</w:t>
+      </w:r>
+      <w:r>
+        <w:rPr>
+          <w:lang w:val="zh_CN" w:bidi="zh_CN"/>
+        </w:rPr>
+        <w:t xml:space="preserve"> -ου </w:t>
+      </w:r>
+      <w:r>
+        <w:rPr>
+          <w:lang w:val="zh_CN" w:bidi="zh_CN"/>
+        </w:rPr>
+        <w:t>|</w:t>
+      </w:r>
+      <w:r>
+        <w:rPr>
+          <w:lang w:val="zh_CN" w:bidi="zh_CN"/>
+        </w:rPr>
+        <w:t xml:space="preserve"> ψεύδομαι + ἀδελφός</w:t>
+      </w:r>
+    </w:p>
+    <w:p>
+      <w:pPr/>
+      <w:r>
+        <w:rPr>
+          <w:lang w:val="zh_CN" w:bidi="zh_CN"/>
+        </w:rPr>
+      </w:r>
+      <w:r>
+        <w:rPr>
+          <w:lang w:val="zh_CN" w:bidi="zh_CN"/>
+        </w:rPr>
+        <w:t>11.36</w:t>
+      </w:r>
+      <w:r>
+        <w:rPr>
+          <w:lang w:val="zh_CN" w:bidi="zh_CN"/>
+        </w:rPr>
+        <w:t xml:space="preserve"> · </w:t>
+      </w:r>
+      <w:r>
+        <w:rPr>
+          <w:lang w:val="zh_CN" w:bidi="zh_CN"/>
+        </w:rPr>
+        <w:t>人的群体和类别以及这些群体和类别的成员</w:t>
+      </w:r>
+      <w:r>
+        <w:rPr>
+          <w:lang w:val="zh_CN" w:bidi="zh_CN"/>
+        </w:rPr>
+        <w:t xml:space="preserve"> · </w:t>
+      </w:r>
+      <w:r>
+        <w:rPr>
+          <w:lang w:val="zh_CN" w:bidi="zh_CN"/>
+        </w:rPr>
+        <w:t>社会宗教的</w:t>
+      </w:r>
+    </w:p>
+    <w:p>
+      <w:pPr/>
+      <w:r>
+        <w:rPr>
+          <w:lang w:val="zh_CN" w:bidi="zh_CN"/>
+        </w:rPr>
+      </w:r>
+      <w:r>
+        <w:rPr>
+          <w:lang w:val="zh_CN" w:bidi="zh_CN"/>
+        </w:rPr>
+        <w:t>假弟兄;只是假装基督信徒的人</w:t>
+      </w:r>
+      <w:r>
+        <w:rPr>
+          <w:lang w:val="zh_CN" w:bidi="zh_CN"/>
+        </w:rPr>
+        <w:t xml:space="preserve"> </w:t>
+      </w:r>
+      <w:r>
+        <w:rPr>
+          <w:lang w:val="zh_CN" w:bidi="zh_CN"/>
+        </w:rPr>
+        <w:t xml:space="preserve">一个人假装是某个社会宗教团体的亲密成员,但其实不是(见 </w:t>
+      </w:r>
       <w:hyperlink r:id="rId15">
-        <w:r>
-          <w:rPr>
-            <w:lang w:val="zh_CN" w:bidi="zh_CN"/>
-          </w:rPr>
-          <w:rPr>
-            <w:color w:val="0000EE"/>
-            <w:u w:val="single"/>
-          </w:rPr>
-          <w:t>ROM 15:9</w:t>
-        </w:r>
-      </w:hyperlink>
-      <w:r>
-        <w:rPr>
-          <w:lang w:val="zh_CN" w:bidi="zh_CN"/>
-        </w:rPr>
-        <w:t xml:space="preserve"> · </w:t>
-      </w:r>
-      <w:hyperlink r:id="rId16">
-        <w:r>
-          <w:rPr>
-            <w:lang w:val="zh_CN" w:bidi="zh_CN"/>
-          </w:rPr>
-          <w:rPr>
-            <w:color w:val="0000EE"/>
-            <w:u w:val="single"/>
-          </w:rPr>
-          <w:t>1CO 14:15</w:t>
-        </w:r>
-      </w:hyperlink>
-      <w:r>
-        <w:rPr>
-          <w:lang w:val="zh_CN" w:bidi="zh_CN"/>
-        </w:rPr>
-        <w:t xml:space="preserve"> · </w:t>
-      </w:r>
-      <w:hyperlink r:id="rId16">
-        <w:r>
-          <w:rPr>
-            <w:lang w:val="zh_CN" w:bidi="zh_CN"/>
-          </w:rPr>
-          <w:rPr>
-            <w:color w:val="0000EE"/>
-            <w:u w:val="single"/>
-          </w:rPr>
-          <w:t>1CO 14:15</w:t>
-        </w:r>
-      </w:hyperlink>
-      <w:r>
-        <w:rPr>
-          <w:lang w:val="zh_CN" w:bidi="zh_CN"/>
-        </w:rPr>
-        <w:t xml:space="preserve"> · </w:t>
-      </w:r>
-      <w:hyperlink r:id="rId17">
-        <w:r>
-          <w:rPr>
-            <w:lang w:val="zh_CN" w:bidi="zh_CN"/>
-          </w:rPr>
-          <w:rPr>
-            <w:color w:val="0000EE"/>
-            <w:u w:val="single"/>
-          </w:rPr>
-          <w:t>EPH 5:19</w:t>
-        </w:r>
-      </w:hyperlink>
-      <w:r>
-        <w:rPr>
-          <w:lang w:val="zh_CN" w:bidi="zh_CN"/>
-        </w:rPr>
-        <w:t xml:space="preserve"> · </w:t>
-      </w:r>
-      <w:hyperlink r:id="rId18">
-        <w:r>
-          <w:rPr>
-            <w:lang w:val="zh_CN" w:bidi="zh_CN"/>
-          </w:rPr>
-          <w:rPr>
-            <w:color w:val="0000EE"/>
-            <w:u w:val="single"/>
-          </w:rPr>
-          <w:t>JAS 5:13</w:t>
-        </w:r>
-      </w:hyperlink>
-      <w:r>
-        <w:rPr>
-          <w:lang w:val="zh_CN" w:bidi="zh_CN"/>
-        </w:rPr>
-      </w:r>
-      <w:r>
-        <w:rPr>
-          <w:lang w:val="zh_CN" w:bidi="zh_CN"/>
-        </w:rPr>
-      </w:r>
-    </w:p>
-    <w:p>
-      <w:pPr/>
-      <w:r>
-        <w:rPr>
-          <w:lang w:val="zh_CN" w:bidi="zh_CN"/>
-        </w:rPr>
-      </w:r>
-    </w:p>
-    <w:p>
-      <w:pPr>
-        <w:pStyle w:val="Heading2"/>
-      </w:pPr>
-      <w:r>
-        <w:rPr>
-          <w:lang w:val="zh_CN" w:bidi="zh_CN"/>
-        </w:rPr>
-        <w:t>ψαλμός</w:t>
-      </w:r>
-      <w:r>
-        <w:rPr>
-          <w:lang w:val="zh_CN" w:bidi="zh_CN"/>
-        </w:rPr>
-      </w:r>
-    </w:p>
-    <w:p>
-      <w:pPr>
-        <w:pStyle w:val="Heading1"/>
-      </w:pPr>
-      <w:r>
-        <w:rPr>
-          <w:lang w:val="zh_CN" w:bidi="zh_CN"/>
-        </w:rPr>
-        <w:t>ψαλμός</w:t>
-      </w:r>
-    </w:p>
-    <w:p>
-      <w:pPr/>
-      <w:r>
-        <w:rPr>
-          <w:lang w:val="zh_CN" w:bidi="zh_CN"/>
-        </w:rPr>
-      </w:r>
-      <w:r>
-        <w:rPr>
-          <w:lang w:val="zh_CN" w:bidi="zh_CN"/>
-        </w:rPr>
-        <w:t>ψαλμός</w:t>
-      </w:r>
-      <w:r>
-        <w:rPr>
-          <w:lang w:val="zh_CN" w:bidi="zh_CN"/>
-        </w:rPr>
-        <w:t xml:space="preserve"> (</w:t>
-      </w:r>
-      <w:r>
-        <w:rPr>
-          <w:lang w:val="zh_CN" w:bidi="zh_CN"/>
-        </w:rPr>
-        <w:t>G5568</w:t>
-      </w:r>
-      <w:r>
-        <w:rPr>
-          <w:lang w:val="zh_CN" w:bidi="zh_CN"/>
-        </w:rPr>
-        <w:t>)</w:t>
-      </w:r>
-    </w:p>
-    <w:p>
-      <w:pPr/>
-      <w:r>
-        <w:rPr>
-          <w:lang w:val="zh_CN" w:bidi="zh_CN"/>
-        </w:rPr>
-      </w:r>
-      <w:r>
-        <w:rPr>
-          <w:lang w:val="zh_CN" w:bidi="zh_CN"/>
-        </w:rPr>
-        <w:t xml:space="preserve">＜名＞＜阳＞ </w:t>
-      </w:r>
-      <w:r>
-        <w:rPr>
-          <w:lang w:val="zh_CN" w:bidi="zh_CN"/>
-        </w:rPr>
-        <w:t>|</w:t>
-      </w:r>
-      <w:r>
-        <w:rPr>
-          <w:lang w:val="zh_CN" w:bidi="zh_CN"/>
-        </w:rPr>
-        <w:t xml:space="preserve"> -οῦ </w:t>
-      </w:r>
-      <w:r>
-        <w:rPr>
-          <w:lang w:val="zh_CN" w:bidi="zh_CN"/>
-        </w:rPr>
-        <w:t>|</w:t>
-      </w:r>
-      <w:r>
-        <w:rPr>
-          <w:lang w:val="zh_CN" w:bidi="zh_CN"/>
-        </w:rPr>
-        <w:t xml:space="preserve"> </w:t>
-      </w:r>
-      <w:r>
-        <w:rPr>
-          <w:lang w:val="zh_CN" w:bidi="zh_CN"/>
-        </w:rPr>
-        <w:t>ψάλλω</w:t>
-      </w:r>
-    </w:p>
-    <w:p>
-      <w:pPr/>
-      <w:r>
-        <w:rPr>
-          <w:lang w:val="zh_CN" w:bidi="zh_CN"/>
-        </w:rPr>
-      </w:r>
-      <w:r>
-        <w:rPr>
-          <w:lang w:val="zh_CN" w:bidi="zh_CN"/>
-        </w:rPr>
-        <w:t>33.112</w:t>
-      </w:r>
-      <w:r>
-        <w:rPr>
-          <w:lang w:val="zh_CN" w:bidi="zh_CN"/>
-        </w:rPr>
-        <w:t xml:space="preserve"> · </w:t>
-      </w:r>
-      <w:r>
-        <w:rPr>
-          <w:lang w:val="zh_CN" w:bidi="zh_CN"/>
-        </w:rPr>
-        <w:t>沟通</w:t>
-      </w:r>
-      <w:r>
-        <w:rPr>
-          <w:lang w:val="zh_CN" w:bidi="zh_CN"/>
-        </w:rPr>
-        <w:t xml:space="preserve"> · </w:t>
-      </w:r>
-      <w:r>
-        <w:rPr>
-          <w:lang w:val="zh_CN" w:bidi="zh_CN"/>
-        </w:rPr>
-        <w:t>唱歌，唱哀歌</w:t>
-      </w:r>
-    </w:p>
-    <w:p>
-      <w:pPr/>
-      <w:r>
-        <w:rPr>
-          <w:lang w:val="zh_CN" w:bidi="zh_CN"/>
-        </w:rPr>
-      </w:r>
-      <w:r>
-        <w:rPr>
-          <w:lang w:val="zh_CN" w:bidi="zh_CN"/>
-        </w:rPr>
-        <w:t>诗篇;诗歌;诗章</w:t>
-      </w:r>
-      <w:r>
-        <w:rPr>
-          <w:lang w:val="zh_CN" w:bidi="zh_CN"/>
-        </w:rPr>
-        <w:t xml:space="preserve"> </w:t>
-      </w:r>
-      <w:r>
-        <w:rPr>
-          <w:lang w:val="zh_CN" w:bidi="zh_CN"/>
-        </w:rPr>
-        <w:t>诗篇(在新约中大概是指旧约的赞美诗)</w:t>
-      </w:r>
-    </w:p>
-    <w:p>
-      <w:pPr/>
-      <w:r>
-        <w:rPr>
-          <w:lang w:val="zh_CN" w:bidi="zh_CN"/>
-        </w:rPr>
-      </w:r>
-      <w:hyperlink r:id="rId19">
-        <w:r>
-          <w:rPr>
-            <w:lang w:val="zh_CN" w:bidi="zh_CN"/>
-          </w:rPr>
-          <w:rPr>
-            <w:color w:val="0000EE"/>
-            <w:u w:val="single"/>
-          </w:rPr>
-          <w:t>LUK 20:42</w:t>
-        </w:r>
-      </w:hyperlink>
-      <w:r>
-        <w:rPr>
-          <w:lang w:val="zh_CN" w:bidi="zh_CN"/>
-        </w:rPr>
-        <w:t xml:space="preserve"> · </w:t>
-      </w:r>
-      <w:hyperlink r:id="rId20">
-        <w:r>
-          <w:rPr>
-            <w:lang w:val="zh_CN" w:bidi="zh_CN"/>
-          </w:rPr>
-          <w:rPr>
-            <w:color w:val="0000EE"/>
-            <w:u w:val="single"/>
-          </w:rPr>
-          <w:t>LUK 24:44</w:t>
-        </w:r>
-      </w:hyperlink>
-      <w:r>
-        <w:rPr>
-          <w:lang w:val="zh_CN" w:bidi="zh_CN"/>
-        </w:rPr>
-        <w:t xml:space="preserve"> · </w:t>
-      </w:r>
-      <w:hyperlink r:id="rId21">
-        <w:r>
-          <w:rPr>
-            <w:lang w:val="zh_CN" w:bidi="zh_CN"/>
-          </w:rPr>
-          <w:rPr>
-            <w:color w:val="0000EE"/>
-            <w:u w:val="single"/>
-          </w:rPr>
-          <w:t>ACT 1:20</w:t>
-        </w:r>
-      </w:hyperlink>
-      <w:r>
-        <w:rPr>
-          <w:lang w:val="zh_CN" w:bidi="zh_CN"/>
-        </w:rPr>
-        <w:t xml:space="preserve"> · </w:t>
-      </w:r>
-      <w:hyperlink r:id="rId22">
-        <w:r>
-          <w:rPr>
-            <w:lang w:val="zh_CN" w:bidi="zh_CN"/>
-          </w:rPr>
-          <w:rPr>
-            <w:color w:val="0000EE"/>
-            <w:u w:val="single"/>
-          </w:rPr>
-          <w:t>ACT 13:33</w:t>
-        </w:r>
-      </w:hyperlink>
-      <w:r>
-        <w:rPr>
-          <w:lang w:val="zh_CN" w:bidi="zh_CN"/>
-        </w:rPr>
-        <w:t xml:space="preserve"> · </w:t>
-      </w:r>
-      <w:hyperlink r:id="rId23">
-        <w:r>
-          <w:rPr>
-            <w:lang w:val="zh_CN" w:bidi="zh_CN"/>
-          </w:rPr>
-          <w:rPr>
-            <w:color w:val="0000EE"/>
-            <w:u w:val="single"/>
-          </w:rPr>
-          <w:t>1CO 14:26</w:t>
-        </w:r>
-      </w:hyperlink>
-      <w:r>
-        <w:rPr>
-          <w:lang w:val="zh_CN" w:bidi="zh_CN"/>
-        </w:rPr>
-        <w:t xml:space="preserve"> · </w:t>
-      </w:r>
-      <w:hyperlink r:id="rId17">
-        <w:r>
-          <w:rPr>
-            <w:lang w:val="zh_CN" w:bidi="zh_CN"/>
-          </w:rPr>
-          <w:rPr>
-            <w:color w:val="0000EE"/>
-            <w:u w:val="single"/>
-          </w:rPr>
-          <w:t>EPH 5:19</w:t>
-        </w:r>
-      </w:hyperlink>
-      <w:r>
-        <w:rPr>
-          <w:lang w:val="zh_CN" w:bidi="zh_CN"/>
-        </w:rPr>
-        <w:t xml:space="preserve"> · </w:t>
-      </w:r>
-      <w:hyperlink r:id="rId24">
-        <w:r>
-          <w:rPr>
-            <w:lang w:val="zh_CN" w:bidi="zh_CN"/>
-          </w:rPr>
-          <w:rPr>
-            <w:color w:val="0000EE"/>
-            <w:u w:val="single"/>
-          </w:rPr>
-          <w:t>COL 3:16</w:t>
-        </w:r>
-      </w:hyperlink>
-      <w:r>
-        <w:rPr>
-          <w:lang w:val="zh_CN" w:bidi="zh_CN"/>
-        </w:rPr>
-      </w:r>
-      <w:r>
-        <w:rPr>
-          <w:lang w:val="zh_CN" w:bidi="zh_CN"/>
-        </w:rPr>
-      </w:r>
-    </w:p>
-    <w:p>
-      <w:pPr/>
-      <w:r>
-        <w:rPr>
-          <w:lang w:val="zh_CN" w:bidi="zh_CN"/>
-        </w:rPr>
-      </w:r>
-    </w:p>
-    <w:p>
-      <w:pPr>
-        <w:pStyle w:val="Heading2"/>
-      </w:pPr>
-      <w:r>
-        <w:rPr>
-          <w:lang w:val="zh_CN" w:bidi="zh_CN"/>
-        </w:rPr>
-        <w:t>ψευδάδελφος</w:t>
-      </w:r>
-      <w:r>
-        <w:rPr>
-          <w:lang w:val="zh_CN" w:bidi="zh_CN"/>
-        </w:rPr>
-      </w:r>
-    </w:p>
-    <w:p>
-      <w:pPr>
-        <w:pStyle w:val="Heading1"/>
-      </w:pPr>
-      <w:r>
-        <w:rPr>
-          <w:lang w:val="zh_CN" w:bidi="zh_CN"/>
-        </w:rPr>
-        <w:t>ψευδάδελφος</w:t>
-      </w:r>
-    </w:p>
-    <w:p>
-      <w:pPr/>
-      <w:r>
-        <w:rPr>
-          <w:lang w:val="zh_CN" w:bidi="zh_CN"/>
-        </w:rPr>
-      </w:r>
-      <w:r>
-        <w:rPr>
-          <w:lang w:val="zh_CN" w:bidi="zh_CN"/>
-        </w:rPr>
-        <w:t>ψευδάδελφος</w:t>
-      </w:r>
-      <w:r>
-        <w:rPr>
-          <w:lang w:val="zh_CN" w:bidi="zh_CN"/>
-        </w:rPr>
-        <w:t xml:space="preserve"> (</w:t>
-      </w:r>
-      <w:r>
-        <w:rPr>
-          <w:lang w:val="zh_CN" w:bidi="zh_CN"/>
-        </w:rPr>
-        <w:t>G5569</w:t>
-      </w:r>
-      <w:r>
-        <w:rPr>
-          <w:lang w:val="zh_CN" w:bidi="zh_CN"/>
-        </w:rPr>
-        <w:t>)</w:t>
-      </w:r>
-    </w:p>
-    <w:p>
-      <w:pPr/>
-      <w:r>
-        <w:rPr>
-          <w:lang w:val="zh_CN" w:bidi="zh_CN"/>
-        </w:rPr>
-      </w:r>
-      <w:r>
-        <w:rPr>
-          <w:lang w:val="zh_CN" w:bidi="zh_CN"/>
-        </w:rPr>
-        <w:t xml:space="preserve">＜名＞＜阳＞ </w:t>
-      </w:r>
-      <w:r>
-        <w:rPr>
-          <w:lang w:val="zh_CN" w:bidi="zh_CN"/>
-        </w:rPr>
-        <w:t>|</w:t>
-      </w:r>
-      <w:r>
-        <w:rPr>
-          <w:lang w:val="zh_CN" w:bidi="zh_CN"/>
-        </w:rPr>
-        <w:t xml:space="preserve"> -ου </w:t>
-      </w:r>
-      <w:r>
-        <w:rPr>
-          <w:lang w:val="zh_CN" w:bidi="zh_CN"/>
-        </w:rPr>
-        <w:t>|</w:t>
-      </w:r>
-      <w:r>
-        <w:rPr>
-          <w:lang w:val="zh_CN" w:bidi="zh_CN"/>
-        </w:rPr>
-        <w:t xml:space="preserve"> ψεύδομαι + ἀδελφός</w:t>
-      </w:r>
-    </w:p>
-    <w:p>
-      <w:pPr/>
-      <w:r>
-        <w:rPr>
-          <w:lang w:val="zh_CN" w:bidi="zh_CN"/>
-        </w:rPr>
-      </w:r>
-      <w:r>
-        <w:rPr>
-          <w:lang w:val="zh_CN" w:bidi="zh_CN"/>
-        </w:rPr>
-        <w:t>11.36</w:t>
-      </w:r>
-      <w:r>
-        <w:rPr>
-          <w:lang w:val="zh_CN" w:bidi="zh_CN"/>
-        </w:rPr>
-        <w:t xml:space="preserve"> · </w:t>
-      </w:r>
-      <w:r>
-        <w:rPr>
-          <w:lang w:val="zh_CN" w:bidi="zh_CN"/>
-        </w:rPr>
-        <w:t>人的群体和类别以及这些群体和类别的成员</w:t>
-      </w:r>
-      <w:r>
-        <w:rPr>
-          <w:lang w:val="zh_CN" w:bidi="zh_CN"/>
-        </w:rPr>
-        <w:t xml:space="preserve"> · </w:t>
-      </w:r>
-      <w:r>
-        <w:rPr>
-          <w:lang w:val="zh_CN" w:bidi="zh_CN"/>
-        </w:rPr>
-        <w:t>社会宗教的</w:t>
-      </w:r>
-    </w:p>
-    <w:p>
-      <w:pPr/>
-      <w:r>
-        <w:rPr>
-          <w:lang w:val="zh_CN" w:bidi="zh_CN"/>
-        </w:rPr>
-      </w:r>
-      <w:r>
-        <w:rPr>
-          <w:lang w:val="zh_CN" w:bidi="zh_CN"/>
-        </w:rPr>
-        <w:t>假弟兄;只是假装基督信徒的人</w:t>
-      </w:r>
-      <w:r>
-        <w:rPr>
-          <w:lang w:val="zh_CN" w:bidi="zh_CN"/>
-        </w:rPr>
-        <w:t xml:space="preserve"> </w:t>
-      </w:r>
-      <w:r>
-        <w:rPr>
-          <w:lang w:val="zh_CN" w:bidi="zh_CN"/>
-        </w:rPr>
-        <w:t xml:space="preserve">一个人假装是某个社会宗教团体的亲密成员,但其实不是(见 </w:t>
-      </w:r>
-      <w:hyperlink r:id="rId25">
         <w:r>
           <w:rPr>
             <w:lang w:val="zh_CN" w:bidi="zh_CN"/>
@@ -979,7 +907,7 @@
         </w:rPr>
         <w:t>,</w:t>
       </w:r>
-      <w:hyperlink r:id="rId26">
+      <w:hyperlink r:id="rId16">
         <w:r>
           <w:rPr>
             <w:lang w:val="zh_CN" w:bidi="zh_CN"/>
@@ -997,7 +925,7 @@
         </w:rPr>
         <w:t xml:space="preserve"> 和 </w:t>
       </w:r>
-      <w:hyperlink r:id="rId27">
+      <w:hyperlink r:id="rId17">
         <w:r>
           <w:rPr>
             <w:lang w:val="zh_CN" w:bidi="zh_CN"/>
@@ -1035,36 +963,24 @@
           <w:lang w:val="zh_CN" w:bidi="zh_CN"/>
         </w:rPr>
       </w:r>
-      <w:hyperlink r:id="rId28">
-        <w:r>
-          <w:rPr>
-            <w:lang w:val="zh_CN" w:bidi="zh_CN"/>
-          </w:rPr>
-          <w:rPr>
-            <w:color w:val="0000EE"/>
-            <w:u w:val="single"/>
-          </w:rPr>
-          <w:t>2CO 11:26</w:t>
-        </w:r>
-      </w:hyperlink>
-      <w:r>
-        <w:rPr>
-          <w:lang w:val="zh_CN" w:bidi="zh_CN"/>
-        </w:rPr>
-        <w:t xml:space="preserve"> · </w:t>
-      </w:r>
-      <w:hyperlink r:id="rId29">
-        <w:r>
-          <w:rPr>
-            <w:lang w:val="zh_CN" w:bidi="zh_CN"/>
-          </w:rPr>
-          <w:rPr>
-            <w:color w:val="0000EE"/>
-            <w:u w:val="single"/>
-          </w:rPr>
-          <w:t>GAL 2:4</w:t>
-        </w:r>
-      </w:hyperlink>
+      <w:r>
+        <w:rPr>
+          <w:lang w:val="zh_CN" w:bidi="zh_CN"/>
+        </w:rPr>
+        <w:t>2CO 11:26</w:t>
+      </w:r>
+      <w:r>
+        <w:rPr>
+          <w:lang w:val="zh_CN" w:bidi="zh_CN"/>
+        </w:rPr>
+        <w:t xml:space="preserve"> · </w:t>
+      </w:r>
+      <w:r>
+        <w:rPr>
+          <w:lang w:val="zh_CN" w:bidi="zh_CN"/>
+        </w:rPr>
+        <w:t>GAL 2:4</w:t>
+      </w:r>
       <w:r>
         <w:rPr>
           <w:lang w:val="zh_CN" w:bidi="zh_CN"/>
@@ -1252,18 +1168,12 @@
           <w:lang w:val="zh_CN" w:bidi="zh_CN"/>
         </w:rPr>
       </w:r>
-      <w:hyperlink r:id="rId30">
-        <w:r>
-          <w:rPr>
-            <w:lang w:val="zh_CN" w:bidi="zh_CN"/>
-          </w:rPr>
-          <w:rPr>
-            <w:color w:val="0000EE"/>
-            <w:u w:val="single"/>
-          </w:rPr>
-          <w:t>2CO 11:13</w:t>
-        </w:r>
-      </w:hyperlink>
+      <w:r>
+        <w:rPr>
+          <w:lang w:val="zh_CN" w:bidi="zh_CN"/>
+        </w:rPr>
+        <w:t>2CO 11:13</w:t>
+      </w:r>
       <w:r>
         <w:rPr>
           <w:lang w:val="zh_CN" w:bidi="zh_CN"/>
@@ -1461,7 +1371,7 @@
         </w:rPr>
         <w:t>“说谎”</w:t>
       </w:r>
-      <w:hyperlink r:id="rId31">
+      <w:hyperlink r:id="rId18">
         <w:r>
           <w:rPr>
             <w:lang w:val="zh_CN" w:bidi="zh_CN"/>
@@ -1499,54 +1409,36 @@
           <w:lang w:val="zh_CN" w:bidi="zh_CN"/>
         </w:rPr>
       </w:r>
-      <w:hyperlink r:id="rId32">
-        <w:r>
-          <w:rPr>
-            <w:lang w:val="zh_CN" w:bidi="zh_CN"/>
-          </w:rPr>
-          <w:rPr>
-            <w:color w:val="0000EE"/>
-            <w:u w:val="single"/>
-          </w:rPr>
-          <w:t>ACT 6:13</w:t>
-        </w:r>
-      </w:hyperlink>
-      <w:r>
-        <w:rPr>
-          <w:lang w:val="zh_CN" w:bidi="zh_CN"/>
-        </w:rPr>
-        <w:t xml:space="preserve"> · </w:t>
-      </w:r>
-      <w:hyperlink r:id="rId33">
-        <w:r>
-          <w:rPr>
-            <w:lang w:val="zh_CN" w:bidi="zh_CN"/>
-          </w:rPr>
-          <w:rPr>
-            <w:color w:val="0000EE"/>
-            <w:u w:val="single"/>
-          </w:rPr>
-          <w:t>REV 2:2</w:t>
-        </w:r>
-      </w:hyperlink>
-      <w:r>
-        <w:rPr>
-          <w:lang w:val="zh_CN" w:bidi="zh_CN"/>
-        </w:rPr>
-        <w:t xml:space="preserve"> · </w:t>
-      </w:r>
-      <w:hyperlink r:id="rId34">
-        <w:r>
-          <w:rPr>
-            <w:lang w:val="zh_CN" w:bidi="zh_CN"/>
-          </w:rPr>
-          <w:rPr>
-            <w:color w:val="0000EE"/>
-            <w:u w:val="single"/>
-          </w:rPr>
-          <w:t>REV 21:8</w:t>
-        </w:r>
-      </w:hyperlink>
+      <w:r>
+        <w:rPr>
+          <w:lang w:val="zh_CN" w:bidi="zh_CN"/>
+        </w:rPr>
+        <w:t>ACT 6:13</w:t>
+      </w:r>
+      <w:r>
+        <w:rPr>
+          <w:lang w:val="zh_CN" w:bidi="zh_CN"/>
+        </w:rPr>
+        <w:t xml:space="preserve"> · </w:t>
+      </w:r>
+      <w:r>
+        <w:rPr>
+          <w:lang w:val="zh_CN" w:bidi="zh_CN"/>
+        </w:rPr>
+        <w:t>REV 2:2</w:t>
+      </w:r>
+      <w:r>
+        <w:rPr>
+          <w:lang w:val="zh_CN" w:bidi="zh_CN"/>
+        </w:rPr>
+        <w:t xml:space="preserve"> · </w:t>
+      </w:r>
+      <w:r>
+        <w:rPr>
+          <w:lang w:val="zh_CN" w:bidi="zh_CN"/>
+        </w:rPr>
+        <w:t>REV 21:8</w:t>
+      </w:r>
       <w:r>
         <w:rPr>
           <w:lang w:val="zh_CN" w:bidi="zh_CN"/>
@@ -1746,18 +1638,12 @@
           <w:lang w:val="zh_CN" w:bidi="zh_CN"/>
         </w:rPr>
       </w:r>
-      <w:hyperlink r:id="rId35">
-        <w:r>
-          <w:rPr>
-            <w:lang w:val="zh_CN" w:bidi="zh_CN"/>
-          </w:rPr>
-          <w:rPr>
-            <w:color w:val="0000EE"/>
-            <w:u w:val="single"/>
-          </w:rPr>
-          <w:t>2PE 2:1</w:t>
-        </w:r>
-      </w:hyperlink>
+      <w:r>
+        <w:rPr>
+          <w:lang w:val="zh_CN" w:bidi="zh_CN"/>
+        </w:rPr>
+        <w:t>2PE 2:1</w:t>
+      </w:r>
       <w:r>
         <w:rPr>
           <w:lang w:val="zh_CN" w:bidi="zh_CN"/>
@@ -1957,18 +1843,12 @@
           <w:lang w:val="zh_CN" w:bidi="zh_CN"/>
         </w:rPr>
       </w:r>
-      <w:hyperlink r:id="rId36">
-        <w:r>
-          <w:rPr>
-            <w:lang w:val="zh_CN" w:bidi="zh_CN"/>
-          </w:rPr>
-          <w:rPr>
-            <w:color w:val="0000EE"/>
-            <w:u w:val="single"/>
-          </w:rPr>
-          <w:t>1TI 4:2</w:t>
-        </w:r>
-      </w:hyperlink>
+      <w:r>
+        <w:rPr>
+          <w:lang w:val="zh_CN" w:bidi="zh_CN"/>
+        </w:rPr>
+        <w:t>1TI 4:2</w:t>
+      </w:r>
       <w:r>
         <w:rPr>
           <w:lang w:val="zh_CN" w:bidi="zh_CN"/>
@@ -2330,216 +2210,144 @@
           <w:lang w:val="zh_CN" w:bidi="zh_CN"/>
         </w:rPr>
       </w:r>
-      <w:hyperlink r:id="rId37">
-        <w:r>
-          <w:rPr>
-            <w:lang w:val="zh_CN" w:bidi="zh_CN"/>
-          </w:rPr>
-          <w:rPr>
-            <w:color w:val="0000EE"/>
-            <w:u w:val="single"/>
-          </w:rPr>
-          <w:t>MAT 5:11</w:t>
-        </w:r>
-      </w:hyperlink>
-      <w:r>
-        <w:rPr>
-          <w:lang w:val="zh_CN" w:bidi="zh_CN"/>
-        </w:rPr>
-        <w:t xml:space="preserve"> · </w:t>
-      </w:r>
-      <w:hyperlink r:id="rId38">
-        <w:r>
-          <w:rPr>
-            <w:lang w:val="zh_CN" w:bidi="zh_CN"/>
-          </w:rPr>
-          <w:rPr>
-            <w:color w:val="0000EE"/>
-            <w:u w:val="single"/>
-          </w:rPr>
-          <w:t>ACT 5:3</w:t>
-        </w:r>
-      </w:hyperlink>
-      <w:r>
-        <w:rPr>
-          <w:lang w:val="zh_CN" w:bidi="zh_CN"/>
-        </w:rPr>
-        <w:t xml:space="preserve"> · </w:t>
-      </w:r>
-      <w:hyperlink r:id="rId39">
-        <w:r>
-          <w:rPr>
-            <w:lang w:val="zh_CN" w:bidi="zh_CN"/>
-          </w:rPr>
-          <w:rPr>
-            <w:color w:val="0000EE"/>
-            <w:u w:val="single"/>
-          </w:rPr>
-          <w:t>ACT 5:4</w:t>
-        </w:r>
-      </w:hyperlink>
-      <w:r>
-        <w:rPr>
-          <w:lang w:val="zh_CN" w:bidi="zh_CN"/>
-        </w:rPr>
-        <w:t xml:space="preserve"> · </w:t>
-      </w:r>
-      <w:hyperlink r:id="rId40">
-        <w:r>
-          <w:rPr>
-            <w:lang w:val="zh_CN" w:bidi="zh_CN"/>
-          </w:rPr>
-          <w:rPr>
-            <w:color w:val="0000EE"/>
-            <w:u w:val="single"/>
-          </w:rPr>
-          <w:t>ROM 9:1</w:t>
-        </w:r>
-      </w:hyperlink>
-      <w:r>
-        <w:rPr>
-          <w:lang w:val="zh_CN" w:bidi="zh_CN"/>
-        </w:rPr>
-        <w:t xml:space="preserve"> · </w:t>
-      </w:r>
-      <w:hyperlink r:id="rId41">
-        <w:r>
-          <w:rPr>
-            <w:lang w:val="zh_CN" w:bidi="zh_CN"/>
-          </w:rPr>
-          <w:rPr>
-            <w:color w:val="0000EE"/>
-            <w:u w:val="single"/>
-          </w:rPr>
-          <w:t>2CO 11:31</w:t>
-        </w:r>
-      </w:hyperlink>
-      <w:r>
-        <w:rPr>
-          <w:lang w:val="zh_CN" w:bidi="zh_CN"/>
-        </w:rPr>
-        <w:t xml:space="preserve"> · </w:t>
-      </w:r>
-      <w:hyperlink r:id="rId42">
-        <w:r>
-          <w:rPr>
-            <w:lang w:val="zh_CN" w:bidi="zh_CN"/>
-          </w:rPr>
-          <w:rPr>
-            <w:color w:val="0000EE"/>
-            <w:u w:val="single"/>
-          </w:rPr>
-          <w:t>GAL 1:20</w:t>
-        </w:r>
-      </w:hyperlink>
-      <w:r>
-        <w:rPr>
-          <w:lang w:val="zh_CN" w:bidi="zh_CN"/>
-        </w:rPr>
-        <w:t xml:space="preserve"> · </w:t>
-      </w:r>
-      <w:hyperlink r:id="rId43">
-        <w:r>
-          <w:rPr>
-            <w:lang w:val="zh_CN" w:bidi="zh_CN"/>
-          </w:rPr>
-          <w:rPr>
-            <w:color w:val="0000EE"/>
-            <w:u w:val="single"/>
-          </w:rPr>
-          <w:t>COL 3:9</w:t>
-        </w:r>
-      </w:hyperlink>
-      <w:r>
-        <w:rPr>
-          <w:lang w:val="zh_CN" w:bidi="zh_CN"/>
-        </w:rPr>
-        <w:t xml:space="preserve"> · </w:t>
-      </w:r>
-      <w:hyperlink r:id="rId44">
-        <w:r>
-          <w:rPr>
-            <w:lang w:val="zh_CN" w:bidi="zh_CN"/>
-          </w:rPr>
-          <w:rPr>
-            <w:color w:val="0000EE"/>
-            <w:u w:val="single"/>
-          </w:rPr>
-          <w:t>1TI 2:7</w:t>
-        </w:r>
-      </w:hyperlink>
-      <w:r>
-        <w:rPr>
-          <w:lang w:val="zh_CN" w:bidi="zh_CN"/>
-        </w:rPr>
-        <w:t xml:space="preserve"> · </w:t>
-      </w:r>
-      <w:hyperlink r:id="rId45">
-        <w:r>
-          <w:rPr>
-            <w:lang w:val="zh_CN" w:bidi="zh_CN"/>
-          </w:rPr>
-          <w:rPr>
-            <w:color w:val="0000EE"/>
-            <w:u w:val="single"/>
-          </w:rPr>
-          <w:t>HEB 6:18</w:t>
-        </w:r>
-      </w:hyperlink>
-      <w:r>
-        <w:rPr>
-          <w:lang w:val="zh_CN" w:bidi="zh_CN"/>
-        </w:rPr>
-        <w:t xml:space="preserve"> · </w:t>
-      </w:r>
-      <w:hyperlink r:id="rId46">
-        <w:r>
-          <w:rPr>
-            <w:lang w:val="zh_CN" w:bidi="zh_CN"/>
-          </w:rPr>
-          <w:rPr>
-            <w:color w:val="0000EE"/>
-            <w:u w:val="single"/>
-          </w:rPr>
-          <w:t>JAS 3:14</w:t>
-        </w:r>
-      </w:hyperlink>
-      <w:r>
-        <w:rPr>
-          <w:lang w:val="zh_CN" w:bidi="zh_CN"/>
-        </w:rPr>
-        <w:t xml:space="preserve"> · </w:t>
-      </w:r>
-      <w:hyperlink r:id="rId47">
-        <w:r>
-          <w:rPr>
-            <w:lang w:val="zh_CN" w:bidi="zh_CN"/>
-          </w:rPr>
-          <w:rPr>
-            <w:color w:val="0000EE"/>
-            <w:u w:val="single"/>
-          </w:rPr>
-          <w:t>1JN 1:6</w:t>
-        </w:r>
-      </w:hyperlink>
-      <w:r>
-        <w:rPr>
-          <w:lang w:val="zh_CN" w:bidi="zh_CN"/>
-        </w:rPr>
-        <w:t xml:space="preserve"> · </w:t>
-      </w:r>
-      <w:hyperlink r:id="rId48">
-        <w:r>
-          <w:rPr>
-            <w:lang w:val="zh_CN" w:bidi="zh_CN"/>
-          </w:rPr>
-          <w:rPr>
-            <w:color w:val="0000EE"/>
-            <w:u w:val="single"/>
-          </w:rPr>
-          <w:t>REV 3:9</w:t>
-        </w:r>
-      </w:hyperlink>
+      <w:r>
+        <w:rPr>
+          <w:lang w:val="zh_CN" w:bidi="zh_CN"/>
+        </w:rPr>
+        <w:t>MAT 5:11</w:t>
+      </w:r>
+      <w:r>
+        <w:rPr>
+          <w:lang w:val="zh_CN" w:bidi="zh_CN"/>
+        </w:rPr>
+        <w:t xml:space="preserve"> · </w:t>
+      </w:r>
+      <w:r>
+        <w:rPr>
+          <w:lang w:val="zh_CN" w:bidi="zh_CN"/>
+        </w:rPr>
+        <w:t>ACT 5:3</w:t>
+      </w:r>
+      <w:r>
+        <w:rPr>
+          <w:lang w:val="zh_CN" w:bidi="zh_CN"/>
+        </w:rPr>
+        <w:t xml:space="preserve"> · </w:t>
+      </w:r>
+      <w:r>
+        <w:rPr>
+          <w:lang w:val="zh_CN" w:bidi="zh_CN"/>
+        </w:rPr>
+        <w:t>ACT 5:4</w:t>
+      </w:r>
+      <w:r>
+        <w:rPr>
+          <w:lang w:val="zh_CN" w:bidi="zh_CN"/>
+        </w:rPr>
+        <w:t xml:space="preserve"> · </w:t>
+      </w:r>
+      <w:r>
+        <w:rPr>
+          <w:lang w:val="zh_CN" w:bidi="zh_CN"/>
+        </w:rPr>
+        <w:t>ROM 9:1</w:t>
+      </w:r>
+      <w:r>
+        <w:rPr>
+          <w:lang w:val="zh_CN" w:bidi="zh_CN"/>
+        </w:rPr>
+        <w:t xml:space="preserve"> · </w:t>
+      </w:r>
+      <w:r>
+        <w:rPr>
+          <w:lang w:val="zh_CN" w:bidi="zh_CN"/>
+        </w:rPr>
+        <w:t>2CO 11:31</w:t>
+      </w:r>
+      <w:r>
+        <w:rPr>
+          <w:lang w:val="zh_CN" w:bidi="zh_CN"/>
+        </w:rPr>
+        <w:t xml:space="preserve"> · </w:t>
+      </w:r>
+      <w:r>
+        <w:rPr>
+          <w:lang w:val="zh_CN" w:bidi="zh_CN"/>
+        </w:rPr>
+        <w:t>GAL 1:20</w:t>
+      </w:r>
+      <w:r>
+        <w:rPr>
+          <w:lang w:val="zh_CN" w:bidi="zh_CN"/>
+        </w:rPr>
+        <w:t xml:space="preserve"> · </w:t>
+      </w:r>
+      <w:r>
+        <w:rPr>
+          <w:lang w:val="zh_CN" w:bidi="zh_CN"/>
+        </w:rPr>
+        <w:t>COL 3:9</w:t>
+      </w:r>
+      <w:r>
+        <w:rPr>
+          <w:lang w:val="zh_CN" w:bidi="zh_CN"/>
+        </w:rPr>
+        <w:t xml:space="preserve"> · </w:t>
+      </w:r>
+      <w:r>
+        <w:rPr>
+          <w:lang w:val="zh_CN" w:bidi="zh_CN"/>
+        </w:rPr>
+        <w:t>1TI 2:7</w:t>
+      </w:r>
+      <w:r>
+        <w:rPr>
+          <w:lang w:val="zh_CN" w:bidi="zh_CN"/>
+        </w:rPr>
+        <w:t xml:space="preserve"> · </w:t>
+      </w:r>
+      <w:r>
+        <w:rPr>
+          <w:lang w:val="zh_CN" w:bidi="zh_CN"/>
+        </w:rPr>
+        <w:t>HEB 6:18</w:t>
+      </w:r>
+      <w:r>
+        <w:rPr>
+          <w:lang w:val="zh_CN" w:bidi="zh_CN"/>
+        </w:rPr>
+        <w:t xml:space="preserve"> · </w:t>
+      </w:r>
+      <w:r>
+        <w:rPr>
+          <w:lang w:val="zh_CN" w:bidi="zh_CN"/>
+        </w:rPr>
+        <w:t>JAS 3:14</w:t>
+      </w:r>
+      <w:r>
+        <w:rPr>
+          <w:lang w:val="zh_CN" w:bidi="zh_CN"/>
+        </w:rPr>
+        <w:t xml:space="preserve"> · </w:t>
+      </w:r>
+      <w:r>
+        <w:rPr>
+          <w:lang w:val="zh_CN" w:bidi="zh_CN"/>
+        </w:rPr>
+        <w:t>1JN 1:6</w:t>
+      </w:r>
+      <w:r>
+        <w:rPr>
+          <w:lang w:val="zh_CN" w:bidi="zh_CN"/>
+        </w:rPr>
+        <w:t xml:space="preserve"> · </w:t>
+      </w:r>
+      <w:r>
+        <w:rPr>
+          <w:lang w:val="zh_CN" w:bidi="zh_CN"/>
+        </w:rPr>
+        <w:t>REV 3:9</w:t>
+      </w:r>
       <w:r>
         <w:rPr>
           <w:lang w:val="zh_CN" w:bidi="zh_CN"/>
@@ -2727,90 +2535,60 @@
           <w:lang w:val="zh_CN" w:bidi="zh_CN"/>
         </w:rPr>
       </w:r>
-      <w:hyperlink r:id="rId49">
-        <w:r>
-          <w:rPr>
-            <w:lang w:val="zh_CN" w:bidi="zh_CN"/>
-          </w:rPr>
-          <w:rPr>
-            <w:color w:val="0000EE"/>
-            <w:u w:val="single"/>
-          </w:rPr>
-          <w:t>MAT 19:18</w:t>
-        </w:r>
-      </w:hyperlink>
-      <w:r>
-        <w:rPr>
-          <w:lang w:val="zh_CN" w:bidi="zh_CN"/>
-        </w:rPr>
-        <w:t xml:space="preserve"> · </w:t>
-      </w:r>
-      <w:hyperlink r:id="rId50">
-        <w:r>
-          <w:rPr>
-            <w:lang w:val="zh_CN" w:bidi="zh_CN"/>
-          </w:rPr>
-          <w:rPr>
-            <w:color w:val="0000EE"/>
-            <w:u w:val="single"/>
-          </w:rPr>
-          <w:t>MRK 10:19</w:t>
-        </w:r>
-      </w:hyperlink>
-      <w:r>
-        <w:rPr>
-          <w:lang w:val="zh_CN" w:bidi="zh_CN"/>
-        </w:rPr>
-        <w:t xml:space="preserve"> · </w:t>
-      </w:r>
-      <w:hyperlink r:id="rId51">
-        <w:r>
-          <w:rPr>
-            <w:lang w:val="zh_CN" w:bidi="zh_CN"/>
-          </w:rPr>
-          <w:rPr>
-            <w:color w:val="0000EE"/>
-            <w:u w:val="single"/>
-          </w:rPr>
-          <w:t>MRK 14:56</w:t>
-        </w:r>
-      </w:hyperlink>
-      <w:r>
-        <w:rPr>
-          <w:lang w:val="zh_CN" w:bidi="zh_CN"/>
-        </w:rPr>
-        <w:t xml:space="preserve"> · </w:t>
-      </w:r>
-      <w:hyperlink r:id="rId52">
-        <w:r>
-          <w:rPr>
-            <w:lang w:val="zh_CN" w:bidi="zh_CN"/>
-          </w:rPr>
-          <w:rPr>
-            <w:color w:val="0000EE"/>
-            <w:u w:val="single"/>
-          </w:rPr>
-          <w:t>MRK 14:57</w:t>
-        </w:r>
-      </w:hyperlink>
-      <w:r>
-        <w:rPr>
-          <w:lang w:val="zh_CN" w:bidi="zh_CN"/>
-        </w:rPr>
-        <w:t xml:space="preserve"> · </w:t>
-      </w:r>
-      <w:hyperlink r:id="rId53">
-        <w:r>
-          <w:rPr>
-            <w:lang w:val="zh_CN" w:bidi="zh_CN"/>
-          </w:rPr>
-          <w:rPr>
-            <w:color w:val="0000EE"/>
-            <w:u w:val="single"/>
-          </w:rPr>
-          <w:t>LUK 18:20</w:t>
-        </w:r>
-      </w:hyperlink>
+      <w:r>
+        <w:rPr>
+          <w:lang w:val="zh_CN" w:bidi="zh_CN"/>
+        </w:rPr>
+        <w:t>MAT 19:18</w:t>
+      </w:r>
+      <w:r>
+        <w:rPr>
+          <w:lang w:val="zh_CN" w:bidi="zh_CN"/>
+        </w:rPr>
+        <w:t xml:space="preserve"> · </w:t>
+      </w:r>
+      <w:r>
+        <w:rPr>
+          <w:lang w:val="zh_CN" w:bidi="zh_CN"/>
+        </w:rPr>
+        <w:t>MRK 10:19</w:t>
+      </w:r>
+      <w:r>
+        <w:rPr>
+          <w:lang w:val="zh_CN" w:bidi="zh_CN"/>
+        </w:rPr>
+        <w:t xml:space="preserve"> · </w:t>
+      </w:r>
+      <w:r>
+        <w:rPr>
+          <w:lang w:val="zh_CN" w:bidi="zh_CN"/>
+        </w:rPr>
+        <w:t>MRK 14:56</w:t>
+      </w:r>
+      <w:r>
+        <w:rPr>
+          <w:lang w:val="zh_CN" w:bidi="zh_CN"/>
+        </w:rPr>
+        <w:t xml:space="preserve"> · </w:t>
+      </w:r>
+      <w:r>
+        <w:rPr>
+          <w:lang w:val="zh_CN" w:bidi="zh_CN"/>
+        </w:rPr>
+        <w:t>MRK 14:57</w:t>
+      </w:r>
+      <w:r>
+        <w:rPr>
+          <w:lang w:val="zh_CN" w:bidi="zh_CN"/>
+        </w:rPr>
+        <w:t xml:space="preserve"> · </w:t>
+      </w:r>
+      <w:r>
+        <w:rPr>
+          <w:lang w:val="zh_CN" w:bidi="zh_CN"/>
+        </w:rPr>
+        <w:t>LUK 18:20</w:t>
+      </w:r>
       <w:r>
         <w:rPr>
           <w:lang w:val="zh_CN" w:bidi="zh_CN"/>
@@ -3008,7 +2786,7 @@
         </w:rPr>
         <w:t>“作假见证”</w:t>
       </w:r>
-      <w:hyperlink r:id="rId54">
+      <w:hyperlink r:id="rId19">
         <w:r>
           <w:rPr>
             <w:lang w:val="zh_CN" w:bidi="zh_CN"/>
@@ -3034,36 +2812,24 @@
           <w:lang w:val="zh_CN" w:bidi="zh_CN"/>
         </w:rPr>
       </w:r>
-      <w:hyperlink r:id="rId55">
-        <w:r>
-          <w:rPr>
-            <w:lang w:val="zh_CN" w:bidi="zh_CN"/>
-          </w:rPr>
-          <w:rPr>
-            <w:color w:val="0000EE"/>
-            <w:u w:val="single"/>
-          </w:rPr>
-          <w:t>MAT 15:19</w:t>
-        </w:r>
-      </w:hyperlink>
-      <w:r>
-        <w:rPr>
-          <w:lang w:val="zh_CN" w:bidi="zh_CN"/>
-        </w:rPr>
-        <w:t xml:space="preserve"> · </w:t>
-      </w:r>
-      <w:hyperlink r:id="rId56">
-        <w:r>
-          <w:rPr>
-            <w:lang w:val="zh_CN" w:bidi="zh_CN"/>
-          </w:rPr>
-          <w:rPr>
-            <w:color w:val="0000EE"/>
-            <w:u w:val="single"/>
-          </w:rPr>
-          <w:t>MAT 26:59</w:t>
-        </w:r>
-      </w:hyperlink>
+      <w:r>
+        <w:rPr>
+          <w:lang w:val="zh_CN" w:bidi="zh_CN"/>
+        </w:rPr>
+        <w:t>MAT 15:19</w:t>
+      </w:r>
+      <w:r>
+        <w:rPr>
+          <w:lang w:val="zh_CN" w:bidi="zh_CN"/>
+        </w:rPr>
+        <w:t xml:space="preserve"> · </w:t>
+      </w:r>
+      <w:r>
+        <w:rPr>
+          <w:lang w:val="zh_CN" w:bidi="zh_CN"/>
+        </w:rPr>
+        <w:t>MAT 26:59</w:t>
+      </w:r>
       <w:r>
         <w:rPr>
           <w:lang w:val="zh_CN" w:bidi="zh_CN"/>
@@ -3261,7 +3027,7 @@
         </w:rPr>
         <w:t>“作假见证”</w:t>
       </w:r>
-      <w:hyperlink r:id="rId54">
+      <w:hyperlink r:id="rId19">
         <w:r>
           <w:rPr>
             <w:lang w:val="zh_CN" w:bidi="zh_CN"/>
@@ -3306,36 +3072,24 @@
           <w:lang w:val="zh_CN" w:bidi="zh_CN"/>
         </w:rPr>
       </w:r>
-      <w:hyperlink r:id="rId57">
-        <w:r>
-          <w:rPr>
-            <w:lang w:val="zh_CN" w:bidi="zh_CN"/>
-          </w:rPr>
-          <w:rPr>
-            <w:color w:val="0000EE"/>
-            <w:u w:val="single"/>
-          </w:rPr>
-          <w:t>MAT 26:60</w:t>
-        </w:r>
-      </w:hyperlink>
-      <w:r>
-        <w:rPr>
-          <w:lang w:val="zh_CN" w:bidi="zh_CN"/>
-        </w:rPr>
-        <w:t xml:space="preserve"> · </w:t>
-      </w:r>
-      <w:hyperlink r:id="rId58">
-        <w:r>
-          <w:rPr>
-            <w:lang w:val="zh_CN" w:bidi="zh_CN"/>
-          </w:rPr>
-          <w:rPr>
-            <w:color w:val="0000EE"/>
-            <w:u w:val="single"/>
-          </w:rPr>
-          <w:t>1CO 15:15</w:t>
-        </w:r>
-      </w:hyperlink>
+      <w:r>
+        <w:rPr>
+          <w:lang w:val="zh_CN" w:bidi="zh_CN"/>
+        </w:rPr>
+        <w:t>MAT 26:60</w:t>
+      </w:r>
+      <w:r>
+        <w:rPr>
+          <w:lang w:val="zh_CN" w:bidi="zh_CN"/>
+        </w:rPr>
+        <w:t xml:space="preserve"> · </w:t>
+      </w:r>
+      <w:r>
+        <w:rPr>
+          <w:lang w:val="zh_CN" w:bidi="zh_CN"/>
+        </w:rPr>
+        <w:t>1CO 15:15</w:t>
+      </w:r>
       <w:r>
         <w:rPr>
           <w:lang w:val="zh_CN" w:bidi="zh_CN"/>
@@ -3523,198 +3277,132 @@
           <w:lang w:val="zh_CN" w:bidi="zh_CN"/>
         </w:rPr>
       </w:r>
-      <w:hyperlink r:id="rId59">
-        <w:r>
-          <w:rPr>
-            <w:lang w:val="zh_CN" w:bidi="zh_CN"/>
-          </w:rPr>
-          <w:rPr>
-            <w:color w:val="0000EE"/>
-            <w:u w:val="single"/>
-          </w:rPr>
-          <w:t>MAT 7:15</w:t>
-        </w:r>
-      </w:hyperlink>
-      <w:r>
-        <w:rPr>
-          <w:lang w:val="zh_CN" w:bidi="zh_CN"/>
-        </w:rPr>
-        <w:t xml:space="preserve"> · </w:t>
-      </w:r>
-      <w:hyperlink r:id="rId60">
-        <w:r>
-          <w:rPr>
-            <w:lang w:val="zh_CN" w:bidi="zh_CN"/>
-          </w:rPr>
-          <w:rPr>
-            <w:color w:val="0000EE"/>
-            <w:u w:val="single"/>
-          </w:rPr>
-          <w:t>MAT 24:11</w:t>
-        </w:r>
-      </w:hyperlink>
-      <w:r>
-        <w:rPr>
-          <w:lang w:val="zh_CN" w:bidi="zh_CN"/>
-        </w:rPr>
-        <w:t xml:space="preserve"> · </w:t>
-      </w:r>
-      <w:hyperlink r:id="rId61">
-        <w:r>
-          <w:rPr>
-            <w:lang w:val="zh_CN" w:bidi="zh_CN"/>
-          </w:rPr>
-          <w:rPr>
-            <w:color w:val="0000EE"/>
-            <w:u w:val="single"/>
-          </w:rPr>
-          <w:t>MAT 24:24</w:t>
-        </w:r>
-      </w:hyperlink>
-      <w:r>
-        <w:rPr>
-          <w:lang w:val="zh_CN" w:bidi="zh_CN"/>
-        </w:rPr>
-        <w:t xml:space="preserve"> · </w:t>
-      </w:r>
-      <w:hyperlink r:id="rId62">
-        <w:r>
-          <w:rPr>
-            <w:lang w:val="zh_CN" w:bidi="zh_CN"/>
-          </w:rPr>
-          <w:rPr>
-            <w:color w:val="0000EE"/>
-            <w:u w:val="single"/>
-          </w:rPr>
-          <w:t>MRK 13:22</w:t>
-        </w:r>
-      </w:hyperlink>
-      <w:r>
-        <w:rPr>
-          <w:lang w:val="zh_CN" w:bidi="zh_CN"/>
-        </w:rPr>
-        <w:t xml:space="preserve"> · </w:t>
-      </w:r>
-      <w:hyperlink r:id="rId63">
-        <w:r>
-          <w:rPr>
-            <w:lang w:val="zh_CN" w:bidi="zh_CN"/>
-          </w:rPr>
-          <w:rPr>
-            <w:color w:val="0000EE"/>
-            <w:u w:val="single"/>
-          </w:rPr>
-          <w:t>LUK 6:26</w:t>
-        </w:r>
-      </w:hyperlink>
-      <w:r>
-        <w:rPr>
-          <w:lang w:val="zh_CN" w:bidi="zh_CN"/>
-        </w:rPr>
-        <w:t xml:space="preserve"> · </w:t>
-      </w:r>
-      <w:hyperlink r:id="rId64">
-        <w:r>
-          <w:rPr>
-            <w:lang w:val="zh_CN" w:bidi="zh_CN"/>
-          </w:rPr>
-          <w:rPr>
-            <w:color w:val="0000EE"/>
-            <w:u w:val="single"/>
-          </w:rPr>
-          <w:t>ACT 13:6</w:t>
-        </w:r>
-      </w:hyperlink>
-      <w:r>
-        <w:rPr>
-          <w:lang w:val="zh_CN" w:bidi="zh_CN"/>
-        </w:rPr>
-        <w:t xml:space="preserve"> · </w:t>
-      </w:r>
-      <w:hyperlink r:id="rId35">
-        <w:r>
-          <w:rPr>
-            <w:lang w:val="zh_CN" w:bidi="zh_CN"/>
-          </w:rPr>
-          <w:rPr>
-            <w:color w:val="0000EE"/>
-            <w:u w:val="single"/>
-          </w:rPr>
-          <w:t>2PE 2:1</w:t>
-        </w:r>
-      </w:hyperlink>
-      <w:r>
-        <w:rPr>
-          <w:lang w:val="zh_CN" w:bidi="zh_CN"/>
-        </w:rPr>
-        <w:t xml:space="preserve"> · </w:t>
-      </w:r>
-      <w:hyperlink r:id="rId65">
-        <w:r>
-          <w:rPr>
-            <w:lang w:val="zh_CN" w:bidi="zh_CN"/>
-          </w:rPr>
-          <w:rPr>
-            <w:color w:val="0000EE"/>
-            <w:u w:val="single"/>
-          </w:rPr>
-          <w:t>1JN 4:1</w:t>
-        </w:r>
-      </w:hyperlink>
-      <w:r>
-        <w:rPr>
-          <w:lang w:val="zh_CN" w:bidi="zh_CN"/>
-        </w:rPr>
-        <w:t xml:space="preserve"> · </w:t>
-      </w:r>
-      <w:hyperlink r:id="rId66">
-        <w:r>
-          <w:rPr>
-            <w:lang w:val="zh_CN" w:bidi="zh_CN"/>
-          </w:rPr>
-          <w:rPr>
-            <w:color w:val="0000EE"/>
-            <w:u w:val="single"/>
-          </w:rPr>
-          <w:t>REV 16:13</w:t>
-        </w:r>
-      </w:hyperlink>
-      <w:r>
-        <w:rPr>
-          <w:lang w:val="zh_CN" w:bidi="zh_CN"/>
-        </w:rPr>
-        <w:t xml:space="preserve"> · </w:t>
-      </w:r>
-      <w:hyperlink r:id="rId67">
-        <w:r>
-          <w:rPr>
-            <w:lang w:val="zh_CN" w:bidi="zh_CN"/>
-          </w:rPr>
-          <w:rPr>
-            <w:color w:val="0000EE"/>
-            <w:u w:val="single"/>
-          </w:rPr>
-          <w:t>REV 19:20</w:t>
-        </w:r>
-      </w:hyperlink>
-      <w:r>
-        <w:rPr>
-          <w:lang w:val="zh_CN" w:bidi="zh_CN"/>
-        </w:rPr>
-        <w:t xml:space="preserve"> · </w:t>
-      </w:r>
-      <w:hyperlink r:id="rId68">
-        <w:r>
-          <w:rPr>
-            <w:lang w:val="zh_CN" w:bidi="zh_CN"/>
-          </w:rPr>
-          <w:rPr>
-            <w:color w:val="0000EE"/>
-            <w:u w:val="single"/>
-          </w:rPr>
-          <w:t>REV 20:10</w:t>
-        </w:r>
-      </w:hyperlink>
+      <w:r>
+        <w:rPr>
+          <w:lang w:val="zh_CN" w:bidi="zh_CN"/>
+        </w:rPr>
+        <w:t>MAT 7:15</w:t>
+      </w:r>
+      <w:r>
+        <w:rPr>
+          <w:lang w:val="zh_CN" w:bidi="zh_CN"/>
+        </w:rPr>
+        <w:t xml:space="preserve"> · </w:t>
+      </w:r>
+      <w:r>
+        <w:rPr>
+          <w:lang w:val="zh_CN" w:bidi="zh_CN"/>
+        </w:rPr>
+        <w:t>MAT 24:11</w:t>
+      </w:r>
+      <w:r>
+        <w:rPr>
+          <w:lang w:val="zh_CN" w:bidi="zh_CN"/>
+        </w:rPr>
+        <w:t xml:space="preserve"> · </w:t>
+      </w:r>
+      <w:r>
+        <w:rPr>
+          <w:lang w:val="zh_CN" w:bidi="zh_CN"/>
+        </w:rPr>
+        <w:t>MAT 24:24</w:t>
+      </w:r>
+      <w:r>
+        <w:rPr>
+          <w:lang w:val="zh_CN" w:bidi="zh_CN"/>
+        </w:rPr>
+        <w:t xml:space="preserve"> · </w:t>
+      </w:r>
+      <w:r>
+        <w:rPr>
+          <w:lang w:val="zh_CN" w:bidi="zh_CN"/>
+        </w:rPr>
+        <w:t>MRK 13:22</w:t>
+      </w:r>
+      <w:r>
+        <w:rPr>
+          <w:lang w:val="zh_CN" w:bidi="zh_CN"/>
+        </w:rPr>
+        <w:t xml:space="preserve"> · </w:t>
+      </w:r>
+      <w:r>
+        <w:rPr>
+          <w:lang w:val="zh_CN" w:bidi="zh_CN"/>
+        </w:rPr>
+        <w:t>LUK 6:26</w:t>
+      </w:r>
+      <w:r>
+        <w:rPr>
+          <w:lang w:val="zh_CN" w:bidi="zh_CN"/>
+        </w:rPr>
+        <w:t xml:space="preserve"> · </w:t>
+      </w:r>
+      <w:r>
+        <w:rPr>
+          <w:lang w:val="zh_CN" w:bidi="zh_CN"/>
+        </w:rPr>
+        <w:t>ACT 13:6</w:t>
+      </w:r>
+      <w:r>
+        <w:rPr>
+          <w:lang w:val="zh_CN" w:bidi="zh_CN"/>
+        </w:rPr>
+        <w:t xml:space="preserve"> · </w:t>
+      </w:r>
+      <w:r>
+        <w:rPr>
+          <w:lang w:val="zh_CN" w:bidi="zh_CN"/>
+        </w:rPr>
+        <w:t>2PE 2:1</w:t>
+      </w:r>
+      <w:r>
+        <w:rPr>
+          <w:lang w:val="zh_CN" w:bidi="zh_CN"/>
+        </w:rPr>
+        <w:t xml:space="preserve"> · </w:t>
+      </w:r>
+      <w:r>
+        <w:rPr>
+          <w:lang w:val="zh_CN" w:bidi="zh_CN"/>
+        </w:rPr>
+        <w:t>1JN 4:1</w:t>
+      </w:r>
+      <w:r>
+        <w:rPr>
+          <w:lang w:val="zh_CN" w:bidi="zh_CN"/>
+        </w:rPr>
+        <w:t xml:space="preserve"> · </w:t>
+      </w:r>
+      <w:r>
+        <w:rPr>
+          <w:lang w:val="zh_CN" w:bidi="zh_CN"/>
+        </w:rPr>
+        <w:t>REV 16:13</w:t>
+      </w:r>
+      <w:r>
+        <w:rPr>
+          <w:lang w:val="zh_CN" w:bidi="zh_CN"/>
+        </w:rPr>
+        <w:t xml:space="preserve"> · </w:t>
+      </w:r>
+      <w:r>
+        <w:rPr>
+          <w:lang w:val="zh_CN" w:bidi="zh_CN"/>
+        </w:rPr>
+        <w:t>REV 19:20</w:t>
+      </w:r>
+      <w:r>
+        <w:rPr>
+          <w:lang w:val="zh_CN" w:bidi="zh_CN"/>
+        </w:rPr>
+        <w:t xml:space="preserve"> · </w:t>
+      </w:r>
+      <w:r>
+        <w:rPr>
+          <w:lang w:val="zh_CN" w:bidi="zh_CN"/>
+        </w:rPr>
+        <w:t>REV 20:10</w:t>
+      </w:r>
       <w:r>
         <w:rPr>
           <w:lang w:val="zh_CN" w:bidi="zh_CN"/>
@@ -3912,7 +3600,7 @@
         </w:rPr>
         <w:t>“说谎”</w:t>
       </w:r>
-      <w:hyperlink r:id="rId31">
+      <w:hyperlink r:id="rId18">
         <w:r>
           <w:rPr>
             <w:lang w:val="zh_CN" w:bidi="zh_CN"/>
@@ -3938,180 +3626,120 @@
           <w:lang w:val="zh_CN" w:bidi="zh_CN"/>
         </w:rPr>
       </w:r>
-      <w:hyperlink r:id="rId69">
-        <w:r>
-          <w:rPr>
-            <w:lang w:val="zh_CN" w:bidi="zh_CN"/>
-          </w:rPr>
-          <w:rPr>
-            <w:color w:val="0000EE"/>
-            <w:u w:val="single"/>
-          </w:rPr>
-          <w:t>JHN 8:44</w:t>
-        </w:r>
-      </w:hyperlink>
-      <w:r>
-        <w:rPr>
-          <w:lang w:val="zh_CN" w:bidi="zh_CN"/>
-        </w:rPr>
-        <w:t xml:space="preserve"> · </w:t>
-      </w:r>
-      <w:hyperlink r:id="rId70">
-        <w:r>
-          <w:rPr>
-            <w:lang w:val="zh_CN" w:bidi="zh_CN"/>
-          </w:rPr>
-          <w:rPr>
-            <w:color w:val="0000EE"/>
-            <w:u w:val="single"/>
-          </w:rPr>
-          <w:t>ROM 1:25</w:t>
-        </w:r>
-      </w:hyperlink>
-      <w:r>
-        <w:rPr>
-          <w:lang w:val="zh_CN" w:bidi="zh_CN"/>
-        </w:rPr>
-        <w:t xml:space="preserve"> · </w:t>
-      </w:r>
-      <w:hyperlink r:id="rId71">
-        <w:r>
-          <w:rPr>
-            <w:lang w:val="zh_CN" w:bidi="zh_CN"/>
-          </w:rPr>
-          <w:rPr>
-            <w:color w:val="0000EE"/>
-            <w:u w:val="single"/>
-          </w:rPr>
-          <w:t>EPH 4:25</w:t>
-        </w:r>
-      </w:hyperlink>
-      <w:r>
-        <w:rPr>
-          <w:lang w:val="zh_CN" w:bidi="zh_CN"/>
-        </w:rPr>
-        <w:t xml:space="preserve"> · </w:t>
-      </w:r>
-      <w:hyperlink r:id="rId72">
-        <w:r>
-          <w:rPr>
-            <w:lang w:val="zh_CN" w:bidi="zh_CN"/>
-          </w:rPr>
-          <w:rPr>
-            <w:color w:val="0000EE"/>
-            <w:u w:val="single"/>
-          </w:rPr>
-          <w:t>2TH 2:9</w:t>
-        </w:r>
-      </w:hyperlink>
-      <w:r>
-        <w:rPr>
-          <w:lang w:val="zh_CN" w:bidi="zh_CN"/>
-        </w:rPr>
-        <w:t xml:space="preserve"> · </w:t>
-      </w:r>
-      <w:hyperlink r:id="rId73">
-        <w:r>
-          <w:rPr>
-            <w:lang w:val="zh_CN" w:bidi="zh_CN"/>
-          </w:rPr>
-          <w:rPr>
-            <w:color w:val="0000EE"/>
-            <w:u w:val="single"/>
-          </w:rPr>
-          <w:t>2TH 2:11</w:t>
-        </w:r>
-      </w:hyperlink>
-      <w:r>
-        <w:rPr>
-          <w:lang w:val="zh_CN" w:bidi="zh_CN"/>
-        </w:rPr>
-        <w:t xml:space="preserve"> · </w:t>
-      </w:r>
-      <w:hyperlink r:id="rId74">
-        <w:r>
-          <w:rPr>
-            <w:lang w:val="zh_CN" w:bidi="zh_CN"/>
-          </w:rPr>
-          <w:rPr>
-            <w:color w:val="0000EE"/>
-            <w:u w:val="single"/>
-          </w:rPr>
-          <w:t>1JN 2:21</w:t>
-        </w:r>
-      </w:hyperlink>
-      <w:r>
-        <w:rPr>
-          <w:lang w:val="zh_CN" w:bidi="zh_CN"/>
-        </w:rPr>
-        <w:t xml:space="preserve"> · </w:t>
-      </w:r>
-      <w:hyperlink r:id="rId75">
-        <w:r>
-          <w:rPr>
-            <w:lang w:val="zh_CN" w:bidi="zh_CN"/>
-          </w:rPr>
-          <w:rPr>
-            <w:color w:val="0000EE"/>
-            <w:u w:val="single"/>
-          </w:rPr>
-          <w:t>1JN 2:27</w:t>
-        </w:r>
-      </w:hyperlink>
-      <w:r>
-        <w:rPr>
-          <w:lang w:val="zh_CN" w:bidi="zh_CN"/>
-        </w:rPr>
-        <w:t xml:space="preserve"> · </w:t>
-      </w:r>
-      <w:hyperlink r:id="rId76">
-        <w:r>
-          <w:rPr>
-            <w:lang w:val="zh_CN" w:bidi="zh_CN"/>
-          </w:rPr>
-          <w:rPr>
-            <w:color w:val="0000EE"/>
-            <w:u w:val="single"/>
-          </w:rPr>
-          <w:t>REV 14:5</w:t>
-        </w:r>
-      </w:hyperlink>
-      <w:r>
-        <w:rPr>
-          <w:lang w:val="zh_CN" w:bidi="zh_CN"/>
-        </w:rPr>
-        <w:t xml:space="preserve"> · </w:t>
-      </w:r>
-      <w:hyperlink r:id="rId77">
-        <w:r>
-          <w:rPr>
-            <w:lang w:val="zh_CN" w:bidi="zh_CN"/>
-          </w:rPr>
-          <w:rPr>
-            <w:color w:val="0000EE"/>
-            <w:u w:val="single"/>
-          </w:rPr>
-          <w:t>REV 21:27</w:t>
-        </w:r>
-      </w:hyperlink>
-      <w:r>
-        <w:rPr>
-          <w:lang w:val="zh_CN" w:bidi="zh_CN"/>
-        </w:rPr>
-        <w:t xml:space="preserve"> · </w:t>
-      </w:r>
-      <w:hyperlink r:id="rId78">
-        <w:r>
-          <w:rPr>
-            <w:lang w:val="zh_CN" w:bidi="zh_CN"/>
-          </w:rPr>
-          <w:rPr>
-            <w:color w:val="0000EE"/>
-            <w:u w:val="single"/>
-          </w:rPr>
-          <w:t>REV 22:15</w:t>
-        </w:r>
-      </w:hyperlink>
+      <w:r>
+        <w:rPr>
+          <w:lang w:val="zh_CN" w:bidi="zh_CN"/>
+        </w:rPr>
+        <w:t>JHN 8:44</w:t>
+      </w:r>
+      <w:r>
+        <w:rPr>
+          <w:lang w:val="zh_CN" w:bidi="zh_CN"/>
+        </w:rPr>
+        <w:t xml:space="preserve"> · </w:t>
+      </w:r>
+      <w:r>
+        <w:rPr>
+          <w:lang w:val="zh_CN" w:bidi="zh_CN"/>
+        </w:rPr>
+        <w:t>ROM 1:25</w:t>
+      </w:r>
+      <w:r>
+        <w:rPr>
+          <w:lang w:val="zh_CN" w:bidi="zh_CN"/>
+        </w:rPr>
+        <w:t xml:space="preserve"> · </w:t>
+      </w:r>
+      <w:r>
+        <w:rPr>
+          <w:lang w:val="zh_CN" w:bidi="zh_CN"/>
+        </w:rPr>
+        <w:t>EPH 4:25</w:t>
+      </w:r>
+      <w:r>
+        <w:rPr>
+          <w:lang w:val="zh_CN" w:bidi="zh_CN"/>
+        </w:rPr>
+        <w:t xml:space="preserve"> · </w:t>
+      </w:r>
+      <w:r>
+        <w:rPr>
+          <w:lang w:val="zh_CN" w:bidi="zh_CN"/>
+        </w:rPr>
+        <w:t>2TH 2:9</w:t>
+      </w:r>
+      <w:r>
+        <w:rPr>
+          <w:lang w:val="zh_CN" w:bidi="zh_CN"/>
+        </w:rPr>
+        <w:t xml:space="preserve"> · </w:t>
+      </w:r>
+      <w:r>
+        <w:rPr>
+          <w:lang w:val="zh_CN" w:bidi="zh_CN"/>
+        </w:rPr>
+        <w:t>2TH 2:11</w:t>
+      </w:r>
+      <w:r>
+        <w:rPr>
+          <w:lang w:val="zh_CN" w:bidi="zh_CN"/>
+        </w:rPr>
+        <w:t xml:space="preserve"> · </w:t>
+      </w:r>
+      <w:r>
+        <w:rPr>
+          <w:lang w:val="zh_CN" w:bidi="zh_CN"/>
+        </w:rPr>
+        <w:t>1JN 2:21</w:t>
+      </w:r>
+      <w:r>
+        <w:rPr>
+          <w:lang w:val="zh_CN" w:bidi="zh_CN"/>
+        </w:rPr>
+        <w:t xml:space="preserve"> · </w:t>
+      </w:r>
+      <w:r>
+        <w:rPr>
+          <w:lang w:val="zh_CN" w:bidi="zh_CN"/>
+        </w:rPr>
+        <w:t>1JN 2:27</w:t>
+      </w:r>
+      <w:r>
+        <w:rPr>
+          <w:lang w:val="zh_CN" w:bidi="zh_CN"/>
+        </w:rPr>
+        <w:t xml:space="preserve"> · </w:t>
+      </w:r>
+      <w:r>
+        <w:rPr>
+          <w:lang w:val="zh_CN" w:bidi="zh_CN"/>
+        </w:rPr>
+        <w:t>REV 14:5</w:t>
+      </w:r>
+      <w:r>
+        <w:rPr>
+          <w:lang w:val="zh_CN" w:bidi="zh_CN"/>
+        </w:rPr>
+        <w:t xml:space="preserve"> · </w:t>
+      </w:r>
+      <w:r>
+        <w:rPr>
+          <w:lang w:val="zh_CN" w:bidi="zh_CN"/>
+        </w:rPr>
+        <w:t>REV 21:27</w:t>
+      </w:r>
+      <w:r>
+        <w:rPr>
+          <w:lang w:val="zh_CN" w:bidi="zh_CN"/>
+        </w:rPr>
+        <w:t xml:space="preserve"> · </w:t>
+      </w:r>
+      <w:r>
+        <w:rPr>
+          <w:lang w:val="zh_CN" w:bidi="zh_CN"/>
+        </w:rPr>
+        <w:t>REV 22:15</w:t>
+      </w:r>
       <w:r>
         <w:rPr>
           <w:lang w:val="zh_CN" w:bidi="zh_CN"/>
@@ -4299,36 +3927,24 @@
           <w:lang w:val="zh_CN" w:bidi="zh_CN"/>
         </w:rPr>
       </w:r>
-      <w:hyperlink r:id="rId61">
-        <w:r>
-          <w:rPr>
-            <w:lang w:val="zh_CN" w:bidi="zh_CN"/>
-          </w:rPr>
-          <w:rPr>
-            <w:color w:val="0000EE"/>
-            <w:u w:val="single"/>
-          </w:rPr>
-          <w:t>MAT 24:24</w:t>
-        </w:r>
-      </w:hyperlink>
-      <w:r>
-        <w:rPr>
-          <w:lang w:val="zh_CN" w:bidi="zh_CN"/>
-        </w:rPr>
-        <w:t xml:space="preserve"> · </w:t>
-      </w:r>
-      <w:hyperlink r:id="rId62">
-        <w:r>
-          <w:rPr>
-            <w:lang w:val="zh_CN" w:bidi="zh_CN"/>
-          </w:rPr>
-          <w:rPr>
-            <w:color w:val="0000EE"/>
-            <w:u w:val="single"/>
-          </w:rPr>
-          <w:t>MRK 13:22</w:t>
-        </w:r>
-      </w:hyperlink>
+      <w:r>
+        <w:rPr>
+          <w:lang w:val="zh_CN" w:bidi="zh_CN"/>
+        </w:rPr>
+        <w:t>MAT 24:24</w:t>
+      </w:r>
+      <w:r>
+        <w:rPr>
+          <w:lang w:val="zh_CN" w:bidi="zh_CN"/>
+        </w:rPr>
+        <w:t xml:space="preserve"> · </w:t>
+      </w:r>
+      <w:r>
+        <w:rPr>
+          <w:lang w:val="zh_CN" w:bidi="zh_CN"/>
+        </w:rPr>
+        <w:t>MRK 13:22</w:t>
+      </w:r>
       <w:r>
         <w:rPr>
           <w:lang w:val="zh_CN" w:bidi="zh_CN"/>
@@ -4516,18 +4132,12 @@
           <w:lang w:val="zh_CN" w:bidi="zh_CN"/>
         </w:rPr>
       </w:r>
-      <w:hyperlink r:id="rId79">
-        <w:r>
-          <w:rPr>
-            <w:lang w:val="zh_CN" w:bidi="zh_CN"/>
-          </w:rPr>
-          <w:rPr>
-            <w:color w:val="0000EE"/>
-            <w:u w:val="single"/>
-          </w:rPr>
-          <w:t>1TI 6:20</w:t>
-        </w:r>
-      </w:hyperlink>
+      <w:r>
+        <w:rPr>
+          <w:lang w:val="zh_CN" w:bidi="zh_CN"/>
+        </w:rPr>
+        <w:t>1TI 6:20</w:t>
+      </w:r>
       <w:r>
         <w:rPr>
           <w:lang w:val="zh_CN" w:bidi="zh_CN"/>
@@ -4725,7 +4335,7 @@
         </w:rPr>
         <w:t>“说谎”</w:t>
       </w:r>
-      <w:hyperlink r:id="rId31">
+      <w:hyperlink r:id="rId18">
         <w:r>
           <w:rPr>
             <w:lang w:val="zh_CN" w:bidi="zh_CN"/>
@@ -4755,18 +4365,12 @@
         </w:rPr>
         <w:t xml:space="preserve">有些语言可能必须重新调整 </w:t>
       </w:r>
-      <w:hyperlink r:id="rId80">
-        <w:r>
-          <w:rPr>
-            <w:lang w:val="zh_CN" w:bidi="zh_CN"/>
-          </w:rPr>
-          <w:rPr>
-            <w:color w:val="0000EE"/>
-            <w:u w:val="single"/>
-          </w:rPr>
-          <w:t>ROM 3:7</w:t>
-        </w:r>
-      </w:hyperlink>
+      <w:r>
+        <w:rPr>
+          <w:lang w:val="zh_CN" w:bidi="zh_CN"/>
+        </w:rPr>
+        <w:t>ROM 3:7</w:t>
+      </w:r>
       <w:r>
         <w:rPr>
           <w:lang w:val="zh_CN" w:bidi="zh_CN"/>
@@ -4781,18 +4385,12 @@
           <w:lang w:val="zh_CN" w:bidi="zh_CN"/>
         </w:rPr>
       </w:r>
-      <w:hyperlink r:id="rId80">
-        <w:r>
-          <w:rPr>
-            <w:lang w:val="zh_CN" w:bidi="zh_CN"/>
-          </w:rPr>
-          <w:rPr>
-            <w:color w:val="0000EE"/>
-            <w:u w:val="single"/>
-          </w:rPr>
-          <w:t>ROM 3:7</w:t>
-        </w:r>
-      </w:hyperlink>
+      <w:r>
+        <w:rPr>
+          <w:lang w:val="zh_CN" w:bidi="zh_CN"/>
+        </w:rPr>
+        <w:t>ROM 3:7</w:t>
+      </w:r>
       <w:r>
         <w:rPr>
           <w:lang w:val="zh_CN" w:bidi="zh_CN"/>
@@ -4998,180 +4596,120 @@
           <w:lang w:val="zh_CN" w:bidi="zh_CN"/>
         </w:rPr>
       </w:r>
-      <w:hyperlink r:id="rId69">
-        <w:r>
-          <w:rPr>
-            <w:lang w:val="zh_CN" w:bidi="zh_CN"/>
-          </w:rPr>
-          <w:rPr>
-            <w:color w:val="0000EE"/>
-            <w:u w:val="single"/>
-          </w:rPr>
-          <w:t>JHN 8:44</w:t>
-        </w:r>
-      </w:hyperlink>
-      <w:r>
-        <w:rPr>
-          <w:lang w:val="zh_CN" w:bidi="zh_CN"/>
-        </w:rPr>
-        <w:t xml:space="preserve"> · </w:t>
-      </w:r>
-      <w:hyperlink r:id="rId81">
-        <w:r>
-          <w:rPr>
-            <w:lang w:val="zh_CN" w:bidi="zh_CN"/>
-          </w:rPr>
-          <w:rPr>
-            <w:color w:val="0000EE"/>
-            <w:u w:val="single"/>
-          </w:rPr>
-          <w:t>JHN 8:55</w:t>
-        </w:r>
-      </w:hyperlink>
-      <w:r>
-        <w:rPr>
-          <w:lang w:val="zh_CN" w:bidi="zh_CN"/>
-        </w:rPr>
-        <w:t xml:space="preserve"> · </w:t>
-      </w:r>
-      <w:hyperlink r:id="rId82">
-        <w:r>
-          <w:rPr>
-            <w:lang w:val="zh_CN" w:bidi="zh_CN"/>
-          </w:rPr>
-          <w:rPr>
-            <w:color w:val="0000EE"/>
-            <w:u w:val="single"/>
-          </w:rPr>
-          <w:t>ROM 3:4</w:t>
-        </w:r>
-      </w:hyperlink>
-      <w:r>
-        <w:rPr>
-          <w:lang w:val="zh_CN" w:bidi="zh_CN"/>
-        </w:rPr>
-        <w:t xml:space="preserve"> · </w:t>
-      </w:r>
-      <w:hyperlink r:id="rId83">
-        <w:r>
-          <w:rPr>
-            <w:lang w:val="zh_CN" w:bidi="zh_CN"/>
-          </w:rPr>
-          <w:rPr>
-            <w:color w:val="0000EE"/>
-            <w:u w:val="single"/>
-          </w:rPr>
-          <w:t>1TI 1:10</w:t>
-        </w:r>
-      </w:hyperlink>
-      <w:r>
-        <w:rPr>
-          <w:lang w:val="zh_CN" w:bidi="zh_CN"/>
-        </w:rPr>
-        <w:t xml:space="preserve"> · </w:t>
-      </w:r>
-      <w:hyperlink r:id="rId84">
-        <w:r>
-          <w:rPr>
-            <w:lang w:val="zh_CN" w:bidi="zh_CN"/>
-          </w:rPr>
-          <w:rPr>
-            <w:color w:val="0000EE"/>
-            <w:u w:val="single"/>
-          </w:rPr>
-          <w:t>TIT 1:12</w:t>
-        </w:r>
-      </w:hyperlink>
-      <w:r>
-        <w:rPr>
-          <w:lang w:val="zh_CN" w:bidi="zh_CN"/>
-        </w:rPr>
-        <w:t xml:space="preserve"> · </w:t>
-      </w:r>
-      <w:hyperlink r:id="rId85">
-        <w:r>
-          <w:rPr>
-            <w:lang w:val="zh_CN" w:bidi="zh_CN"/>
-          </w:rPr>
-          <w:rPr>
-            <w:color w:val="0000EE"/>
-            <w:u w:val="single"/>
-          </w:rPr>
-          <w:t>1JN 1:10</w:t>
-        </w:r>
-      </w:hyperlink>
-      <w:r>
-        <w:rPr>
-          <w:lang w:val="zh_CN" w:bidi="zh_CN"/>
-        </w:rPr>
-        <w:t xml:space="preserve"> · </w:t>
-      </w:r>
-      <w:hyperlink r:id="rId86">
-        <w:r>
-          <w:rPr>
-            <w:lang w:val="zh_CN" w:bidi="zh_CN"/>
-          </w:rPr>
-          <w:rPr>
-            <w:color w:val="0000EE"/>
-            <w:u w:val="single"/>
-          </w:rPr>
-          <w:t>1JN 2:4</w:t>
-        </w:r>
-      </w:hyperlink>
-      <w:r>
-        <w:rPr>
-          <w:lang w:val="zh_CN" w:bidi="zh_CN"/>
-        </w:rPr>
-        <w:t xml:space="preserve"> · </w:t>
-      </w:r>
-      <w:hyperlink r:id="rId87">
-        <w:r>
-          <w:rPr>
-            <w:lang w:val="zh_CN" w:bidi="zh_CN"/>
-          </w:rPr>
-          <w:rPr>
-            <w:color w:val="0000EE"/>
-            <w:u w:val="single"/>
-          </w:rPr>
-          <w:t>1JN 2:22</w:t>
-        </w:r>
-      </w:hyperlink>
-      <w:r>
-        <w:rPr>
-          <w:lang w:val="zh_CN" w:bidi="zh_CN"/>
-        </w:rPr>
-        <w:t xml:space="preserve"> · </w:t>
-      </w:r>
-      <w:hyperlink r:id="rId88">
-        <w:r>
-          <w:rPr>
-            <w:lang w:val="zh_CN" w:bidi="zh_CN"/>
-          </w:rPr>
-          <w:rPr>
-            <w:color w:val="0000EE"/>
-            <w:u w:val="single"/>
-          </w:rPr>
-          <w:t>1JN 4:20</w:t>
-        </w:r>
-      </w:hyperlink>
-      <w:r>
-        <w:rPr>
-          <w:lang w:val="zh_CN" w:bidi="zh_CN"/>
-        </w:rPr>
-        <w:t xml:space="preserve"> · </w:t>
-      </w:r>
-      <w:hyperlink r:id="rId89">
-        <w:r>
-          <w:rPr>
-            <w:lang w:val="zh_CN" w:bidi="zh_CN"/>
-          </w:rPr>
-          <w:rPr>
-            <w:color w:val="0000EE"/>
-            <w:u w:val="single"/>
-          </w:rPr>
-          <w:t>1JN 5:10</w:t>
-        </w:r>
-      </w:hyperlink>
+      <w:r>
+        <w:rPr>
+          <w:lang w:val="zh_CN" w:bidi="zh_CN"/>
+        </w:rPr>
+        <w:t>JHN 8:44</w:t>
+      </w:r>
+      <w:r>
+        <w:rPr>
+          <w:lang w:val="zh_CN" w:bidi="zh_CN"/>
+        </w:rPr>
+        <w:t xml:space="preserve"> · </w:t>
+      </w:r>
+      <w:r>
+        <w:rPr>
+          <w:lang w:val="zh_CN" w:bidi="zh_CN"/>
+        </w:rPr>
+        <w:t>JHN 8:55</w:t>
+      </w:r>
+      <w:r>
+        <w:rPr>
+          <w:lang w:val="zh_CN" w:bidi="zh_CN"/>
+        </w:rPr>
+        <w:t xml:space="preserve"> · </w:t>
+      </w:r>
+      <w:r>
+        <w:rPr>
+          <w:lang w:val="zh_CN" w:bidi="zh_CN"/>
+        </w:rPr>
+        <w:t>ROM 3:4</w:t>
+      </w:r>
+      <w:r>
+        <w:rPr>
+          <w:lang w:val="zh_CN" w:bidi="zh_CN"/>
+        </w:rPr>
+        <w:t xml:space="preserve"> · </w:t>
+      </w:r>
+      <w:r>
+        <w:rPr>
+          <w:lang w:val="zh_CN" w:bidi="zh_CN"/>
+        </w:rPr>
+        <w:t>1TI 1:10</w:t>
+      </w:r>
+      <w:r>
+        <w:rPr>
+          <w:lang w:val="zh_CN" w:bidi="zh_CN"/>
+        </w:rPr>
+        <w:t xml:space="preserve"> · </w:t>
+      </w:r>
+      <w:r>
+        <w:rPr>
+          <w:lang w:val="zh_CN" w:bidi="zh_CN"/>
+        </w:rPr>
+        <w:t>TIT 1:12</w:t>
+      </w:r>
+      <w:r>
+        <w:rPr>
+          <w:lang w:val="zh_CN" w:bidi="zh_CN"/>
+        </w:rPr>
+        <w:t xml:space="preserve"> · </w:t>
+      </w:r>
+      <w:r>
+        <w:rPr>
+          <w:lang w:val="zh_CN" w:bidi="zh_CN"/>
+        </w:rPr>
+        <w:t>1JN 1:10</w:t>
+      </w:r>
+      <w:r>
+        <w:rPr>
+          <w:lang w:val="zh_CN" w:bidi="zh_CN"/>
+        </w:rPr>
+        <w:t xml:space="preserve"> · </w:t>
+      </w:r>
+      <w:r>
+        <w:rPr>
+          <w:lang w:val="zh_CN" w:bidi="zh_CN"/>
+        </w:rPr>
+        <w:t>1JN 2:4</w:t>
+      </w:r>
+      <w:r>
+        <w:rPr>
+          <w:lang w:val="zh_CN" w:bidi="zh_CN"/>
+        </w:rPr>
+        <w:t xml:space="preserve"> · </w:t>
+      </w:r>
+      <w:r>
+        <w:rPr>
+          <w:lang w:val="zh_CN" w:bidi="zh_CN"/>
+        </w:rPr>
+        <w:t>1JN 2:22</w:t>
+      </w:r>
+      <w:r>
+        <w:rPr>
+          <w:lang w:val="zh_CN" w:bidi="zh_CN"/>
+        </w:rPr>
+        <w:t xml:space="preserve"> · </w:t>
+      </w:r>
+      <w:r>
+        <w:rPr>
+          <w:lang w:val="zh_CN" w:bidi="zh_CN"/>
+        </w:rPr>
+        <w:t>1JN 4:20</w:t>
+      </w:r>
+      <w:r>
+        <w:rPr>
+          <w:lang w:val="zh_CN" w:bidi="zh_CN"/>
+        </w:rPr>
+        <w:t xml:space="preserve"> · </w:t>
+      </w:r>
+      <w:r>
+        <w:rPr>
+          <w:lang w:val="zh_CN" w:bidi="zh_CN"/>
+        </w:rPr>
+        <w:t>1JN 5:10</w:t>
+      </w:r>
       <w:r>
         <w:rPr>
           <w:lang w:val="zh_CN" w:bidi="zh_CN"/>
@@ -5369,18 +4907,12 @@
         </w:rPr>
         <w:t xml:space="preserve">在翻译 </w:t>
       </w:r>
-      <w:hyperlink r:id="rId90">
-        <w:r>
-          <w:rPr>
-            <w:lang w:val="zh_CN" w:bidi="zh_CN"/>
-          </w:rPr>
-          <w:rPr>
-            <w:color w:val="0000EE"/>
-            <w:u w:val="single"/>
-          </w:rPr>
-          <w:t>1JN 1:1</w:t>
-        </w:r>
-      </w:hyperlink>
+      <w:r>
+        <w:rPr>
+          <w:lang w:val="zh_CN" w:bidi="zh_CN"/>
+        </w:rPr>
+        <w:t>1JN 1:1</w:t>
+      </w:r>
       <w:r>
         <w:rPr>
           <w:lang w:val="zh_CN" w:bidi="zh_CN"/>
@@ -5395,54 +4927,36 @@
           <w:lang w:val="zh_CN" w:bidi="zh_CN"/>
         </w:rPr>
       </w:r>
-      <w:hyperlink r:id="rId91">
-        <w:r>
-          <w:rPr>
-            <w:lang w:val="zh_CN" w:bidi="zh_CN"/>
-          </w:rPr>
-          <w:rPr>
-            <w:color w:val="0000EE"/>
-            <w:u w:val="single"/>
-          </w:rPr>
-          <w:t>LUK 24:39</w:t>
-        </w:r>
-      </w:hyperlink>
-      <w:r>
-        <w:rPr>
-          <w:lang w:val="zh_CN" w:bidi="zh_CN"/>
-        </w:rPr>
-        <w:t xml:space="preserve"> · </w:t>
-      </w:r>
-      <w:hyperlink r:id="rId92">
-        <w:r>
-          <w:rPr>
-            <w:lang w:val="zh_CN" w:bidi="zh_CN"/>
-          </w:rPr>
-          <w:rPr>
-            <w:color w:val="0000EE"/>
-            <w:u w:val="single"/>
-          </w:rPr>
-          <w:t>HEB 12:18</w:t>
-        </w:r>
-      </w:hyperlink>
-      <w:r>
-        <w:rPr>
-          <w:lang w:val="zh_CN" w:bidi="zh_CN"/>
-        </w:rPr>
-        <w:t xml:space="preserve"> · </w:t>
-      </w:r>
-      <w:hyperlink r:id="rId90">
-        <w:r>
-          <w:rPr>
-            <w:lang w:val="zh_CN" w:bidi="zh_CN"/>
-          </w:rPr>
-          <w:rPr>
-            <w:color w:val="0000EE"/>
-            <w:u w:val="single"/>
-          </w:rPr>
-          <w:t>1JN 1:1</w:t>
-        </w:r>
-      </w:hyperlink>
+      <w:r>
+        <w:rPr>
+          <w:lang w:val="zh_CN" w:bidi="zh_CN"/>
+        </w:rPr>
+        <w:t>LUK 24:39</w:t>
+      </w:r>
+      <w:r>
+        <w:rPr>
+          <w:lang w:val="zh_CN" w:bidi="zh_CN"/>
+        </w:rPr>
+        <w:t xml:space="preserve"> · </w:t>
+      </w:r>
+      <w:r>
+        <w:rPr>
+          <w:lang w:val="zh_CN" w:bidi="zh_CN"/>
+        </w:rPr>
+        <w:t>HEB 12:18</w:t>
+      </w:r>
+      <w:r>
+        <w:rPr>
+          <w:lang w:val="zh_CN" w:bidi="zh_CN"/>
+        </w:rPr>
+        <w:t xml:space="preserve"> · </w:t>
+      </w:r>
+      <w:r>
+        <w:rPr>
+          <w:lang w:val="zh_CN" w:bidi="zh_CN"/>
+        </w:rPr>
+        <w:t>1JN 1:1</w:t>
+      </w:r>
     </w:p>
     <w:p>
       <w:pPr/>
@@ -5519,7 +5033,7 @@
         </w:rPr>
         <w:t>[a]“触摸,感觉”</w:t>
       </w:r>
-      <w:hyperlink r:id="rId93">
+      <w:hyperlink r:id="rId20">
         <w:r>
           <w:rPr>
             <w:lang w:val="zh_CN" w:bidi="zh_CN"/>
@@ -5545,18 +5059,12 @@
           <w:lang w:val="zh_CN" w:bidi="zh_CN"/>
         </w:rPr>
       </w:r>
-      <w:hyperlink r:id="rId94">
-        <w:r>
-          <w:rPr>
-            <w:lang w:val="zh_CN" w:bidi="zh_CN"/>
-          </w:rPr>
-          <w:rPr>
-            <w:color w:val="0000EE"/>
-            <w:u w:val="single"/>
-          </w:rPr>
-          <w:t>ACT 17:27</w:t>
-        </w:r>
-      </w:hyperlink>
+      <w:r>
+        <w:rPr>
+          <w:lang w:val="zh_CN" w:bidi="zh_CN"/>
+        </w:rPr>
+        <w:t>ACT 17:27</w:t>
+      </w:r>
       <w:r>
         <w:rPr>
           <w:lang w:val="zh_CN" w:bidi="zh_CN"/>
@@ -5742,25 +5250,19 @@
         </w:rPr>
         <w:t xml:space="preserve">“计算兽的数字”,就是计算名字中每个字母代表的数值之总和。关于 ψηφίζω 在 </w:t>
       </w:r>
-      <w:hyperlink r:id="rId95">
-        <w:r>
-          <w:rPr>
-            <w:lang w:val="zh_CN" w:bidi="zh_CN"/>
-          </w:rPr>
-          <w:rPr>
-            <w:color w:val="0000EE"/>
-            <w:u w:val="single"/>
-          </w:rPr>
-          <w:t>REV 13:18</w:t>
-        </w:r>
-      </w:hyperlink>
+      <w:r>
+        <w:rPr>
+          <w:lang w:val="zh_CN" w:bidi="zh_CN"/>
+        </w:rPr>
+        <w:t>REV 13:18</w:t>
+      </w:r>
       <w:r>
         <w:rPr>
           <w:lang w:val="zh_CN" w:bidi="zh_CN"/>
         </w:rPr>
         <w:t xml:space="preserve"> 中的另一种解释,见 </w:t>
       </w:r>
-      <w:hyperlink r:id="rId96">
+      <w:hyperlink r:id="rId21">
         <w:r>
           <w:rPr>
             <w:lang w:val="zh_CN" w:bidi="zh_CN"/>
@@ -5786,36 +5288,24 @@
           <w:lang w:val="zh_CN" w:bidi="zh_CN"/>
         </w:rPr>
       </w:r>
-      <w:hyperlink r:id="rId97">
-        <w:r>
-          <w:rPr>
-            <w:lang w:val="zh_CN" w:bidi="zh_CN"/>
-          </w:rPr>
-          <w:rPr>
-            <w:color w:val="0000EE"/>
-            <w:u w:val="single"/>
-          </w:rPr>
-          <w:t>LUK 14:28</w:t>
-        </w:r>
-      </w:hyperlink>
-      <w:r>
-        <w:rPr>
-          <w:lang w:val="zh_CN" w:bidi="zh_CN"/>
-        </w:rPr>
-        <w:t xml:space="preserve"> · </w:t>
-      </w:r>
-      <w:hyperlink r:id="rId95">
-        <w:r>
-          <w:rPr>
-            <w:lang w:val="zh_CN" w:bidi="zh_CN"/>
-          </w:rPr>
-          <w:rPr>
-            <w:color w:val="0000EE"/>
-            <w:u w:val="single"/>
-          </w:rPr>
-          <w:t>REV 13:18</w:t>
-        </w:r>
-      </w:hyperlink>
+      <w:r>
+        <w:rPr>
+          <w:lang w:val="zh_CN" w:bidi="zh_CN"/>
+        </w:rPr>
+        <w:t>LUK 14:28</w:t>
+      </w:r>
+      <w:r>
+        <w:rPr>
+          <w:lang w:val="zh_CN" w:bidi="zh_CN"/>
+        </w:rPr>
+        <w:t xml:space="preserve"> · </w:t>
+      </w:r>
+      <w:r>
+        <w:rPr>
+          <w:lang w:val="zh_CN" w:bidi="zh_CN"/>
+        </w:rPr>
+        <w:t>REV 13:18</w:t>
+      </w:r>
     </w:p>
     <w:p>
       <w:pPr/>
@@ -5892,18 +5382,12 @@
         </w:rPr>
         <w:t>在某些语言中,</w:t>
       </w:r>
-      <w:hyperlink r:id="rId95">
-        <w:r>
-          <w:rPr>
-            <w:lang w:val="zh_CN" w:bidi="zh_CN"/>
-          </w:rPr>
-          <w:rPr>
-            <w:color w:val="0000EE"/>
-            <w:u w:val="single"/>
-          </w:rPr>
-          <w:t>REV 13:18</w:t>
-        </w:r>
-      </w:hyperlink>
+      <w:r>
+        <w:rPr>
+          <w:lang w:val="zh_CN" w:bidi="zh_CN"/>
+        </w:rPr>
+        <w:t>REV 13:18</w:t>
+      </w:r>
       <w:r>
         <w:rPr>
           <w:lang w:val="zh_CN" w:bidi="zh_CN"/>
@@ -5922,25 +5406,19 @@
         </w:rPr>
         <w:t xml:space="preserve"> 在 </w:t>
       </w:r>
-      <w:hyperlink r:id="rId95">
-        <w:r>
-          <w:rPr>
-            <w:lang w:val="zh_CN" w:bidi="zh_CN"/>
-          </w:rPr>
-          <w:rPr>
-            <w:color w:val="0000EE"/>
-            <w:u w:val="single"/>
-          </w:rPr>
-          <w:t>REV 13:18</w:t>
-        </w:r>
-      </w:hyperlink>
+      <w:r>
+        <w:rPr>
+          <w:lang w:val="zh_CN" w:bidi="zh_CN"/>
+        </w:rPr>
+        <w:t>REV 13:18</w:t>
+      </w:r>
       <w:r>
         <w:rPr>
           <w:lang w:val="zh_CN" w:bidi="zh_CN"/>
         </w:rPr>
         <w:t xml:space="preserve"> 中的另一种解释,见 </w:t>
       </w:r>
-      <w:hyperlink r:id="rId98">
+      <w:hyperlink r:id="rId22">
         <w:r>
           <w:rPr>
             <w:lang w:val="zh_CN" w:bidi="zh_CN"/>
@@ -5966,18 +5444,12 @@
           <w:lang w:val="zh_CN" w:bidi="zh_CN"/>
         </w:rPr>
       </w:r>
-      <w:hyperlink r:id="rId95">
-        <w:r>
-          <w:rPr>
-            <w:lang w:val="zh_CN" w:bidi="zh_CN"/>
-          </w:rPr>
-          <w:rPr>
-            <w:color w:val="0000EE"/>
-            <w:u w:val="single"/>
-          </w:rPr>
-          <w:t>REV 13:18</w:t>
-        </w:r>
-      </w:hyperlink>
+      <w:r>
+        <w:rPr>
+          <w:lang w:val="zh_CN" w:bidi="zh_CN"/>
+        </w:rPr>
+        <w:t>REV 13:18</w:t>
+      </w:r>
       <w:r>
         <w:rPr>
           <w:lang w:val="zh_CN" w:bidi="zh_CN"/>
@@ -6175,18 +5647,12 @@
         </w:rPr>
         <w:t xml:space="preserve">在 </w:t>
       </w:r>
-      <w:hyperlink r:id="rId99">
-        <w:r>
-          <w:rPr>
-            <w:lang w:val="zh_CN" w:bidi="zh_CN"/>
-          </w:rPr>
-          <w:rPr>
-            <w:color w:val="0000EE"/>
-            <w:u w:val="single"/>
-          </w:rPr>
-          <w:t>REV 2:17</w:t>
-        </w:r>
-      </w:hyperlink>
+      <w:r>
+        <w:rPr>
+          <w:lang w:val="zh_CN" w:bidi="zh_CN"/>
+        </w:rPr>
+        <w:t>REV 2:17</w:t>
+      </w:r>
       <w:r>
         <w:rPr>
           <w:lang w:val="zh_CN" w:bidi="zh_CN"/>
@@ -6201,54 +5667,36 @@
           <w:lang w:val="zh_CN" w:bidi="zh_CN"/>
         </w:rPr>
       </w:r>
-      <w:hyperlink r:id="rId100">
-        <w:r>
-          <w:rPr>
-            <w:lang w:val="zh_CN" w:bidi="zh_CN"/>
-          </w:rPr>
-          <w:rPr>
-            <w:color w:val="0000EE"/>
-            <w:u w:val="single"/>
-          </w:rPr>
-          <w:t>ACT 26:10</w:t>
-        </w:r>
-      </w:hyperlink>
-      <w:r>
-        <w:rPr>
-          <w:lang w:val="zh_CN" w:bidi="zh_CN"/>
-        </w:rPr>
-        <w:t xml:space="preserve"> · </w:t>
-      </w:r>
-      <w:hyperlink r:id="rId99">
-        <w:r>
-          <w:rPr>
-            <w:lang w:val="zh_CN" w:bidi="zh_CN"/>
-          </w:rPr>
-          <w:rPr>
-            <w:color w:val="0000EE"/>
-            <w:u w:val="single"/>
-          </w:rPr>
-          <w:t>REV 2:17</w:t>
-        </w:r>
-      </w:hyperlink>
-      <w:r>
-        <w:rPr>
-          <w:lang w:val="zh_CN" w:bidi="zh_CN"/>
-        </w:rPr>
-        <w:t xml:space="preserve"> · </w:t>
-      </w:r>
-      <w:hyperlink r:id="rId99">
-        <w:r>
-          <w:rPr>
-            <w:lang w:val="zh_CN" w:bidi="zh_CN"/>
-          </w:rPr>
-          <w:rPr>
-            <w:color w:val="0000EE"/>
-            <w:u w:val="single"/>
-          </w:rPr>
-          <w:t>REV 2:17</w:t>
-        </w:r>
-      </w:hyperlink>
+      <w:r>
+        <w:rPr>
+          <w:lang w:val="zh_CN" w:bidi="zh_CN"/>
+        </w:rPr>
+        <w:t>ACT 26:10</w:t>
+      </w:r>
+      <w:r>
+        <w:rPr>
+          <w:lang w:val="zh_CN" w:bidi="zh_CN"/>
+        </w:rPr>
+        <w:t xml:space="preserve"> · </w:t>
+      </w:r>
+      <w:r>
+        <w:rPr>
+          <w:lang w:val="zh_CN" w:bidi="zh_CN"/>
+        </w:rPr>
+        <w:t>REV 2:17</w:t>
+      </w:r>
+      <w:r>
+        <w:rPr>
+          <w:lang w:val="zh_CN" w:bidi="zh_CN"/>
+        </w:rPr>
+        <w:t xml:space="preserve"> · </w:t>
+      </w:r>
+      <w:r>
+        <w:rPr>
+          <w:lang w:val="zh_CN" w:bidi="zh_CN"/>
+        </w:rPr>
+        <w:t>REV 2:17</w:t>
+      </w:r>
       <w:r>
         <w:rPr>
           <w:lang w:val="zh_CN" w:bidi="zh_CN"/>
@@ -6454,18 +5902,12 @@
           <w:lang w:val="zh_CN" w:bidi="zh_CN"/>
         </w:rPr>
       </w:r>
-      <w:hyperlink r:id="rId101">
-        <w:r>
-          <w:rPr>
-            <w:lang w:val="zh_CN" w:bidi="zh_CN"/>
-          </w:rPr>
-          <w:rPr>
-            <w:color w:val="0000EE"/>
-            <w:u w:val="single"/>
-          </w:rPr>
-          <w:t>2CO 12:20</w:t>
-        </w:r>
-      </w:hyperlink>
+      <w:r>
+        <w:rPr>
+          <w:lang w:val="zh_CN" w:bidi="zh_CN"/>
+        </w:rPr>
+        <w:t>2CO 12:20</w:t>
+      </w:r>
       <w:r>
         <w:rPr>
           <w:lang w:val="zh_CN" w:bidi="zh_CN"/>
@@ -6659,18 +6101,12 @@
           <w:lang w:val="zh_CN" w:bidi="zh_CN"/>
         </w:rPr>
       </w:r>
-      <w:hyperlink r:id="rId102">
-        <w:r>
-          <w:rPr>
-            <w:lang w:val="zh_CN" w:bidi="zh_CN"/>
-          </w:rPr>
-          <w:rPr>
-            <w:color w:val="0000EE"/>
-            <w:u w:val="single"/>
-          </w:rPr>
-          <w:t>ROM 1:29</w:t>
-        </w:r>
-      </w:hyperlink>
+      <w:r>
+        <w:rPr>
+          <w:lang w:val="zh_CN" w:bidi="zh_CN"/>
+        </w:rPr>
+        <w:t>ROM 1:29</w:t>
+      </w:r>
       <w:r>
         <w:rPr>
           <w:lang w:val="zh_CN" w:bidi="zh_CN"/>
@@ -6826,54 +6262,36 @@
         </w:rPr>
         <w:t xml:space="preserve"> </w:t>
       </w:r>
-      <w:hyperlink r:id="rId103">
-        <w:r>
-          <w:rPr>
-            <w:lang w:val="zh_CN" w:bidi="zh_CN"/>
-          </w:rPr>
-          <w:rPr>
-            <w:color w:val="0000EE"/>
-            <w:u w:val="single"/>
-          </w:rPr>
-          <w:t>MAT 15:27</w:t>
-        </w:r>
-      </w:hyperlink>
+      <w:r>
+        <w:rPr>
+          <w:lang w:val="zh_CN" w:bidi="zh_CN"/>
+        </w:rPr>
+        <w:t>MAT 15:27</w:t>
+      </w:r>
       <w:r>
         <w:rPr>
           <w:lang w:val="zh_CN" w:bidi="zh_CN"/>
         </w:rPr>
         <w:t>、</w:t>
       </w:r>
-      <w:hyperlink r:id="rId104">
-        <w:r>
-          <w:rPr>
-            <w:lang w:val="zh_CN" w:bidi="zh_CN"/>
-          </w:rPr>
-          <w:rPr>
-            <w:color w:val="0000EE"/>
-            <w:u w:val="single"/>
-          </w:rPr>
-          <w:t>MRK 7:28</w:t>
-        </w:r>
-      </w:hyperlink>
+      <w:r>
+        <w:rPr>
+          <w:lang w:val="zh_CN" w:bidi="zh_CN"/>
+        </w:rPr>
+        <w:t>MRK 7:28</w:t>
+      </w:r>
       <w:r>
         <w:rPr>
           <w:lang w:val="zh_CN" w:bidi="zh_CN"/>
         </w:rPr>
         <w:t xml:space="preserve"> 和 </w:t>
       </w:r>
-      <w:hyperlink r:id="rId105">
-        <w:r>
-          <w:rPr>
-            <w:lang w:val="zh_CN" w:bidi="zh_CN"/>
-          </w:rPr>
-          <w:rPr>
-            <w:color w:val="0000EE"/>
-            <w:u w:val="single"/>
-          </w:rPr>
-          <w:t>LUK 16:21</w:t>
-        </w:r>
-      </w:hyperlink>
+      <w:r>
+        <w:rPr>
+          <w:lang w:val="zh_CN" w:bidi="zh_CN"/>
+        </w:rPr>
+        <w:t>LUK 16:21</w:t>
+      </w:r>
       <w:r>
         <w:rPr>
           <w:lang w:val="zh_CN" w:bidi="zh_CN"/>
@@ -6887,18 +6305,12 @@
         </w:rPr>
         <w:t>这词只出现在一处异文中:ἐπιθυμῶν χορτασθῆναι ἀπὸ τῶν ψιχίων τῶν πιπτόντων ἀπὸ τῆς τραπέζης“要吃从桌子上掉下来的零碎”</w:t>
       </w:r>
-      <w:hyperlink r:id="rId105">
-        <w:r>
-          <w:rPr>
-            <w:lang w:val="zh_CN" w:bidi="zh_CN"/>
-          </w:rPr>
-          <w:rPr>
-            <w:color w:val="0000EE"/>
-            <w:u w:val="single"/>
-          </w:rPr>
-          <w:t>LUK 16:21</w:t>
-        </w:r>
-      </w:hyperlink>
+      <w:r>
+        <w:rPr>
+          <w:lang w:val="zh_CN" w:bidi="zh_CN"/>
+        </w:rPr>
+        <w:t>LUK 16:21</w:t>
+      </w:r>
       <w:r>
         <w:rPr>
           <w:lang w:val="zh_CN" w:bidi="zh_CN"/>
@@ -6913,18 +6325,12 @@
           <w:lang w:val="zh_CN" w:bidi="zh_CN"/>
         </w:rPr>
       </w:r>
-      <w:hyperlink r:id="rId105">
-        <w:r>
-          <w:rPr>
-            <w:lang w:val="zh_CN" w:bidi="zh_CN"/>
-          </w:rPr>
-          <w:rPr>
-            <w:color w:val="0000EE"/>
-            <w:u w:val="single"/>
-          </w:rPr>
-          <w:t>LUK 16:21</w:t>
-        </w:r>
-      </w:hyperlink>
+      <w:r>
+        <w:rPr>
+          <w:lang w:val="zh_CN" w:bidi="zh_CN"/>
+        </w:rPr>
+        <w:t>LUK 16:21</w:t>
+      </w:r>
       <w:r>
         <w:rPr>
           <w:lang w:val="zh_CN" w:bidi="zh_CN"/>
@@ -7098,54 +6504,36 @@
         </w:rPr>
         <w:t xml:space="preserve"> </w:t>
       </w:r>
-      <w:hyperlink r:id="rId103">
-        <w:r>
-          <w:rPr>
-            <w:lang w:val="zh_CN" w:bidi="zh_CN"/>
-          </w:rPr>
-          <w:rPr>
-            <w:color w:val="0000EE"/>
-            <w:u w:val="single"/>
-          </w:rPr>
-          <w:t>MAT 15:27</w:t>
-        </w:r>
-      </w:hyperlink>
+      <w:r>
+        <w:rPr>
+          <w:lang w:val="zh_CN" w:bidi="zh_CN"/>
+        </w:rPr>
+        <w:t>MAT 15:27</w:t>
+      </w:r>
       <w:r>
         <w:rPr>
           <w:lang w:val="zh_CN" w:bidi="zh_CN"/>
         </w:rPr>
         <w:t>、</w:t>
       </w:r>
-      <w:hyperlink r:id="rId104">
-        <w:r>
-          <w:rPr>
-            <w:lang w:val="zh_CN" w:bidi="zh_CN"/>
-          </w:rPr>
-          <w:rPr>
-            <w:color w:val="0000EE"/>
-            <w:u w:val="single"/>
-          </w:rPr>
-          <w:t>MRK 7:28</w:t>
-        </w:r>
-      </w:hyperlink>
+      <w:r>
+        <w:rPr>
+          <w:lang w:val="zh_CN" w:bidi="zh_CN"/>
+        </w:rPr>
+        <w:t>MRK 7:28</w:t>
+      </w:r>
       <w:r>
         <w:rPr>
           <w:lang w:val="zh_CN" w:bidi="zh_CN"/>
         </w:rPr>
         <w:t xml:space="preserve"> 和 </w:t>
       </w:r>
-      <w:hyperlink r:id="rId105">
-        <w:r>
-          <w:rPr>
-            <w:lang w:val="zh_CN" w:bidi="zh_CN"/>
-          </w:rPr>
-          <w:rPr>
-            <w:color w:val="0000EE"/>
-            <w:u w:val="single"/>
-          </w:rPr>
-          <w:t>LUK 16:21</w:t>
-        </w:r>
-      </w:hyperlink>
+      <w:r>
+        <w:rPr>
+          <w:lang w:val="zh_CN" w:bidi="zh_CN"/>
+        </w:rPr>
+        <w:t>LUK 16:21</w:t>
+      </w:r>
       <w:r>
         <w:rPr>
           <w:lang w:val="zh_CN" w:bidi="zh_CN"/>
@@ -7160,36 +6548,24 @@
           <w:lang w:val="zh_CN" w:bidi="zh_CN"/>
         </w:rPr>
       </w:r>
-      <w:hyperlink r:id="rId103">
-        <w:r>
-          <w:rPr>
-            <w:lang w:val="zh_CN" w:bidi="zh_CN"/>
-          </w:rPr>
-          <w:rPr>
-            <w:color w:val="0000EE"/>
-            <w:u w:val="single"/>
-          </w:rPr>
-          <w:t>MAT 15:27</w:t>
-        </w:r>
-      </w:hyperlink>
-      <w:r>
-        <w:rPr>
-          <w:lang w:val="zh_CN" w:bidi="zh_CN"/>
-        </w:rPr>
-        <w:t xml:space="preserve"> · </w:t>
-      </w:r>
-      <w:hyperlink r:id="rId104">
-        <w:r>
-          <w:rPr>
-            <w:lang w:val="zh_CN" w:bidi="zh_CN"/>
-          </w:rPr>
-          <w:rPr>
-            <w:color w:val="0000EE"/>
-            <w:u w:val="single"/>
-          </w:rPr>
-          <w:t>MRK 7:28</w:t>
-        </w:r>
-      </w:hyperlink>
+      <w:r>
+        <w:rPr>
+          <w:lang w:val="zh_CN" w:bidi="zh_CN"/>
+        </w:rPr>
+        <w:t>MAT 15:27</w:t>
+      </w:r>
+      <w:r>
+        <w:rPr>
+          <w:lang w:val="zh_CN" w:bidi="zh_CN"/>
+        </w:rPr>
+        <w:t xml:space="preserve"> · </w:t>
+      </w:r>
+      <w:r>
+        <w:rPr>
+          <w:lang w:val="zh_CN" w:bidi="zh_CN"/>
+        </w:rPr>
+        <w:t>MRK 7:28</w:t>
+      </w:r>
       <w:r>
         <w:rPr>
           <w:lang w:val="zh_CN" w:bidi="zh_CN"/>
@@ -7375,18 +6751,12 @@
         </w:rPr>
         <w:t xml:space="preserve">在 </w:t>
       </w:r>
-      <w:hyperlink r:id="rId106">
-        <w:r>
-          <w:rPr>
-            <w:lang w:val="zh_CN" w:bidi="zh_CN"/>
-          </w:rPr>
-          <w:rPr>
-            <w:color w:val="0000EE"/>
-            <w:u w:val="single"/>
-          </w:rPr>
-          <w:t>PHP 1:27</w:t>
-        </w:r>
-      </w:hyperlink>
+      <w:r>
+        <w:rPr>
+          <w:lang w:val="zh_CN" w:bidi="zh_CN"/>
+        </w:rPr>
+        <w:t>PHP 1:27</w:t>
+      </w:r>
       <w:r>
         <w:rPr>
           <w:lang w:val="zh_CN" w:bidi="zh_CN"/>
@@ -7400,43 +6770,31 @@
         </w:rPr>
         <w:t>ψυχή[a] 经常解作“心”或“愿望”。比较下文:περίλυπός ἐστιν ἡ ψυχή μου ἕως θανάτου“我的心很忧伤,几乎要死”(</w:t>
       </w:r>
-      <w:hyperlink r:id="rId107">
-        <w:r>
-          <w:rPr>
-            <w:lang w:val="zh_CN" w:bidi="zh_CN"/>
-          </w:rPr>
-          <w:rPr>
-            <w:color w:val="0000EE"/>
-            <w:u w:val="single"/>
-          </w:rPr>
-          <w:t>MAT 26:38</w:t>
-        </w:r>
-      </w:hyperlink>
+      <w:r>
+        <w:rPr>
+          <w:lang w:val="zh_CN" w:bidi="zh_CN"/>
+        </w:rPr>
+        <w:t>MAT 26:38</w:t>
+      </w:r>
       <w:r>
         <w:rPr>
           <w:lang w:val="zh_CN" w:bidi="zh_CN"/>
         </w:rPr>
         <w:t>);ἵνα μὴ κάμητε ταῖς ψυχαῖς ὑμῶν ἐκλυόμενοι“你们的心就不会气馁和放弃了”(</w:t>
       </w:r>
-      <w:hyperlink r:id="rId108">
-        <w:r>
-          <w:rPr>
-            <w:lang w:val="zh_CN" w:bidi="zh_CN"/>
-          </w:rPr>
-          <w:rPr>
-            <w:color w:val="0000EE"/>
-            <w:u w:val="single"/>
-          </w:rPr>
-          <w:t>HEB 12:3</w:t>
-        </w:r>
-      </w:hyperlink>
+      <w:r>
+        <w:rPr>
+          <w:lang w:val="zh_CN" w:bidi="zh_CN"/>
+        </w:rPr>
+        <w:t>HEB 12:3</w:t>
+      </w:r>
       <w:r>
         <w:rPr>
           <w:lang w:val="zh_CN" w:bidi="zh_CN"/>
         </w:rPr>
         <w:t xml:space="preserve">)(关于习语 κάμνω τῇ ψυχῇ 中的 ψυχή,见 </w:t>
       </w:r>
-      <w:hyperlink r:id="rId109">
+      <w:hyperlink r:id="rId23">
         <w:r>
           <w:rPr>
             <w:lang w:val="zh_CN" w:bidi="zh_CN"/>
@@ -7454,72 +6812,48 @@
         </w:rPr>
         <w:t>);ἀλλ ὡς δοῦλοι Χριστοῦ ποιοῦντες τὸ θέλημα τοῦ θεοῦ ἐκ ψυχῆς“但是,你们全心去做上帝要你们做的事,就像基督的仆人那样”(</w:t>
       </w:r>
-      <w:hyperlink r:id="rId110">
-        <w:r>
-          <w:rPr>
-            <w:lang w:val="zh_CN" w:bidi="zh_CN"/>
-          </w:rPr>
-          <w:rPr>
-            <w:color w:val="0000EE"/>
-            <w:u w:val="single"/>
-          </w:rPr>
-          <w:t>EPH 6:6</w:t>
-        </w:r>
-      </w:hyperlink>
+      <w:r>
+        <w:rPr>
+          <w:lang w:val="zh_CN" w:bidi="zh_CN"/>
+        </w:rPr>
+        <w:t>EPH 6:6</w:t>
+      </w:r>
       <w:r>
         <w:rPr>
           <w:lang w:val="zh_CN" w:bidi="zh_CN"/>
         </w:rPr>
         <w:t xml:space="preserve">)。在这些经文中,ψυχή 事实上是指人的整体,因此 </w:t>
       </w:r>
-      <w:hyperlink r:id="rId107">
-        <w:r>
-          <w:rPr>
-            <w:lang w:val="zh_CN" w:bidi="zh_CN"/>
-          </w:rPr>
-          <w:rPr>
-            <w:color w:val="0000EE"/>
-            <w:u w:val="single"/>
-          </w:rPr>
-          <w:t>MAT 26:38</w:t>
-        </w:r>
-      </w:hyperlink>
+      <w:r>
+        <w:rPr>
+          <w:lang w:val="zh_CN" w:bidi="zh_CN"/>
+        </w:rPr>
+        <w:t>MAT 26:38</w:t>
+      </w:r>
       <w:r>
         <w:rPr>
           <w:lang w:val="zh_CN" w:bidi="zh_CN"/>
         </w:rPr>
         <w:t xml:space="preserve"> 可以贴切地译成:“我的忧伤极大,几乎要杀死我”。</w:t>
       </w:r>
-      <w:hyperlink r:id="rId108">
-        <w:r>
-          <w:rPr>
-            <w:lang w:val="zh_CN" w:bidi="zh_CN"/>
-          </w:rPr>
-          <w:rPr>
-            <w:color w:val="0000EE"/>
-            <w:u w:val="single"/>
-          </w:rPr>
-          <w:t>HEB 12:3</w:t>
-        </w:r>
-      </w:hyperlink>
+      <w:r>
+        <w:rPr>
+          <w:lang w:val="zh_CN" w:bidi="zh_CN"/>
+        </w:rPr>
+        <w:t>HEB 12:3</w:t>
+      </w:r>
       <w:r>
         <w:rPr>
           <w:lang w:val="zh_CN" w:bidi="zh_CN"/>
         </w:rPr>
         <w:t xml:space="preserve"> 也可以译成:“因此,你们不要灰心放弃”;</w:t>
       </w:r>
-      <w:hyperlink r:id="rId110">
-        <w:r>
-          <w:rPr>
-            <w:lang w:val="zh_CN" w:bidi="zh_CN"/>
-          </w:rPr>
-          <w:rPr>
-            <w:color w:val="0000EE"/>
-            <w:u w:val="single"/>
-          </w:rPr>
-          <w:t>EPH 6:6</w:t>
-        </w:r>
-      </w:hyperlink>
+      <w:r>
+        <w:rPr>
+          <w:lang w:val="zh_CN" w:bidi="zh_CN"/>
+        </w:rPr>
+        <w:t>EPH 6:6</w:t>
+      </w:r>
       <w:r>
         <w:rPr>
           <w:lang w:val="zh_CN" w:bidi="zh_CN"/>
@@ -7533,7 +6867,7 @@
         </w:rPr>
         <w:t>关于 ψυχή 指个体的人,见 ψυχή[c] (</w:t>
       </w:r>
-      <w:hyperlink r:id="rId111">
+      <w:hyperlink r:id="rId24">
         <w:r>
           <w:rPr>
             <w:lang w:val="zh_CN" w:bidi="zh_CN"/>
@@ -7551,18 +6885,12 @@
         </w:rPr>
         <w:t xml:space="preserve">),例如 </w:t>
       </w:r>
-      <w:hyperlink r:id="rId112">
-        <w:r>
-          <w:rPr>
-            <w:lang w:val="zh_CN" w:bidi="zh_CN"/>
-          </w:rPr>
-          <w:rPr>
-            <w:color w:val="0000EE"/>
-            <w:u w:val="single"/>
-          </w:rPr>
-          <w:t>MAT 11:29</w:t>
-        </w:r>
-      </w:hyperlink>
+      <w:r>
+        <w:rPr>
+          <w:lang w:val="zh_CN" w:bidi="zh_CN"/>
+        </w:rPr>
+        <w:t>MAT 11:29</w:t>
+      </w:r>
       <w:r>
         <w:rPr>
           <w:lang w:val="zh_CN" w:bidi="zh_CN"/>
@@ -7576,18 +6904,12 @@
         </w:rPr>
         <w:t>即使是在那些 ψυχή 指死后存在的经文中,这个词也可能是喻指人。例如,</w:t>
       </w:r>
-      <w:hyperlink r:id="rId113">
-        <w:r>
-          <w:rPr>
-            <w:lang w:val="zh_CN" w:bidi="zh_CN"/>
-          </w:rPr>
-          <w:rPr>
-            <w:color w:val="0000EE"/>
-            <w:u w:val="single"/>
-          </w:rPr>
-          <w:t>ACT 2:27</w:t>
-        </w:r>
-      </w:hyperlink>
+      <w:r>
+        <w:rPr>
+          <w:lang w:val="zh_CN" w:bidi="zh_CN"/>
+        </w:rPr>
+        <w:t>ACT 2:27</w:t>
+      </w:r>
       <w:r>
         <w:rPr>
           <w:lang w:val="zh_CN" w:bidi="zh_CN"/>
@@ -7601,7 +6923,7 @@
         </w:rPr>
         <w:t>翻译者需要区分 ψυχή[a] 和 ψυχή[b];ψυχή[a] 指心理能力,ψυχή[b] 指肉体的生命、生活的原则(</w:t>
       </w:r>
-      <w:hyperlink r:id="rId114">
+      <w:hyperlink r:id="rId25">
         <w:r>
           <w:rPr>
             <w:lang w:val="zh_CN" w:bidi="zh_CN"/>
@@ -7619,36 +6941,24 @@
         </w:rPr>
         <w:t xml:space="preserve">)。例如,注意 </w:t>
       </w:r>
-      <w:hyperlink r:id="rId115">
-        <w:r>
-          <w:rPr>
-            <w:lang w:val="zh_CN" w:bidi="zh_CN"/>
-          </w:rPr>
-          <w:rPr>
-            <w:color w:val="0000EE"/>
-            <w:u w:val="single"/>
-          </w:rPr>
-          <w:t>HEB 4:12</w:t>
-        </w:r>
-      </w:hyperlink>
+      <w:r>
+        <w:rPr>
+          <w:lang w:val="zh_CN" w:bidi="zh_CN"/>
+        </w:rPr>
+        <w:t>HEB 4:12</w:t>
+      </w:r>
       <w:r>
         <w:rPr>
           <w:lang w:val="zh_CN" w:bidi="zh_CN"/>
         </w:rPr>
         <w:t xml:space="preserve"> 中的 ψυχή[b](διϊκνούμενος ἄχρι μερισμοῦ ψυχῆς καὶ πνεύματος“它一直切入到肉体生命和灵性相交会的地方”)。另外,注意 </w:t>
       </w:r>
-      <w:hyperlink r:id="rId116">
-        <w:r>
-          <w:rPr>
-            <w:lang w:val="zh_CN" w:bidi="zh_CN"/>
-          </w:rPr>
-          <w:rPr>
-            <w:color w:val="0000EE"/>
-            <w:u w:val="single"/>
-          </w:rPr>
-          <w:t>1TH 5:23</w:t>
-        </w:r>
-      </w:hyperlink>
+      <w:r>
+        <w:rPr>
+          <w:lang w:val="zh_CN" w:bidi="zh_CN"/>
+        </w:rPr>
+        <w:t>1TH 5:23</w:t>
+      </w:r>
       <w:r>
         <w:rPr>
           <w:lang w:val="zh_CN" w:bidi="zh_CN"/>
@@ -7674,7 +6984,7 @@
         </w:rPr>
         <w:t xml:space="preserve"> (</w:t>
       </w:r>
-      <w:hyperlink r:id="rId117">
+      <w:hyperlink r:id="rId26">
         <w:r>
           <w:rPr>
             <w:lang w:val="zh_CN" w:bidi="zh_CN"/>
@@ -7704,7 +7014,7 @@
         </w:rPr>
         <w:t xml:space="preserve"> (</w:t>
       </w:r>
-      <w:hyperlink r:id="rId118">
+      <w:hyperlink r:id="rId27">
         <w:r>
           <w:rPr>
             <w:lang w:val="zh_CN" w:bidi="zh_CN"/>
@@ -7722,18 +7032,12 @@
         </w:rPr>
         <w:t xml:space="preserve">) 相对比,例如 </w:t>
       </w:r>
-      <w:hyperlink r:id="rId119">
-        <w:r>
-          <w:rPr>
-            <w:lang w:val="zh_CN" w:bidi="zh_CN"/>
-          </w:rPr>
-          <w:rPr>
-            <w:color w:val="0000EE"/>
-            <w:u w:val="single"/>
-          </w:rPr>
-          <w:t>MAT 22:37</w:t>
-        </w:r>
-      </w:hyperlink>
+      <w:r>
+        <w:rPr>
+          <w:lang w:val="zh_CN" w:bidi="zh_CN"/>
+        </w:rPr>
+        <w:t>MAT 22:37</w:t>
+      </w:r>
       <w:r>
         <w:rPr>
           <w:lang w:val="zh_CN" w:bidi="zh_CN"/>
@@ -7764,18 +7068,12 @@
         </w:rPr>
         <w:t xml:space="preserve"> 这三个词汇,只是强调人性的整体,不可能做出任何清楚的区分。当然,所指对象有明显的重叠。</w:t>
       </w:r>
-      <w:hyperlink r:id="rId119">
-        <w:r>
-          <w:rPr>
-            <w:lang w:val="zh_CN" w:bidi="zh_CN"/>
-          </w:rPr>
-          <w:rPr>
-            <w:color w:val="0000EE"/>
-            <w:u w:val="single"/>
-          </w:rPr>
-          <w:t>MAT 22:37</w:t>
-        </w:r>
-      </w:hyperlink>
+      <w:r>
+        <w:rPr>
+          <w:lang w:val="zh_CN" w:bidi="zh_CN"/>
+        </w:rPr>
+        <w:t>MAT 22:37</w:t>
+      </w:r>
       <w:r>
         <w:rPr>
           <w:lang w:val="zh_CN" w:bidi="zh_CN"/>
@@ -7814,558 +7112,372 @@
           <w:lang w:val="zh_CN" w:bidi="zh_CN"/>
         </w:rPr>
       </w:r>
-      <w:hyperlink r:id="rId120">
-        <w:r>
-          <w:rPr>
-            <w:lang w:val="zh_CN" w:bidi="zh_CN"/>
-          </w:rPr>
-          <w:rPr>
-            <w:color w:val="0000EE"/>
-            <w:u w:val="single"/>
-          </w:rPr>
-          <w:t>MAT 10:28</w:t>
-        </w:r>
-      </w:hyperlink>
-      <w:r>
-        <w:rPr>
-          <w:lang w:val="zh_CN" w:bidi="zh_CN"/>
-        </w:rPr>
-        <w:t xml:space="preserve"> · </w:t>
-      </w:r>
-      <w:hyperlink r:id="rId120">
-        <w:r>
-          <w:rPr>
-            <w:lang w:val="zh_CN" w:bidi="zh_CN"/>
-          </w:rPr>
-          <w:rPr>
-            <w:color w:val="0000EE"/>
-            <w:u w:val="single"/>
-          </w:rPr>
-          <w:t>MAT 10:28</w:t>
-        </w:r>
-      </w:hyperlink>
-      <w:r>
-        <w:rPr>
-          <w:lang w:val="zh_CN" w:bidi="zh_CN"/>
-        </w:rPr>
-        <w:t xml:space="preserve"> · </w:t>
-      </w:r>
-      <w:hyperlink r:id="rId112">
-        <w:r>
-          <w:rPr>
-            <w:lang w:val="zh_CN" w:bidi="zh_CN"/>
-          </w:rPr>
-          <w:rPr>
-            <w:color w:val="0000EE"/>
-            <w:u w:val="single"/>
-          </w:rPr>
-          <w:t>MAT 11:29</w:t>
-        </w:r>
-      </w:hyperlink>
-      <w:r>
-        <w:rPr>
-          <w:lang w:val="zh_CN" w:bidi="zh_CN"/>
-        </w:rPr>
-        <w:t xml:space="preserve"> · </w:t>
-      </w:r>
-      <w:hyperlink r:id="rId121">
-        <w:r>
-          <w:rPr>
-            <w:lang w:val="zh_CN" w:bidi="zh_CN"/>
-          </w:rPr>
-          <w:rPr>
-            <w:color w:val="0000EE"/>
-            <w:u w:val="single"/>
-          </w:rPr>
-          <w:t>MAT 12:18</w:t>
-        </w:r>
-      </w:hyperlink>
-      <w:r>
-        <w:rPr>
-          <w:lang w:val="zh_CN" w:bidi="zh_CN"/>
-        </w:rPr>
-        <w:t xml:space="preserve"> · </w:t>
-      </w:r>
-      <w:hyperlink r:id="rId119">
-        <w:r>
-          <w:rPr>
-            <w:lang w:val="zh_CN" w:bidi="zh_CN"/>
-          </w:rPr>
-          <w:rPr>
-            <w:color w:val="0000EE"/>
-            <w:u w:val="single"/>
-          </w:rPr>
-          <w:t>MAT 22:37</w:t>
-        </w:r>
-      </w:hyperlink>
-      <w:r>
-        <w:rPr>
-          <w:lang w:val="zh_CN" w:bidi="zh_CN"/>
-        </w:rPr>
-        <w:t xml:space="preserve"> · </w:t>
-      </w:r>
-      <w:hyperlink r:id="rId107">
-        <w:r>
-          <w:rPr>
-            <w:lang w:val="zh_CN" w:bidi="zh_CN"/>
-          </w:rPr>
-          <w:rPr>
-            <w:color w:val="0000EE"/>
-            <w:u w:val="single"/>
-          </w:rPr>
-          <w:t>MAT 26:38</w:t>
-        </w:r>
-      </w:hyperlink>
-      <w:r>
-        <w:rPr>
-          <w:lang w:val="zh_CN" w:bidi="zh_CN"/>
-        </w:rPr>
-        <w:t xml:space="preserve"> · </w:t>
-      </w:r>
-      <w:hyperlink r:id="rId122">
-        <w:r>
-          <w:rPr>
-            <w:lang w:val="zh_CN" w:bidi="zh_CN"/>
-          </w:rPr>
-          <w:rPr>
-            <w:color w:val="0000EE"/>
-            <w:u w:val="single"/>
-          </w:rPr>
-          <w:t>MRK 12:30</w:t>
-        </w:r>
-      </w:hyperlink>
-      <w:r>
-        <w:rPr>
-          <w:lang w:val="zh_CN" w:bidi="zh_CN"/>
-        </w:rPr>
-        <w:t xml:space="preserve"> · </w:t>
-      </w:r>
-      <w:hyperlink r:id="rId123">
-        <w:r>
-          <w:rPr>
-            <w:lang w:val="zh_CN" w:bidi="zh_CN"/>
-          </w:rPr>
-          <w:rPr>
-            <w:color w:val="0000EE"/>
-            <w:u w:val="single"/>
-          </w:rPr>
-          <w:t>MRK 14:34</w:t>
-        </w:r>
-      </w:hyperlink>
-      <w:r>
-        <w:rPr>
-          <w:lang w:val="zh_CN" w:bidi="zh_CN"/>
-        </w:rPr>
-        <w:t xml:space="preserve"> · </w:t>
-      </w:r>
-      <w:hyperlink r:id="rId124">
-        <w:r>
-          <w:rPr>
-            <w:lang w:val="zh_CN" w:bidi="zh_CN"/>
-          </w:rPr>
-          <w:rPr>
-            <w:color w:val="0000EE"/>
-            <w:u w:val="single"/>
-          </w:rPr>
-          <w:t>LUK 1:46</w:t>
-        </w:r>
-      </w:hyperlink>
-      <w:r>
-        <w:rPr>
-          <w:lang w:val="zh_CN" w:bidi="zh_CN"/>
-        </w:rPr>
-        <w:t xml:space="preserve"> · </w:t>
-      </w:r>
-      <w:hyperlink r:id="rId125">
-        <w:r>
-          <w:rPr>
-            <w:lang w:val="zh_CN" w:bidi="zh_CN"/>
-          </w:rPr>
-          <w:rPr>
-            <w:color w:val="0000EE"/>
-            <w:u w:val="single"/>
-          </w:rPr>
-          <w:t>LUK 10:27</w:t>
-        </w:r>
-      </w:hyperlink>
-      <w:r>
-        <w:rPr>
-          <w:lang w:val="zh_CN" w:bidi="zh_CN"/>
-        </w:rPr>
-        <w:t xml:space="preserve"> · </w:t>
-      </w:r>
-      <w:hyperlink r:id="rId126">
-        <w:r>
-          <w:rPr>
-            <w:lang w:val="zh_CN" w:bidi="zh_CN"/>
-          </w:rPr>
-          <w:rPr>
-            <w:color w:val="0000EE"/>
-            <w:u w:val="single"/>
-          </w:rPr>
-          <w:t>LUK 12:19</w:t>
-        </w:r>
-      </w:hyperlink>
-      <w:r>
-        <w:rPr>
-          <w:lang w:val="zh_CN" w:bidi="zh_CN"/>
-        </w:rPr>
-        <w:t xml:space="preserve"> · </w:t>
-      </w:r>
-      <w:hyperlink r:id="rId126">
-        <w:r>
-          <w:rPr>
-            <w:lang w:val="zh_CN" w:bidi="zh_CN"/>
-          </w:rPr>
-          <w:rPr>
-            <w:color w:val="0000EE"/>
-            <w:u w:val="single"/>
-          </w:rPr>
-          <w:t>LUK 12:19</w:t>
-        </w:r>
-      </w:hyperlink>
-      <w:r>
-        <w:rPr>
-          <w:lang w:val="zh_CN" w:bidi="zh_CN"/>
-        </w:rPr>
-        <w:t xml:space="preserve"> · </w:t>
-      </w:r>
-      <w:hyperlink r:id="rId127">
-        <w:r>
-          <w:rPr>
-            <w:lang w:val="zh_CN" w:bidi="zh_CN"/>
-          </w:rPr>
-          <w:rPr>
-            <w:color w:val="0000EE"/>
-            <w:u w:val="single"/>
-          </w:rPr>
-          <w:t>JHN 12:27</w:t>
-        </w:r>
-      </w:hyperlink>
-      <w:r>
-        <w:rPr>
-          <w:lang w:val="zh_CN" w:bidi="zh_CN"/>
-        </w:rPr>
-        <w:t xml:space="preserve"> · </w:t>
-      </w:r>
-      <w:hyperlink r:id="rId113">
-        <w:r>
-          <w:rPr>
-            <w:lang w:val="zh_CN" w:bidi="zh_CN"/>
-          </w:rPr>
-          <w:rPr>
-            <w:color w:val="0000EE"/>
-            <w:u w:val="single"/>
-          </w:rPr>
-          <w:t>ACT 2:27</w:t>
-        </w:r>
-      </w:hyperlink>
-      <w:r>
-        <w:rPr>
-          <w:lang w:val="zh_CN" w:bidi="zh_CN"/>
-        </w:rPr>
-        <w:t xml:space="preserve"> · </w:t>
-      </w:r>
-      <w:hyperlink r:id="rId128">
-        <w:r>
-          <w:rPr>
-            <w:lang w:val="zh_CN" w:bidi="zh_CN"/>
-          </w:rPr>
-          <w:rPr>
-            <w:color w:val="0000EE"/>
-            <w:u w:val="single"/>
-          </w:rPr>
-          <w:t>ACT 4:32</w:t>
-        </w:r>
-      </w:hyperlink>
-      <w:r>
-        <w:rPr>
-          <w:lang w:val="zh_CN" w:bidi="zh_CN"/>
-        </w:rPr>
-        <w:t xml:space="preserve"> · </w:t>
-      </w:r>
-      <w:hyperlink r:id="rId129">
-        <w:r>
-          <w:rPr>
-            <w:lang w:val="zh_CN" w:bidi="zh_CN"/>
-          </w:rPr>
-          <w:rPr>
-            <w:color w:val="0000EE"/>
-            <w:u w:val="single"/>
-          </w:rPr>
-          <w:t>ACT 14:22</w:t>
-        </w:r>
-      </w:hyperlink>
-      <w:r>
-        <w:rPr>
-          <w:lang w:val="zh_CN" w:bidi="zh_CN"/>
-        </w:rPr>
-        <w:t xml:space="preserve"> · </w:t>
-      </w:r>
-      <w:hyperlink r:id="rId130">
-        <w:r>
-          <w:rPr>
-            <w:lang w:val="zh_CN" w:bidi="zh_CN"/>
-          </w:rPr>
-          <w:rPr>
-            <w:color w:val="0000EE"/>
-            <w:u w:val="single"/>
-          </w:rPr>
-          <w:t>ACT 15:24</w:t>
-        </w:r>
-      </w:hyperlink>
-      <w:r>
-        <w:rPr>
-          <w:lang w:val="zh_CN" w:bidi="zh_CN"/>
-        </w:rPr>
-        <w:t xml:space="preserve"> · </w:t>
-      </w:r>
-      <w:hyperlink r:id="rId131">
-        <w:r>
-          <w:rPr>
-            <w:lang w:val="zh_CN" w:bidi="zh_CN"/>
-          </w:rPr>
-          <w:rPr>
-            <w:color w:val="0000EE"/>
-            <w:u w:val="single"/>
-          </w:rPr>
-          <w:t>2CO 12:15</w:t>
-        </w:r>
-      </w:hyperlink>
-      <w:r>
-        <w:rPr>
-          <w:lang w:val="zh_CN" w:bidi="zh_CN"/>
-        </w:rPr>
-        <w:t xml:space="preserve"> · </w:t>
-      </w:r>
-      <w:hyperlink r:id="rId110">
-        <w:r>
-          <w:rPr>
-            <w:lang w:val="zh_CN" w:bidi="zh_CN"/>
-          </w:rPr>
-          <w:rPr>
-            <w:color w:val="0000EE"/>
-            <w:u w:val="single"/>
-          </w:rPr>
-          <w:t>EPH 6:6</w:t>
-        </w:r>
-      </w:hyperlink>
-      <w:r>
-        <w:rPr>
-          <w:lang w:val="zh_CN" w:bidi="zh_CN"/>
-        </w:rPr>
-        <w:t xml:space="preserve"> · </w:t>
-      </w:r>
-      <w:hyperlink r:id="rId106">
-        <w:r>
-          <w:rPr>
-            <w:lang w:val="zh_CN" w:bidi="zh_CN"/>
-          </w:rPr>
-          <w:rPr>
-            <w:color w:val="0000EE"/>
-            <w:u w:val="single"/>
-          </w:rPr>
-          <w:t>PHP 1:27</w:t>
-        </w:r>
-      </w:hyperlink>
-      <w:r>
-        <w:rPr>
-          <w:lang w:val="zh_CN" w:bidi="zh_CN"/>
-        </w:rPr>
-        <w:t xml:space="preserve"> · </w:t>
-      </w:r>
-      <w:hyperlink r:id="rId132">
-        <w:r>
-          <w:rPr>
-            <w:lang w:val="zh_CN" w:bidi="zh_CN"/>
-          </w:rPr>
-          <w:rPr>
-            <w:color w:val="0000EE"/>
-            <w:u w:val="single"/>
-          </w:rPr>
-          <w:t>COL 3:23</w:t>
-        </w:r>
-      </w:hyperlink>
-      <w:r>
-        <w:rPr>
-          <w:lang w:val="zh_CN" w:bidi="zh_CN"/>
-        </w:rPr>
-        <w:t xml:space="preserve"> · </w:t>
-      </w:r>
-      <w:hyperlink r:id="rId116">
-        <w:r>
-          <w:rPr>
-            <w:lang w:val="zh_CN" w:bidi="zh_CN"/>
-          </w:rPr>
-          <w:rPr>
-            <w:color w:val="0000EE"/>
-            <w:u w:val="single"/>
-          </w:rPr>
-          <w:t>1TH 5:23</w:t>
-        </w:r>
-      </w:hyperlink>
-      <w:r>
-        <w:rPr>
-          <w:lang w:val="zh_CN" w:bidi="zh_CN"/>
-        </w:rPr>
-        <w:t xml:space="preserve"> · </w:t>
-      </w:r>
-      <w:hyperlink r:id="rId115">
-        <w:r>
-          <w:rPr>
-            <w:lang w:val="zh_CN" w:bidi="zh_CN"/>
-          </w:rPr>
-          <w:rPr>
-            <w:color w:val="0000EE"/>
-            <w:u w:val="single"/>
-          </w:rPr>
-          <w:t>HEB 4:12</w:t>
-        </w:r>
-      </w:hyperlink>
-      <w:r>
-        <w:rPr>
-          <w:lang w:val="zh_CN" w:bidi="zh_CN"/>
-        </w:rPr>
-        <w:t xml:space="preserve"> · </w:t>
-      </w:r>
-      <w:hyperlink r:id="rId133">
-        <w:r>
-          <w:rPr>
-            <w:lang w:val="zh_CN" w:bidi="zh_CN"/>
-          </w:rPr>
-          <w:rPr>
-            <w:color w:val="0000EE"/>
-            <w:u w:val="single"/>
-          </w:rPr>
-          <w:t>HEB 10:39</w:t>
-        </w:r>
-      </w:hyperlink>
-      <w:r>
-        <w:rPr>
-          <w:lang w:val="zh_CN" w:bidi="zh_CN"/>
-        </w:rPr>
-        <w:t xml:space="preserve"> · </w:t>
-      </w:r>
-      <w:hyperlink r:id="rId108">
-        <w:r>
-          <w:rPr>
-            <w:lang w:val="zh_CN" w:bidi="zh_CN"/>
-          </w:rPr>
-          <w:rPr>
-            <w:color w:val="0000EE"/>
-            <w:u w:val="single"/>
-          </w:rPr>
-          <w:t>HEB 12:3</w:t>
-        </w:r>
-      </w:hyperlink>
-      <w:r>
-        <w:rPr>
-          <w:lang w:val="zh_CN" w:bidi="zh_CN"/>
-        </w:rPr>
-        <w:t xml:space="preserve"> · </w:t>
-      </w:r>
-      <w:hyperlink r:id="rId134">
-        <w:r>
-          <w:rPr>
-            <w:lang w:val="zh_CN" w:bidi="zh_CN"/>
-          </w:rPr>
-          <w:rPr>
-            <w:color w:val="0000EE"/>
-            <w:u w:val="single"/>
-          </w:rPr>
-          <w:t>1PE 2:11</w:t>
-        </w:r>
-      </w:hyperlink>
-      <w:r>
-        <w:rPr>
-          <w:lang w:val="zh_CN" w:bidi="zh_CN"/>
-        </w:rPr>
-        <w:t xml:space="preserve"> · </w:t>
-      </w:r>
-      <w:hyperlink r:id="rId135">
-        <w:r>
-          <w:rPr>
-            <w:lang w:val="zh_CN" w:bidi="zh_CN"/>
-          </w:rPr>
-          <w:rPr>
-            <w:color w:val="0000EE"/>
-            <w:u w:val="single"/>
-          </w:rPr>
-          <w:t>1PE 2:25</w:t>
-        </w:r>
-      </w:hyperlink>
-      <w:r>
-        <w:rPr>
-          <w:lang w:val="zh_CN" w:bidi="zh_CN"/>
-        </w:rPr>
-        <w:t xml:space="preserve"> · </w:t>
-      </w:r>
-      <w:hyperlink r:id="rId136">
-        <w:r>
-          <w:rPr>
-            <w:lang w:val="zh_CN" w:bidi="zh_CN"/>
-          </w:rPr>
-          <w:rPr>
-            <w:color w:val="0000EE"/>
-            <w:u w:val="single"/>
-          </w:rPr>
-          <w:t>3JN 1:2</w:t>
-        </w:r>
-      </w:hyperlink>
-      <w:r>
-        <w:rPr>
-          <w:lang w:val="zh_CN" w:bidi="zh_CN"/>
-        </w:rPr>
-        <w:t xml:space="preserve"> · </w:t>
-      </w:r>
-      <w:hyperlink r:id="rId137">
-        <w:r>
-          <w:rPr>
-            <w:lang w:val="zh_CN" w:bidi="zh_CN"/>
-          </w:rPr>
-          <w:rPr>
-            <w:color w:val="0000EE"/>
-            <w:u w:val="single"/>
-          </w:rPr>
-          <w:t>REV 6:9</w:t>
-        </w:r>
-      </w:hyperlink>
-      <w:r>
-        <w:rPr>
-          <w:lang w:val="zh_CN" w:bidi="zh_CN"/>
-        </w:rPr>
-        <w:t xml:space="preserve"> · </w:t>
-      </w:r>
-      <w:hyperlink r:id="rId138">
-        <w:r>
-          <w:rPr>
-            <w:lang w:val="zh_CN" w:bidi="zh_CN"/>
-          </w:rPr>
-          <w:rPr>
-            <w:color w:val="0000EE"/>
-            <w:u w:val="single"/>
-          </w:rPr>
-          <w:t>REV 18:14</w:t>
-        </w:r>
-      </w:hyperlink>
-      <w:r>
-        <w:rPr>
-          <w:lang w:val="zh_CN" w:bidi="zh_CN"/>
-        </w:rPr>
-        <w:t xml:space="preserve"> · </w:t>
-      </w:r>
-      <w:hyperlink r:id="rId139">
-        <w:r>
-          <w:rPr>
-            <w:lang w:val="zh_CN" w:bidi="zh_CN"/>
-          </w:rPr>
-          <w:rPr>
-            <w:color w:val="0000EE"/>
-            <w:u w:val="single"/>
-          </w:rPr>
-          <w:t>REV 20:4</w:t>
-        </w:r>
-      </w:hyperlink>
+      <w:r>
+        <w:rPr>
+          <w:lang w:val="zh_CN" w:bidi="zh_CN"/>
+        </w:rPr>
+        <w:t>MAT 10:28</w:t>
+      </w:r>
+      <w:r>
+        <w:rPr>
+          <w:lang w:val="zh_CN" w:bidi="zh_CN"/>
+        </w:rPr>
+        <w:t xml:space="preserve"> · </w:t>
+      </w:r>
+      <w:r>
+        <w:rPr>
+          <w:lang w:val="zh_CN" w:bidi="zh_CN"/>
+        </w:rPr>
+        <w:t>MAT 10:28</w:t>
+      </w:r>
+      <w:r>
+        <w:rPr>
+          <w:lang w:val="zh_CN" w:bidi="zh_CN"/>
+        </w:rPr>
+        <w:t xml:space="preserve"> · </w:t>
+      </w:r>
+      <w:r>
+        <w:rPr>
+          <w:lang w:val="zh_CN" w:bidi="zh_CN"/>
+        </w:rPr>
+        <w:t>MAT 11:29</w:t>
+      </w:r>
+      <w:r>
+        <w:rPr>
+          <w:lang w:val="zh_CN" w:bidi="zh_CN"/>
+        </w:rPr>
+        <w:t xml:space="preserve"> · </w:t>
+      </w:r>
+      <w:r>
+        <w:rPr>
+          <w:lang w:val="zh_CN" w:bidi="zh_CN"/>
+        </w:rPr>
+        <w:t>MAT 12:18</w:t>
+      </w:r>
+      <w:r>
+        <w:rPr>
+          <w:lang w:val="zh_CN" w:bidi="zh_CN"/>
+        </w:rPr>
+        <w:t xml:space="preserve"> · </w:t>
+      </w:r>
+      <w:r>
+        <w:rPr>
+          <w:lang w:val="zh_CN" w:bidi="zh_CN"/>
+        </w:rPr>
+        <w:t>MAT 22:37</w:t>
+      </w:r>
+      <w:r>
+        <w:rPr>
+          <w:lang w:val="zh_CN" w:bidi="zh_CN"/>
+        </w:rPr>
+        <w:t xml:space="preserve"> · </w:t>
+      </w:r>
+      <w:r>
+        <w:rPr>
+          <w:lang w:val="zh_CN" w:bidi="zh_CN"/>
+        </w:rPr>
+        <w:t>MAT 26:38</w:t>
+      </w:r>
+      <w:r>
+        <w:rPr>
+          <w:lang w:val="zh_CN" w:bidi="zh_CN"/>
+        </w:rPr>
+        <w:t xml:space="preserve"> · </w:t>
+      </w:r>
+      <w:r>
+        <w:rPr>
+          <w:lang w:val="zh_CN" w:bidi="zh_CN"/>
+        </w:rPr>
+        <w:t>MRK 12:30</w:t>
+      </w:r>
+      <w:r>
+        <w:rPr>
+          <w:lang w:val="zh_CN" w:bidi="zh_CN"/>
+        </w:rPr>
+        <w:t xml:space="preserve"> · </w:t>
+      </w:r>
+      <w:r>
+        <w:rPr>
+          <w:lang w:val="zh_CN" w:bidi="zh_CN"/>
+        </w:rPr>
+        <w:t>MRK 14:34</w:t>
+      </w:r>
+      <w:r>
+        <w:rPr>
+          <w:lang w:val="zh_CN" w:bidi="zh_CN"/>
+        </w:rPr>
+        <w:t xml:space="preserve"> · </w:t>
+      </w:r>
+      <w:r>
+        <w:rPr>
+          <w:lang w:val="zh_CN" w:bidi="zh_CN"/>
+        </w:rPr>
+        <w:t>LUK 1:46</w:t>
+      </w:r>
+      <w:r>
+        <w:rPr>
+          <w:lang w:val="zh_CN" w:bidi="zh_CN"/>
+        </w:rPr>
+        <w:t xml:space="preserve"> · </w:t>
+      </w:r>
+      <w:r>
+        <w:rPr>
+          <w:lang w:val="zh_CN" w:bidi="zh_CN"/>
+        </w:rPr>
+        <w:t>LUK 10:27</w:t>
+      </w:r>
+      <w:r>
+        <w:rPr>
+          <w:lang w:val="zh_CN" w:bidi="zh_CN"/>
+        </w:rPr>
+        <w:t xml:space="preserve"> · </w:t>
+      </w:r>
+      <w:r>
+        <w:rPr>
+          <w:lang w:val="zh_CN" w:bidi="zh_CN"/>
+        </w:rPr>
+        <w:t>LUK 12:19</w:t>
+      </w:r>
+      <w:r>
+        <w:rPr>
+          <w:lang w:val="zh_CN" w:bidi="zh_CN"/>
+        </w:rPr>
+        <w:t xml:space="preserve"> · </w:t>
+      </w:r>
+      <w:r>
+        <w:rPr>
+          <w:lang w:val="zh_CN" w:bidi="zh_CN"/>
+        </w:rPr>
+        <w:t>LUK 12:19</w:t>
+      </w:r>
+      <w:r>
+        <w:rPr>
+          <w:lang w:val="zh_CN" w:bidi="zh_CN"/>
+        </w:rPr>
+        <w:t xml:space="preserve"> · </w:t>
+      </w:r>
+      <w:r>
+        <w:rPr>
+          <w:lang w:val="zh_CN" w:bidi="zh_CN"/>
+        </w:rPr>
+        <w:t>JHN 12:27</w:t>
+      </w:r>
+      <w:r>
+        <w:rPr>
+          <w:lang w:val="zh_CN" w:bidi="zh_CN"/>
+        </w:rPr>
+        <w:t xml:space="preserve"> · </w:t>
+      </w:r>
+      <w:r>
+        <w:rPr>
+          <w:lang w:val="zh_CN" w:bidi="zh_CN"/>
+        </w:rPr>
+        <w:t>ACT 2:27</w:t>
+      </w:r>
+      <w:r>
+        <w:rPr>
+          <w:lang w:val="zh_CN" w:bidi="zh_CN"/>
+        </w:rPr>
+        <w:t xml:space="preserve"> · </w:t>
+      </w:r>
+      <w:r>
+        <w:rPr>
+          <w:lang w:val="zh_CN" w:bidi="zh_CN"/>
+        </w:rPr>
+        <w:t>ACT 4:32</w:t>
+      </w:r>
+      <w:r>
+        <w:rPr>
+          <w:lang w:val="zh_CN" w:bidi="zh_CN"/>
+        </w:rPr>
+        <w:t xml:space="preserve"> · </w:t>
+      </w:r>
+      <w:r>
+        <w:rPr>
+          <w:lang w:val="zh_CN" w:bidi="zh_CN"/>
+        </w:rPr>
+        <w:t>ACT 14:22</w:t>
+      </w:r>
+      <w:r>
+        <w:rPr>
+          <w:lang w:val="zh_CN" w:bidi="zh_CN"/>
+        </w:rPr>
+        <w:t xml:space="preserve"> · </w:t>
+      </w:r>
+      <w:r>
+        <w:rPr>
+          <w:lang w:val="zh_CN" w:bidi="zh_CN"/>
+        </w:rPr>
+        <w:t>ACT 15:24</w:t>
+      </w:r>
+      <w:r>
+        <w:rPr>
+          <w:lang w:val="zh_CN" w:bidi="zh_CN"/>
+        </w:rPr>
+        <w:t xml:space="preserve"> · </w:t>
+      </w:r>
+      <w:r>
+        <w:rPr>
+          <w:lang w:val="zh_CN" w:bidi="zh_CN"/>
+        </w:rPr>
+        <w:t>2CO 12:15</w:t>
+      </w:r>
+      <w:r>
+        <w:rPr>
+          <w:lang w:val="zh_CN" w:bidi="zh_CN"/>
+        </w:rPr>
+        <w:t xml:space="preserve"> · </w:t>
+      </w:r>
+      <w:r>
+        <w:rPr>
+          <w:lang w:val="zh_CN" w:bidi="zh_CN"/>
+        </w:rPr>
+        <w:t>EPH 6:6</w:t>
+      </w:r>
+      <w:r>
+        <w:rPr>
+          <w:lang w:val="zh_CN" w:bidi="zh_CN"/>
+        </w:rPr>
+        <w:t xml:space="preserve"> · </w:t>
+      </w:r>
+      <w:r>
+        <w:rPr>
+          <w:lang w:val="zh_CN" w:bidi="zh_CN"/>
+        </w:rPr>
+        <w:t>PHP 1:27</w:t>
+      </w:r>
+      <w:r>
+        <w:rPr>
+          <w:lang w:val="zh_CN" w:bidi="zh_CN"/>
+        </w:rPr>
+        <w:t xml:space="preserve"> · </w:t>
+      </w:r>
+      <w:r>
+        <w:rPr>
+          <w:lang w:val="zh_CN" w:bidi="zh_CN"/>
+        </w:rPr>
+        <w:t>COL 3:23</w:t>
+      </w:r>
+      <w:r>
+        <w:rPr>
+          <w:lang w:val="zh_CN" w:bidi="zh_CN"/>
+        </w:rPr>
+        <w:t xml:space="preserve"> · </w:t>
+      </w:r>
+      <w:r>
+        <w:rPr>
+          <w:lang w:val="zh_CN" w:bidi="zh_CN"/>
+        </w:rPr>
+        <w:t>1TH 5:23</w:t>
+      </w:r>
+      <w:r>
+        <w:rPr>
+          <w:lang w:val="zh_CN" w:bidi="zh_CN"/>
+        </w:rPr>
+        <w:t xml:space="preserve"> · </w:t>
+      </w:r>
+      <w:r>
+        <w:rPr>
+          <w:lang w:val="zh_CN" w:bidi="zh_CN"/>
+        </w:rPr>
+        <w:t>HEB 4:12</w:t>
+      </w:r>
+      <w:r>
+        <w:rPr>
+          <w:lang w:val="zh_CN" w:bidi="zh_CN"/>
+        </w:rPr>
+        <w:t xml:space="preserve"> · </w:t>
+      </w:r>
+      <w:r>
+        <w:rPr>
+          <w:lang w:val="zh_CN" w:bidi="zh_CN"/>
+        </w:rPr>
+        <w:t>HEB 10:39</w:t>
+      </w:r>
+      <w:r>
+        <w:rPr>
+          <w:lang w:val="zh_CN" w:bidi="zh_CN"/>
+        </w:rPr>
+        <w:t xml:space="preserve"> · </w:t>
+      </w:r>
+      <w:r>
+        <w:rPr>
+          <w:lang w:val="zh_CN" w:bidi="zh_CN"/>
+        </w:rPr>
+        <w:t>HEB 12:3</w:t>
+      </w:r>
+      <w:r>
+        <w:rPr>
+          <w:lang w:val="zh_CN" w:bidi="zh_CN"/>
+        </w:rPr>
+        <w:t xml:space="preserve"> · </w:t>
+      </w:r>
+      <w:r>
+        <w:rPr>
+          <w:lang w:val="zh_CN" w:bidi="zh_CN"/>
+        </w:rPr>
+        <w:t>1PE 2:11</w:t>
+      </w:r>
+      <w:r>
+        <w:rPr>
+          <w:lang w:val="zh_CN" w:bidi="zh_CN"/>
+        </w:rPr>
+        <w:t xml:space="preserve"> · </w:t>
+      </w:r>
+      <w:r>
+        <w:rPr>
+          <w:lang w:val="zh_CN" w:bidi="zh_CN"/>
+        </w:rPr>
+        <w:t>1PE 2:25</w:t>
+      </w:r>
+      <w:r>
+        <w:rPr>
+          <w:lang w:val="zh_CN" w:bidi="zh_CN"/>
+        </w:rPr>
+        <w:t xml:space="preserve"> · </w:t>
+      </w:r>
+      <w:r>
+        <w:rPr>
+          <w:lang w:val="zh_CN" w:bidi="zh_CN"/>
+        </w:rPr>
+        <w:t>3JN 1:2</w:t>
+      </w:r>
+      <w:r>
+        <w:rPr>
+          <w:lang w:val="zh_CN" w:bidi="zh_CN"/>
+        </w:rPr>
+        <w:t xml:space="preserve"> · </w:t>
+      </w:r>
+      <w:r>
+        <w:rPr>
+          <w:lang w:val="zh_CN" w:bidi="zh_CN"/>
+        </w:rPr>
+        <w:t>REV 6:9</w:t>
+      </w:r>
+      <w:r>
+        <w:rPr>
+          <w:lang w:val="zh_CN" w:bidi="zh_CN"/>
+        </w:rPr>
+        <w:t xml:space="preserve"> · </w:t>
+      </w:r>
+      <w:r>
+        <w:rPr>
+          <w:lang w:val="zh_CN" w:bidi="zh_CN"/>
+        </w:rPr>
+        <w:t>REV 18:14</w:t>
+      </w:r>
+      <w:r>
+        <w:rPr>
+          <w:lang w:val="zh_CN" w:bidi="zh_CN"/>
+        </w:rPr>
+        <w:t xml:space="preserve"> · </w:t>
+      </w:r>
+      <w:r>
+        <w:rPr>
+          <w:lang w:val="zh_CN" w:bidi="zh_CN"/>
+        </w:rPr>
+        <w:t>REV 20:4</w:t>
+      </w:r>
     </w:p>
     <w:p>
       <w:pPr/>
@@ -8442,18 +7554,12 @@
         </w:rPr>
         <w:t xml:space="preserve">在翻译 </w:t>
       </w:r>
-      <w:hyperlink r:id="rId140">
-        <w:r>
-          <w:rPr>
-            <w:lang w:val="zh_CN" w:bidi="zh_CN"/>
-          </w:rPr>
-          <w:rPr>
-            <w:color w:val="0000EE"/>
-            <w:u w:val="single"/>
-          </w:rPr>
-          <w:t>ROM 11:3</w:t>
-        </w:r>
-      </w:hyperlink>
+      <w:r>
+        <w:rPr>
+          <w:lang w:val="zh_CN" w:bidi="zh_CN"/>
+        </w:rPr>
+        <w:t>ROM 11:3</w:t>
+      </w:r>
       <w:r>
         <w:rPr>
           <w:lang w:val="zh_CN" w:bidi="zh_CN"/>
@@ -8475,702 +7581,468 @@
           <w:lang w:val="zh_CN" w:bidi="zh_CN"/>
         </w:rPr>
       </w:r>
-      <w:hyperlink r:id="rId141">
-        <w:r>
-          <w:rPr>
-            <w:lang w:val="zh_CN" w:bidi="zh_CN"/>
-          </w:rPr>
-          <w:rPr>
-            <w:color w:val="0000EE"/>
-            <w:u w:val="single"/>
-          </w:rPr>
-          <w:t>MAT 2:20</w:t>
-        </w:r>
-      </w:hyperlink>
-      <w:r>
-        <w:rPr>
-          <w:lang w:val="zh_CN" w:bidi="zh_CN"/>
-        </w:rPr>
-        <w:t xml:space="preserve"> · </w:t>
-      </w:r>
-      <w:hyperlink r:id="rId142">
-        <w:r>
-          <w:rPr>
-            <w:lang w:val="zh_CN" w:bidi="zh_CN"/>
-          </w:rPr>
-          <w:rPr>
-            <w:color w:val="0000EE"/>
-            <w:u w:val="single"/>
-          </w:rPr>
-          <w:t>MAT 6:25</w:t>
-        </w:r>
-      </w:hyperlink>
-      <w:r>
-        <w:rPr>
-          <w:lang w:val="zh_CN" w:bidi="zh_CN"/>
-        </w:rPr>
-        <w:t xml:space="preserve"> · </w:t>
-      </w:r>
-      <w:hyperlink r:id="rId142">
-        <w:r>
-          <w:rPr>
-            <w:lang w:val="zh_CN" w:bidi="zh_CN"/>
-          </w:rPr>
-          <w:rPr>
-            <w:color w:val="0000EE"/>
-            <w:u w:val="single"/>
-          </w:rPr>
-          <w:t>MAT 6:25</w:t>
-        </w:r>
-      </w:hyperlink>
-      <w:r>
-        <w:rPr>
-          <w:lang w:val="zh_CN" w:bidi="zh_CN"/>
-        </w:rPr>
-        <w:t xml:space="preserve"> · </w:t>
-      </w:r>
-      <w:hyperlink r:id="rId143">
-        <w:r>
-          <w:rPr>
-            <w:lang w:val="zh_CN" w:bidi="zh_CN"/>
-          </w:rPr>
-          <w:rPr>
-            <w:color w:val="0000EE"/>
-            <w:u w:val="single"/>
-          </w:rPr>
-          <w:t>MAT 10:39</w:t>
-        </w:r>
-      </w:hyperlink>
-      <w:r>
-        <w:rPr>
-          <w:lang w:val="zh_CN" w:bidi="zh_CN"/>
-        </w:rPr>
-        <w:t xml:space="preserve"> · </w:t>
-      </w:r>
-      <w:hyperlink r:id="rId143">
-        <w:r>
-          <w:rPr>
-            <w:lang w:val="zh_CN" w:bidi="zh_CN"/>
-          </w:rPr>
-          <w:rPr>
-            <w:color w:val="0000EE"/>
-            <w:u w:val="single"/>
-          </w:rPr>
-          <w:t>MAT 10:39</w:t>
-        </w:r>
-      </w:hyperlink>
-      <w:r>
-        <w:rPr>
-          <w:lang w:val="zh_CN" w:bidi="zh_CN"/>
-        </w:rPr>
-        <w:t xml:space="preserve"> · </w:t>
-      </w:r>
-      <w:hyperlink r:id="rId144">
-        <w:r>
-          <w:rPr>
-            <w:lang w:val="zh_CN" w:bidi="zh_CN"/>
-          </w:rPr>
-          <w:rPr>
-            <w:color w:val="0000EE"/>
-            <w:u w:val="single"/>
-          </w:rPr>
-          <w:t>MAT 16:25</w:t>
-        </w:r>
-      </w:hyperlink>
-      <w:r>
-        <w:rPr>
-          <w:lang w:val="zh_CN" w:bidi="zh_CN"/>
-        </w:rPr>
-        <w:t xml:space="preserve"> · </w:t>
-      </w:r>
-      <w:hyperlink r:id="rId144">
-        <w:r>
-          <w:rPr>
-            <w:lang w:val="zh_CN" w:bidi="zh_CN"/>
-          </w:rPr>
-          <w:rPr>
-            <w:color w:val="0000EE"/>
-            <w:u w:val="single"/>
-          </w:rPr>
-          <w:t>MAT 16:25</w:t>
-        </w:r>
-      </w:hyperlink>
-      <w:r>
-        <w:rPr>
-          <w:lang w:val="zh_CN" w:bidi="zh_CN"/>
-        </w:rPr>
-        <w:t xml:space="preserve"> · </w:t>
-      </w:r>
-      <w:hyperlink r:id="rId145">
-        <w:r>
-          <w:rPr>
-            <w:lang w:val="zh_CN" w:bidi="zh_CN"/>
-          </w:rPr>
-          <w:rPr>
-            <w:color w:val="0000EE"/>
-            <w:u w:val="single"/>
-          </w:rPr>
-          <w:t>MAT 16:26</w:t>
-        </w:r>
-      </w:hyperlink>
-      <w:r>
-        <w:rPr>
-          <w:lang w:val="zh_CN" w:bidi="zh_CN"/>
-        </w:rPr>
-        <w:t xml:space="preserve"> · </w:t>
-      </w:r>
-      <w:hyperlink r:id="rId145">
-        <w:r>
-          <w:rPr>
-            <w:lang w:val="zh_CN" w:bidi="zh_CN"/>
-          </w:rPr>
-          <w:rPr>
-            <w:color w:val="0000EE"/>
-            <w:u w:val="single"/>
-          </w:rPr>
-          <w:t>MAT 16:26</w:t>
-        </w:r>
-      </w:hyperlink>
-      <w:r>
-        <w:rPr>
-          <w:lang w:val="zh_CN" w:bidi="zh_CN"/>
-        </w:rPr>
-        <w:t xml:space="preserve"> · </w:t>
-      </w:r>
-      <w:hyperlink r:id="rId146">
-        <w:r>
-          <w:rPr>
-            <w:lang w:val="zh_CN" w:bidi="zh_CN"/>
-          </w:rPr>
-          <w:rPr>
-            <w:color w:val="0000EE"/>
-            <w:u w:val="single"/>
-          </w:rPr>
-          <w:t>MAT 20:28</w:t>
-        </w:r>
-      </w:hyperlink>
-      <w:r>
-        <w:rPr>
-          <w:lang w:val="zh_CN" w:bidi="zh_CN"/>
-        </w:rPr>
-        <w:t xml:space="preserve"> · </w:t>
-      </w:r>
-      <w:hyperlink r:id="rId147">
-        <w:r>
-          <w:rPr>
-            <w:lang w:val="zh_CN" w:bidi="zh_CN"/>
-          </w:rPr>
-          <w:rPr>
-            <w:color w:val="0000EE"/>
-            <w:u w:val="single"/>
-          </w:rPr>
-          <w:t>MRK 3:4</w:t>
-        </w:r>
-      </w:hyperlink>
-      <w:r>
-        <w:rPr>
-          <w:lang w:val="zh_CN" w:bidi="zh_CN"/>
-        </w:rPr>
-        <w:t xml:space="preserve"> · </w:t>
-      </w:r>
-      <w:hyperlink r:id="rId148">
-        <w:r>
-          <w:rPr>
-            <w:lang w:val="zh_CN" w:bidi="zh_CN"/>
-          </w:rPr>
-          <w:rPr>
-            <w:color w:val="0000EE"/>
-            <w:u w:val="single"/>
-          </w:rPr>
-          <w:t>MRK 8:35</w:t>
-        </w:r>
-      </w:hyperlink>
-      <w:r>
-        <w:rPr>
-          <w:lang w:val="zh_CN" w:bidi="zh_CN"/>
-        </w:rPr>
-        <w:t xml:space="preserve"> · </w:t>
-      </w:r>
-      <w:hyperlink r:id="rId148">
-        <w:r>
-          <w:rPr>
-            <w:lang w:val="zh_CN" w:bidi="zh_CN"/>
-          </w:rPr>
-          <w:rPr>
-            <w:color w:val="0000EE"/>
-            <w:u w:val="single"/>
-          </w:rPr>
-          <w:t>MRK 8:35</w:t>
-        </w:r>
-      </w:hyperlink>
-      <w:r>
-        <w:rPr>
-          <w:lang w:val="zh_CN" w:bidi="zh_CN"/>
-        </w:rPr>
-        <w:t xml:space="preserve"> · </w:t>
-      </w:r>
-      <w:hyperlink r:id="rId149">
-        <w:r>
-          <w:rPr>
-            <w:lang w:val="zh_CN" w:bidi="zh_CN"/>
-          </w:rPr>
-          <w:rPr>
-            <w:color w:val="0000EE"/>
-            <w:u w:val="single"/>
-          </w:rPr>
-          <w:t>MRK 8:36</w:t>
-        </w:r>
-      </w:hyperlink>
-      <w:r>
-        <w:rPr>
-          <w:lang w:val="zh_CN" w:bidi="zh_CN"/>
-        </w:rPr>
-        <w:t xml:space="preserve"> · </w:t>
-      </w:r>
-      <w:hyperlink r:id="rId150">
-        <w:r>
-          <w:rPr>
-            <w:lang w:val="zh_CN" w:bidi="zh_CN"/>
-          </w:rPr>
-          <w:rPr>
-            <w:color w:val="0000EE"/>
-            <w:u w:val="single"/>
-          </w:rPr>
-          <w:t>MRK 8:37</w:t>
-        </w:r>
-      </w:hyperlink>
-      <w:r>
-        <w:rPr>
-          <w:lang w:val="zh_CN" w:bidi="zh_CN"/>
-        </w:rPr>
-        <w:t xml:space="preserve"> · </w:t>
-      </w:r>
-      <w:hyperlink r:id="rId151">
-        <w:r>
-          <w:rPr>
-            <w:lang w:val="zh_CN" w:bidi="zh_CN"/>
-          </w:rPr>
-          <w:rPr>
-            <w:color w:val="0000EE"/>
-            <w:u w:val="single"/>
-          </w:rPr>
-          <w:t>MRK 10:45</w:t>
-        </w:r>
-      </w:hyperlink>
-      <w:r>
-        <w:rPr>
-          <w:lang w:val="zh_CN" w:bidi="zh_CN"/>
-        </w:rPr>
-        <w:t xml:space="preserve"> · </w:t>
-      </w:r>
-      <w:hyperlink r:id="rId152">
-        <w:r>
-          <w:rPr>
-            <w:lang w:val="zh_CN" w:bidi="zh_CN"/>
-          </w:rPr>
-          <w:rPr>
-            <w:color w:val="0000EE"/>
-            <w:u w:val="single"/>
-          </w:rPr>
-          <w:t>LUK 9:24</w:t>
-        </w:r>
-      </w:hyperlink>
-      <w:r>
-        <w:rPr>
-          <w:lang w:val="zh_CN" w:bidi="zh_CN"/>
-        </w:rPr>
-        <w:t xml:space="preserve"> · </w:t>
-      </w:r>
-      <w:hyperlink r:id="rId152">
-        <w:r>
-          <w:rPr>
-            <w:lang w:val="zh_CN" w:bidi="zh_CN"/>
-          </w:rPr>
-          <w:rPr>
-            <w:color w:val="0000EE"/>
-            <w:u w:val="single"/>
-          </w:rPr>
-          <w:t>LUK 9:24</w:t>
-        </w:r>
-      </w:hyperlink>
-      <w:r>
-        <w:rPr>
-          <w:lang w:val="zh_CN" w:bidi="zh_CN"/>
-        </w:rPr>
-        <w:t xml:space="preserve"> · </w:t>
-      </w:r>
-      <w:hyperlink r:id="rId153">
-        <w:r>
-          <w:rPr>
-            <w:lang w:val="zh_CN" w:bidi="zh_CN"/>
-          </w:rPr>
-          <w:rPr>
-            <w:color w:val="0000EE"/>
-            <w:u w:val="single"/>
-          </w:rPr>
-          <w:t>LUK 12:20</w:t>
-        </w:r>
-      </w:hyperlink>
-      <w:r>
-        <w:rPr>
-          <w:lang w:val="zh_CN" w:bidi="zh_CN"/>
-        </w:rPr>
-        <w:t xml:space="preserve"> · </w:t>
-      </w:r>
-      <w:hyperlink r:id="rId154">
-        <w:r>
-          <w:rPr>
-            <w:lang w:val="zh_CN" w:bidi="zh_CN"/>
-          </w:rPr>
-          <w:rPr>
-            <w:color w:val="0000EE"/>
-            <w:u w:val="single"/>
-          </w:rPr>
-          <w:t>LUK 12:22</w:t>
-        </w:r>
-      </w:hyperlink>
-      <w:r>
-        <w:rPr>
-          <w:lang w:val="zh_CN" w:bidi="zh_CN"/>
-        </w:rPr>
-        <w:t xml:space="preserve"> · </w:t>
-      </w:r>
-      <w:hyperlink r:id="rId155">
-        <w:r>
-          <w:rPr>
-            <w:lang w:val="zh_CN" w:bidi="zh_CN"/>
-          </w:rPr>
-          <w:rPr>
-            <w:color w:val="0000EE"/>
-            <w:u w:val="single"/>
-          </w:rPr>
-          <w:t>LUK 12:23</w:t>
-        </w:r>
-      </w:hyperlink>
-      <w:r>
-        <w:rPr>
-          <w:lang w:val="zh_CN" w:bidi="zh_CN"/>
-        </w:rPr>
-        <w:t xml:space="preserve"> · </w:t>
-      </w:r>
-      <w:hyperlink r:id="rId156">
-        <w:r>
-          <w:rPr>
-            <w:lang w:val="zh_CN" w:bidi="zh_CN"/>
-          </w:rPr>
-          <w:rPr>
-            <w:color w:val="0000EE"/>
-            <w:u w:val="single"/>
-          </w:rPr>
-          <w:t>LUK 14:26</w:t>
-        </w:r>
-      </w:hyperlink>
-      <w:r>
-        <w:rPr>
-          <w:lang w:val="zh_CN" w:bidi="zh_CN"/>
-        </w:rPr>
-        <w:t xml:space="preserve"> · </w:t>
-      </w:r>
-      <w:hyperlink r:id="rId157">
-        <w:r>
-          <w:rPr>
-            <w:lang w:val="zh_CN" w:bidi="zh_CN"/>
-          </w:rPr>
-          <w:rPr>
-            <w:color w:val="0000EE"/>
-            <w:u w:val="single"/>
-          </w:rPr>
-          <w:t>JHN 12:25</w:t>
-        </w:r>
-      </w:hyperlink>
-      <w:r>
-        <w:rPr>
-          <w:lang w:val="zh_CN" w:bidi="zh_CN"/>
-        </w:rPr>
-        <w:t xml:space="preserve"> · </w:t>
-      </w:r>
-      <w:hyperlink r:id="rId157">
-        <w:r>
-          <w:rPr>
-            <w:lang w:val="zh_CN" w:bidi="zh_CN"/>
-          </w:rPr>
-          <w:rPr>
-            <w:color w:val="0000EE"/>
-            <w:u w:val="single"/>
-          </w:rPr>
-          <w:t>JHN 12:25</w:t>
-        </w:r>
-      </w:hyperlink>
-      <w:r>
-        <w:rPr>
-          <w:lang w:val="zh_CN" w:bidi="zh_CN"/>
-        </w:rPr>
-        <w:t xml:space="preserve"> · </w:t>
-      </w:r>
-      <w:hyperlink r:id="rId158">
-        <w:r>
-          <w:rPr>
-            <w:lang w:val="zh_CN" w:bidi="zh_CN"/>
-          </w:rPr>
-          <w:rPr>
-            <w:color w:val="0000EE"/>
-            <w:u w:val="single"/>
-          </w:rPr>
-          <w:t>ACT 20:10</w:t>
-        </w:r>
-      </w:hyperlink>
-      <w:r>
-        <w:rPr>
-          <w:lang w:val="zh_CN" w:bidi="zh_CN"/>
-        </w:rPr>
-        <w:t xml:space="preserve"> · </w:t>
-      </w:r>
-      <w:hyperlink r:id="rId159">
-        <w:r>
-          <w:rPr>
-            <w:lang w:val="zh_CN" w:bidi="zh_CN"/>
-          </w:rPr>
-          <w:rPr>
-            <w:color w:val="0000EE"/>
-            <w:u w:val="single"/>
-          </w:rPr>
-          <w:t>ACT 20:24</w:t>
-        </w:r>
-      </w:hyperlink>
-      <w:r>
-        <w:rPr>
-          <w:lang w:val="zh_CN" w:bidi="zh_CN"/>
-        </w:rPr>
-        <w:t xml:space="preserve"> · </w:t>
-      </w:r>
-      <w:hyperlink r:id="rId160">
-        <w:r>
-          <w:rPr>
-            <w:lang w:val="zh_CN" w:bidi="zh_CN"/>
-          </w:rPr>
-          <w:rPr>
-            <w:color w:val="0000EE"/>
-            <w:u w:val="single"/>
-          </w:rPr>
-          <w:t>ACT 27:10</w:t>
-        </w:r>
-      </w:hyperlink>
-      <w:r>
-        <w:rPr>
-          <w:lang w:val="zh_CN" w:bidi="zh_CN"/>
-        </w:rPr>
-        <w:t xml:space="preserve"> · </w:t>
-      </w:r>
-      <w:hyperlink r:id="rId161">
-        <w:r>
-          <w:rPr>
-            <w:lang w:val="zh_CN" w:bidi="zh_CN"/>
-          </w:rPr>
-          <w:rPr>
-            <w:color w:val="0000EE"/>
-            <w:u w:val="single"/>
-          </w:rPr>
-          <w:t>ACT 27:22</w:t>
-        </w:r>
-      </w:hyperlink>
-      <w:r>
-        <w:rPr>
-          <w:lang w:val="zh_CN" w:bidi="zh_CN"/>
-        </w:rPr>
-        <w:t xml:space="preserve"> · </w:t>
-      </w:r>
-      <w:hyperlink r:id="rId140">
-        <w:r>
-          <w:rPr>
-            <w:lang w:val="zh_CN" w:bidi="zh_CN"/>
-          </w:rPr>
-          <w:rPr>
-            <w:color w:val="0000EE"/>
-            <w:u w:val="single"/>
-          </w:rPr>
-          <w:t>ROM 11:3</w:t>
-        </w:r>
-      </w:hyperlink>
-      <w:r>
-        <w:rPr>
-          <w:lang w:val="zh_CN" w:bidi="zh_CN"/>
-        </w:rPr>
-        <w:t xml:space="preserve"> · </w:t>
-      </w:r>
-      <w:hyperlink r:id="rId162">
-        <w:r>
-          <w:rPr>
-            <w:lang w:val="zh_CN" w:bidi="zh_CN"/>
-          </w:rPr>
-          <w:rPr>
-            <w:color w:val="0000EE"/>
-            <w:u w:val="single"/>
-          </w:rPr>
-          <w:t>ROM 16:4</w:t>
-        </w:r>
-      </w:hyperlink>
-      <w:r>
-        <w:rPr>
-          <w:lang w:val="zh_CN" w:bidi="zh_CN"/>
-        </w:rPr>
-        <w:t xml:space="preserve"> · </w:t>
-      </w:r>
-      <w:hyperlink r:id="rId163">
-        <w:r>
-          <w:rPr>
-            <w:lang w:val="zh_CN" w:bidi="zh_CN"/>
-          </w:rPr>
-          <w:rPr>
-            <w:color w:val="0000EE"/>
-            <w:u w:val="single"/>
-          </w:rPr>
-          <w:t>2CO 1:23</w:t>
-        </w:r>
-      </w:hyperlink>
-      <w:r>
-        <w:rPr>
-          <w:lang w:val="zh_CN" w:bidi="zh_CN"/>
-        </w:rPr>
-        <w:t xml:space="preserve"> · </w:t>
-      </w:r>
-      <w:hyperlink r:id="rId164">
-        <w:r>
-          <w:rPr>
-            <w:lang w:val="zh_CN" w:bidi="zh_CN"/>
-          </w:rPr>
-          <w:rPr>
-            <w:color w:val="0000EE"/>
-            <w:u w:val="single"/>
-          </w:rPr>
-          <w:t>PHP 2:30</w:t>
-        </w:r>
-      </w:hyperlink>
-      <w:r>
-        <w:rPr>
-          <w:lang w:val="zh_CN" w:bidi="zh_CN"/>
-        </w:rPr>
-        <w:t xml:space="preserve"> · </w:t>
-      </w:r>
-      <w:hyperlink r:id="rId116">
-        <w:r>
-          <w:rPr>
-            <w:lang w:val="zh_CN" w:bidi="zh_CN"/>
-          </w:rPr>
-          <w:rPr>
-            <w:color w:val="0000EE"/>
-            <w:u w:val="single"/>
-          </w:rPr>
-          <w:t>1TH 5:23</w:t>
-        </w:r>
-      </w:hyperlink>
-      <w:r>
-        <w:rPr>
-          <w:lang w:val="zh_CN" w:bidi="zh_CN"/>
-        </w:rPr>
-        <w:t xml:space="preserve"> · </w:t>
-      </w:r>
-      <w:hyperlink r:id="rId115">
-        <w:r>
-          <w:rPr>
-            <w:lang w:val="zh_CN" w:bidi="zh_CN"/>
-          </w:rPr>
-          <w:rPr>
-            <w:color w:val="0000EE"/>
-            <w:u w:val="single"/>
-          </w:rPr>
-          <w:t>HEB 4:12</w:t>
-        </w:r>
-      </w:hyperlink>
-      <w:r>
-        <w:rPr>
-          <w:lang w:val="zh_CN" w:bidi="zh_CN"/>
-        </w:rPr>
-        <w:t xml:space="preserve"> · </w:t>
-      </w:r>
-      <w:hyperlink r:id="rId165">
-        <w:r>
-          <w:rPr>
-            <w:lang w:val="zh_CN" w:bidi="zh_CN"/>
-          </w:rPr>
-          <w:rPr>
-            <w:color w:val="0000EE"/>
-            <w:u w:val="single"/>
-          </w:rPr>
-          <w:t>HEB 6:19</w:t>
-        </w:r>
-      </w:hyperlink>
-      <w:r>
-        <w:rPr>
-          <w:lang w:val="zh_CN" w:bidi="zh_CN"/>
-        </w:rPr>
-        <w:t xml:space="preserve"> · </w:t>
-      </w:r>
-      <w:hyperlink r:id="rId166">
-        <w:r>
-          <w:rPr>
-            <w:lang w:val="zh_CN" w:bidi="zh_CN"/>
-          </w:rPr>
-          <w:rPr>
-            <w:color w:val="0000EE"/>
-            <w:u w:val="single"/>
-          </w:rPr>
-          <w:t>HEB 13:17</w:t>
-        </w:r>
-      </w:hyperlink>
-      <w:r>
-        <w:rPr>
-          <w:lang w:val="zh_CN" w:bidi="zh_CN"/>
-        </w:rPr>
-        <w:t xml:space="preserve"> · </w:t>
-      </w:r>
-      <w:hyperlink r:id="rId167">
-        <w:r>
-          <w:rPr>
-            <w:lang w:val="zh_CN" w:bidi="zh_CN"/>
-          </w:rPr>
-          <w:rPr>
-            <w:color w:val="0000EE"/>
-            <w:u w:val="single"/>
-          </w:rPr>
-          <w:t>JAS 1:21</w:t>
-        </w:r>
-      </w:hyperlink>
-      <w:r>
-        <w:rPr>
-          <w:lang w:val="zh_CN" w:bidi="zh_CN"/>
-        </w:rPr>
-        <w:t xml:space="preserve"> · </w:t>
-      </w:r>
-      <w:hyperlink r:id="rId168">
-        <w:r>
-          <w:rPr>
-            <w:lang w:val="zh_CN" w:bidi="zh_CN"/>
-          </w:rPr>
-          <w:rPr>
-            <w:color w:val="0000EE"/>
-            <w:u w:val="single"/>
-          </w:rPr>
-          <w:t>REV 8:9</w:t>
-        </w:r>
-      </w:hyperlink>
-      <w:r>
-        <w:rPr>
-          <w:lang w:val="zh_CN" w:bidi="zh_CN"/>
-        </w:rPr>
-        <w:t xml:space="preserve"> · </w:t>
-      </w:r>
-      <w:hyperlink r:id="rId169">
-        <w:r>
-          <w:rPr>
-            <w:lang w:val="zh_CN" w:bidi="zh_CN"/>
-          </w:rPr>
-          <w:rPr>
-            <w:color w:val="0000EE"/>
-            <w:u w:val="single"/>
-          </w:rPr>
-          <w:t>REV 12:11</w:t>
-        </w:r>
-      </w:hyperlink>
+      <w:r>
+        <w:rPr>
+          <w:lang w:val="zh_CN" w:bidi="zh_CN"/>
+        </w:rPr>
+        <w:t>MAT 2:20</w:t>
+      </w:r>
+      <w:r>
+        <w:rPr>
+          <w:lang w:val="zh_CN" w:bidi="zh_CN"/>
+        </w:rPr>
+        <w:t xml:space="preserve"> · </w:t>
+      </w:r>
+      <w:r>
+        <w:rPr>
+          <w:lang w:val="zh_CN" w:bidi="zh_CN"/>
+        </w:rPr>
+        <w:t>MAT 6:25</w:t>
+      </w:r>
+      <w:r>
+        <w:rPr>
+          <w:lang w:val="zh_CN" w:bidi="zh_CN"/>
+        </w:rPr>
+        <w:t xml:space="preserve"> · </w:t>
+      </w:r>
+      <w:r>
+        <w:rPr>
+          <w:lang w:val="zh_CN" w:bidi="zh_CN"/>
+        </w:rPr>
+        <w:t>MAT 6:25</w:t>
+      </w:r>
+      <w:r>
+        <w:rPr>
+          <w:lang w:val="zh_CN" w:bidi="zh_CN"/>
+        </w:rPr>
+        <w:t xml:space="preserve"> · </w:t>
+      </w:r>
+      <w:r>
+        <w:rPr>
+          <w:lang w:val="zh_CN" w:bidi="zh_CN"/>
+        </w:rPr>
+        <w:t>MAT 10:39</w:t>
+      </w:r>
+      <w:r>
+        <w:rPr>
+          <w:lang w:val="zh_CN" w:bidi="zh_CN"/>
+        </w:rPr>
+        <w:t xml:space="preserve"> · </w:t>
+      </w:r>
+      <w:r>
+        <w:rPr>
+          <w:lang w:val="zh_CN" w:bidi="zh_CN"/>
+        </w:rPr>
+        <w:t>MAT 10:39</w:t>
+      </w:r>
+      <w:r>
+        <w:rPr>
+          <w:lang w:val="zh_CN" w:bidi="zh_CN"/>
+        </w:rPr>
+        <w:t xml:space="preserve"> · </w:t>
+      </w:r>
+      <w:r>
+        <w:rPr>
+          <w:lang w:val="zh_CN" w:bidi="zh_CN"/>
+        </w:rPr>
+        <w:t>MAT 16:25</w:t>
+      </w:r>
+      <w:r>
+        <w:rPr>
+          <w:lang w:val="zh_CN" w:bidi="zh_CN"/>
+        </w:rPr>
+        <w:t xml:space="preserve"> · </w:t>
+      </w:r>
+      <w:r>
+        <w:rPr>
+          <w:lang w:val="zh_CN" w:bidi="zh_CN"/>
+        </w:rPr>
+        <w:t>MAT 16:25</w:t>
+      </w:r>
+      <w:r>
+        <w:rPr>
+          <w:lang w:val="zh_CN" w:bidi="zh_CN"/>
+        </w:rPr>
+        <w:t xml:space="preserve"> · </w:t>
+      </w:r>
+      <w:r>
+        <w:rPr>
+          <w:lang w:val="zh_CN" w:bidi="zh_CN"/>
+        </w:rPr>
+        <w:t>MAT 16:26</w:t>
+      </w:r>
+      <w:r>
+        <w:rPr>
+          <w:lang w:val="zh_CN" w:bidi="zh_CN"/>
+        </w:rPr>
+        <w:t xml:space="preserve"> · </w:t>
+      </w:r>
+      <w:r>
+        <w:rPr>
+          <w:lang w:val="zh_CN" w:bidi="zh_CN"/>
+        </w:rPr>
+        <w:t>MAT 16:26</w:t>
+      </w:r>
+      <w:r>
+        <w:rPr>
+          <w:lang w:val="zh_CN" w:bidi="zh_CN"/>
+        </w:rPr>
+        <w:t xml:space="preserve"> · </w:t>
+      </w:r>
+      <w:r>
+        <w:rPr>
+          <w:lang w:val="zh_CN" w:bidi="zh_CN"/>
+        </w:rPr>
+        <w:t>MAT 20:28</w:t>
+      </w:r>
+      <w:r>
+        <w:rPr>
+          <w:lang w:val="zh_CN" w:bidi="zh_CN"/>
+        </w:rPr>
+        <w:t xml:space="preserve"> · </w:t>
+      </w:r>
+      <w:r>
+        <w:rPr>
+          <w:lang w:val="zh_CN" w:bidi="zh_CN"/>
+        </w:rPr>
+        <w:t>MRK 3:4</w:t>
+      </w:r>
+      <w:r>
+        <w:rPr>
+          <w:lang w:val="zh_CN" w:bidi="zh_CN"/>
+        </w:rPr>
+        <w:t xml:space="preserve"> · </w:t>
+      </w:r>
+      <w:r>
+        <w:rPr>
+          <w:lang w:val="zh_CN" w:bidi="zh_CN"/>
+        </w:rPr>
+        <w:t>MRK 8:35</w:t>
+      </w:r>
+      <w:r>
+        <w:rPr>
+          <w:lang w:val="zh_CN" w:bidi="zh_CN"/>
+        </w:rPr>
+        <w:t xml:space="preserve"> · </w:t>
+      </w:r>
+      <w:r>
+        <w:rPr>
+          <w:lang w:val="zh_CN" w:bidi="zh_CN"/>
+        </w:rPr>
+        <w:t>MRK 8:35</w:t>
+      </w:r>
+      <w:r>
+        <w:rPr>
+          <w:lang w:val="zh_CN" w:bidi="zh_CN"/>
+        </w:rPr>
+        <w:t xml:space="preserve"> · </w:t>
+      </w:r>
+      <w:r>
+        <w:rPr>
+          <w:lang w:val="zh_CN" w:bidi="zh_CN"/>
+        </w:rPr>
+        <w:t>MRK 8:36</w:t>
+      </w:r>
+      <w:r>
+        <w:rPr>
+          <w:lang w:val="zh_CN" w:bidi="zh_CN"/>
+        </w:rPr>
+        <w:t xml:space="preserve"> · </w:t>
+      </w:r>
+      <w:r>
+        <w:rPr>
+          <w:lang w:val="zh_CN" w:bidi="zh_CN"/>
+        </w:rPr>
+        <w:t>MRK 8:37</w:t>
+      </w:r>
+      <w:r>
+        <w:rPr>
+          <w:lang w:val="zh_CN" w:bidi="zh_CN"/>
+        </w:rPr>
+        <w:t xml:space="preserve"> · </w:t>
+      </w:r>
+      <w:r>
+        <w:rPr>
+          <w:lang w:val="zh_CN" w:bidi="zh_CN"/>
+        </w:rPr>
+        <w:t>MRK 10:45</w:t>
+      </w:r>
+      <w:r>
+        <w:rPr>
+          <w:lang w:val="zh_CN" w:bidi="zh_CN"/>
+        </w:rPr>
+        <w:t xml:space="preserve"> · </w:t>
+      </w:r>
+      <w:r>
+        <w:rPr>
+          <w:lang w:val="zh_CN" w:bidi="zh_CN"/>
+        </w:rPr>
+        <w:t>LUK 9:24</w:t>
+      </w:r>
+      <w:r>
+        <w:rPr>
+          <w:lang w:val="zh_CN" w:bidi="zh_CN"/>
+        </w:rPr>
+        <w:t xml:space="preserve"> · </w:t>
+      </w:r>
+      <w:r>
+        <w:rPr>
+          <w:lang w:val="zh_CN" w:bidi="zh_CN"/>
+        </w:rPr>
+        <w:t>LUK 9:24</w:t>
+      </w:r>
+      <w:r>
+        <w:rPr>
+          <w:lang w:val="zh_CN" w:bidi="zh_CN"/>
+        </w:rPr>
+        <w:t xml:space="preserve"> · </w:t>
+      </w:r>
+      <w:r>
+        <w:rPr>
+          <w:lang w:val="zh_CN" w:bidi="zh_CN"/>
+        </w:rPr>
+        <w:t>LUK 12:20</w:t>
+      </w:r>
+      <w:r>
+        <w:rPr>
+          <w:lang w:val="zh_CN" w:bidi="zh_CN"/>
+        </w:rPr>
+        <w:t xml:space="preserve"> · </w:t>
+      </w:r>
+      <w:r>
+        <w:rPr>
+          <w:lang w:val="zh_CN" w:bidi="zh_CN"/>
+        </w:rPr>
+        <w:t>LUK 12:22</w:t>
+      </w:r>
+      <w:r>
+        <w:rPr>
+          <w:lang w:val="zh_CN" w:bidi="zh_CN"/>
+        </w:rPr>
+        <w:t xml:space="preserve"> · </w:t>
+      </w:r>
+      <w:r>
+        <w:rPr>
+          <w:lang w:val="zh_CN" w:bidi="zh_CN"/>
+        </w:rPr>
+        <w:t>LUK 12:23</w:t>
+      </w:r>
+      <w:r>
+        <w:rPr>
+          <w:lang w:val="zh_CN" w:bidi="zh_CN"/>
+        </w:rPr>
+        <w:t xml:space="preserve"> · </w:t>
+      </w:r>
+      <w:r>
+        <w:rPr>
+          <w:lang w:val="zh_CN" w:bidi="zh_CN"/>
+        </w:rPr>
+        <w:t>LUK 14:26</w:t>
+      </w:r>
+      <w:r>
+        <w:rPr>
+          <w:lang w:val="zh_CN" w:bidi="zh_CN"/>
+        </w:rPr>
+        <w:t xml:space="preserve"> · </w:t>
+      </w:r>
+      <w:r>
+        <w:rPr>
+          <w:lang w:val="zh_CN" w:bidi="zh_CN"/>
+        </w:rPr>
+        <w:t>JHN 12:25</w:t>
+      </w:r>
+      <w:r>
+        <w:rPr>
+          <w:lang w:val="zh_CN" w:bidi="zh_CN"/>
+        </w:rPr>
+        <w:t xml:space="preserve"> · </w:t>
+      </w:r>
+      <w:r>
+        <w:rPr>
+          <w:lang w:val="zh_CN" w:bidi="zh_CN"/>
+        </w:rPr>
+        <w:t>JHN 12:25</w:t>
+      </w:r>
+      <w:r>
+        <w:rPr>
+          <w:lang w:val="zh_CN" w:bidi="zh_CN"/>
+        </w:rPr>
+        <w:t xml:space="preserve"> · </w:t>
+      </w:r>
+      <w:r>
+        <w:rPr>
+          <w:lang w:val="zh_CN" w:bidi="zh_CN"/>
+        </w:rPr>
+        <w:t>ACT 20:10</w:t>
+      </w:r>
+      <w:r>
+        <w:rPr>
+          <w:lang w:val="zh_CN" w:bidi="zh_CN"/>
+        </w:rPr>
+        <w:t xml:space="preserve"> · </w:t>
+      </w:r>
+      <w:r>
+        <w:rPr>
+          <w:lang w:val="zh_CN" w:bidi="zh_CN"/>
+        </w:rPr>
+        <w:t>ACT 20:24</w:t>
+      </w:r>
+      <w:r>
+        <w:rPr>
+          <w:lang w:val="zh_CN" w:bidi="zh_CN"/>
+        </w:rPr>
+        <w:t xml:space="preserve"> · </w:t>
+      </w:r>
+      <w:r>
+        <w:rPr>
+          <w:lang w:val="zh_CN" w:bidi="zh_CN"/>
+        </w:rPr>
+        <w:t>ACT 27:10</w:t>
+      </w:r>
+      <w:r>
+        <w:rPr>
+          <w:lang w:val="zh_CN" w:bidi="zh_CN"/>
+        </w:rPr>
+        <w:t xml:space="preserve"> · </w:t>
+      </w:r>
+      <w:r>
+        <w:rPr>
+          <w:lang w:val="zh_CN" w:bidi="zh_CN"/>
+        </w:rPr>
+        <w:t>ACT 27:22</w:t>
+      </w:r>
+      <w:r>
+        <w:rPr>
+          <w:lang w:val="zh_CN" w:bidi="zh_CN"/>
+        </w:rPr>
+        <w:t xml:space="preserve"> · </w:t>
+      </w:r>
+      <w:r>
+        <w:rPr>
+          <w:lang w:val="zh_CN" w:bidi="zh_CN"/>
+        </w:rPr>
+        <w:t>ROM 11:3</w:t>
+      </w:r>
+      <w:r>
+        <w:rPr>
+          <w:lang w:val="zh_CN" w:bidi="zh_CN"/>
+        </w:rPr>
+        <w:t xml:space="preserve"> · </w:t>
+      </w:r>
+      <w:r>
+        <w:rPr>
+          <w:lang w:val="zh_CN" w:bidi="zh_CN"/>
+        </w:rPr>
+        <w:t>ROM 16:4</w:t>
+      </w:r>
+      <w:r>
+        <w:rPr>
+          <w:lang w:val="zh_CN" w:bidi="zh_CN"/>
+        </w:rPr>
+        <w:t xml:space="preserve"> · </w:t>
+      </w:r>
+      <w:r>
+        <w:rPr>
+          <w:lang w:val="zh_CN" w:bidi="zh_CN"/>
+        </w:rPr>
+        <w:t>2CO 1:23</w:t>
+      </w:r>
+      <w:r>
+        <w:rPr>
+          <w:lang w:val="zh_CN" w:bidi="zh_CN"/>
+        </w:rPr>
+        <w:t xml:space="preserve"> · </w:t>
+      </w:r>
+      <w:r>
+        <w:rPr>
+          <w:lang w:val="zh_CN" w:bidi="zh_CN"/>
+        </w:rPr>
+        <w:t>PHP 2:30</w:t>
+      </w:r>
+      <w:r>
+        <w:rPr>
+          <w:lang w:val="zh_CN" w:bidi="zh_CN"/>
+        </w:rPr>
+        <w:t xml:space="preserve"> · </w:t>
+      </w:r>
+      <w:r>
+        <w:rPr>
+          <w:lang w:val="zh_CN" w:bidi="zh_CN"/>
+        </w:rPr>
+        <w:t>1TH 5:23</w:t>
+      </w:r>
+      <w:r>
+        <w:rPr>
+          <w:lang w:val="zh_CN" w:bidi="zh_CN"/>
+        </w:rPr>
+        <w:t xml:space="preserve"> · </w:t>
+      </w:r>
+      <w:r>
+        <w:rPr>
+          <w:lang w:val="zh_CN" w:bidi="zh_CN"/>
+        </w:rPr>
+        <w:t>HEB 4:12</w:t>
+      </w:r>
+      <w:r>
+        <w:rPr>
+          <w:lang w:val="zh_CN" w:bidi="zh_CN"/>
+        </w:rPr>
+        <w:t xml:space="preserve"> · </w:t>
+      </w:r>
+      <w:r>
+        <w:rPr>
+          <w:lang w:val="zh_CN" w:bidi="zh_CN"/>
+        </w:rPr>
+        <w:t>HEB 6:19</w:t>
+      </w:r>
+      <w:r>
+        <w:rPr>
+          <w:lang w:val="zh_CN" w:bidi="zh_CN"/>
+        </w:rPr>
+        <w:t xml:space="preserve"> · </w:t>
+      </w:r>
+      <w:r>
+        <w:rPr>
+          <w:lang w:val="zh_CN" w:bidi="zh_CN"/>
+        </w:rPr>
+        <w:t>HEB 13:17</w:t>
+      </w:r>
+      <w:r>
+        <w:rPr>
+          <w:lang w:val="zh_CN" w:bidi="zh_CN"/>
+        </w:rPr>
+        <w:t xml:space="preserve"> · </w:t>
+      </w:r>
+      <w:r>
+        <w:rPr>
+          <w:lang w:val="zh_CN" w:bidi="zh_CN"/>
+        </w:rPr>
+        <w:t>JAS 1:21</w:t>
+      </w:r>
+      <w:r>
+        <w:rPr>
+          <w:lang w:val="zh_CN" w:bidi="zh_CN"/>
+        </w:rPr>
+        <w:t xml:space="preserve"> · </w:t>
+      </w:r>
+      <w:r>
+        <w:rPr>
+          <w:lang w:val="zh_CN" w:bidi="zh_CN"/>
+        </w:rPr>
+        <w:t>REV 8:9</w:t>
+      </w:r>
+      <w:r>
+        <w:rPr>
+          <w:lang w:val="zh_CN" w:bidi="zh_CN"/>
+        </w:rPr>
+        <w:t xml:space="preserve"> · </w:t>
+      </w:r>
+      <w:r>
+        <w:rPr>
+          <w:lang w:val="zh_CN" w:bidi="zh_CN"/>
+        </w:rPr>
+        <w:t>REV 12:11</w:t>
+      </w:r>
     </w:p>
     <w:p>
       <w:pPr/>
@@ -9247,7 +8119,7 @@
         </w:rPr>
         <w:t>[a]“内心,心志”</w:t>
       </w:r>
-      <w:hyperlink r:id="rId170">
+      <w:hyperlink r:id="rId28">
         <w:r>
           <w:rPr>
             <w:lang w:val="zh_CN" w:bidi="zh_CN"/>
@@ -9280,342 +8152,228 @@
           <w:lang w:val="zh_CN" w:bidi="zh_CN"/>
         </w:rPr>
       </w:r>
-      <w:hyperlink r:id="rId171">
-        <w:r>
-          <w:rPr>
-            <w:lang w:val="zh_CN" w:bidi="zh_CN"/>
-          </w:rPr>
-          <w:rPr>
-            <w:color w:val="0000EE"/>
-            <w:u w:val="single"/>
-          </w:rPr>
-          <w:t>LUK 6:9</w:t>
-        </w:r>
-      </w:hyperlink>
-      <w:r>
-        <w:rPr>
-          <w:lang w:val="zh_CN" w:bidi="zh_CN"/>
-        </w:rPr>
-        <w:t xml:space="preserve"> · </w:t>
-      </w:r>
-      <w:hyperlink r:id="rId172">
-        <w:r>
-          <w:rPr>
-            <w:lang w:val="zh_CN" w:bidi="zh_CN"/>
-          </w:rPr>
-          <w:rPr>
-            <w:color w:val="0000EE"/>
-            <w:u w:val="single"/>
-          </w:rPr>
-          <w:t>JHN 10:24</w:t>
-        </w:r>
-      </w:hyperlink>
-      <w:r>
-        <w:rPr>
-          <w:lang w:val="zh_CN" w:bidi="zh_CN"/>
-        </w:rPr>
-        <w:t xml:space="preserve"> · </w:t>
-      </w:r>
-      <w:hyperlink r:id="rId173">
-        <w:r>
-          <w:rPr>
-            <w:lang w:val="zh_CN" w:bidi="zh_CN"/>
-          </w:rPr>
-          <w:rPr>
-            <w:color w:val="0000EE"/>
-            <w:u w:val="single"/>
-          </w:rPr>
-          <w:t>ACT 2:41</w:t>
-        </w:r>
-      </w:hyperlink>
-      <w:r>
-        <w:rPr>
-          <w:lang w:val="zh_CN" w:bidi="zh_CN"/>
-        </w:rPr>
-        <w:t xml:space="preserve"> · </w:t>
-      </w:r>
-      <w:hyperlink r:id="rId174">
-        <w:r>
-          <w:rPr>
-            <w:lang w:val="zh_CN" w:bidi="zh_CN"/>
-          </w:rPr>
-          <w:rPr>
-            <w:color w:val="0000EE"/>
-            <w:u w:val="single"/>
-          </w:rPr>
-          <w:t>ACT 2:43</w:t>
-        </w:r>
-      </w:hyperlink>
-      <w:r>
-        <w:rPr>
-          <w:lang w:val="zh_CN" w:bidi="zh_CN"/>
-        </w:rPr>
-        <w:t xml:space="preserve"> · </w:t>
-      </w:r>
-      <w:hyperlink r:id="rId175">
-        <w:r>
-          <w:rPr>
-            <w:lang w:val="zh_CN" w:bidi="zh_CN"/>
-          </w:rPr>
-          <w:rPr>
-            <w:color w:val="0000EE"/>
-            <w:u w:val="single"/>
-          </w:rPr>
-          <w:t>ACT 3:23</w:t>
-        </w:r>
-      </w:hyperlink>
-      <w:r>
-        <w:rPr>
-          <w:lang w:val="zh_CN" w:bidi="zh_CN"/>
-        </w:rPr>
-        <w:t xml:space="preserve"> · </w:t>
-      </w:r>
-      <w:hyperlink r:id="rId176">
-        <w:r>
-          <w:rPr>
-            <w:lang w:val="zh_CN" w:bidi="zh_CN"/>
-          </w:rPr>
-          <w:rPr>
-            <w:color w:val="0000EE"/>
-            <w:u w:val="single"/>
-          </w:rPr>
-          <w:t>ACT 7:14</w:t>
-        </w:r>
-      </w:hyperlink>
-      <w:r>
-        <w:rPr>
-          <w:lang w:val="zh_CN" w:bidi="zh_CN"/>
-        </w:rPr>
-        <w:t xml:space="preserve"> · </w:t>
-      </w:r>
-      <w:hyperlink r:id="rId177">
-        <w:r>
-          <w:rPr>
-            <w:lang w:val="zh_CN" w:bidi="zh_CN"/>
-          </w:rPr>
-          <w:rPr>
-            <w:color w:val="0000EE"/>
-            <w:u w:val="single"/>
-          </w:rPr>
-          <w:t>ACT 27:37</w:t>
-        </w:r>
-      </w:hyperlink>
-      <w:r>
-        <w:rPr>
-          <w:lang w:val="zh_CN" w:bidi="zh_CN"/>
-        </w:rPr>
-        <w:t xml:space="preserve"> · </w:t>
-      </w:r>
-      <w:hyperlink r:id="rId178">
-        <w:r>
-          <w:rPr>
-            <w:lang w:val="zh_CN" w:bidi="zh_CN"/>
-          </w:rPr>
-          <w:rPr>
-            <w:color w:val="0000EE"/>
-            <w:u w:val="single"/>
-          </w:rPr>
-          <w:t>ROM 2:9</w:t>
-        </w:r>
-      </w:hyperlink>
-      <w:r>
-        <w:rPr>
-          <w:lang w:val="zh_CN" w:bidi="zh_CN"/>
-        </w:rPr>
-        <w:t xml:space="preserve"> · </w:t>
-      </w:r>
-      <w:hyperlink r:id="rId179">
-        <w:r>
-          <w:rPr>
-            <w:lang w:val="zh_CN" w:bidi="zh_CN"/>
-          </w:rPr>
-          <w:rPr>
-            <w:color w:val="0000EE"/>
-            <w:u w:val="single"/>
-          </w:rPr>
-          <w:t>ROM 13:1</w:t>
-        </w:r>
-      </w:hyperlink>
-      <w:r>
-        <w:rPr>
-          <w:lang w:val="zh_CN" w:bidi="zh_CN"/>
-        </w:rPr>
-        <w:t xml:space="preserve"> · </w:t>
-      </w:r>
-      <w:hyperlink r:id="rId180">
-        <w:r>
-          <w:rPr>
-            <w:lang w:val="zh_CN" w:bidi="zh_CN"/>
-          </w:rPr>
-          <w:rPr>
-            <w:color w:val="0000EE"/>
-            <w:u w:val="single"/>
-          </w:rPr>
-          <w:t>1CO 15:45</w:t>
-        </w:r>
-      </w:hyperlink>
-      <w:r>
-        <w:rPr>
-          <w:lang w:val="zh_CN" w:bidi="zh_CN"/>
-        </w:rPr>
-        <w:t xml:space="preserve"> · </w:t>
-      </w:r>
-      <w:hyperlink r:id="rId181">
-        <w:r>
-          <w:rPr>
-            <w:lang w:val="zh_CN" w:bidi="zh_CN"/>
-          </w:rPr>
-          <w:rPr>
-            <w:color w:val="0000EE"/>
-            <w:u w:val="single"/>
-          </w:rPr>
-          <w:t>1TH 2:8</w:t>
-        </w:r>
-      </w:hyperlink>
-      <w:r>
-        <w:rPr>
-          <w:lang w:val="zh_CN" w:bidi="zh_CN"/>
-        </w:rPr>
-        <w:t xml:space="preserve"> · </w:t>
-      </w:r>
-      <w:hyperlink r:id="rId182">
-        <w:r>
-          <w:rPr>
-            <w:lang w:val="zh_CN" w:bidi="zh_CN"/>
-          </w:rPr>
-          <w:rPr>
-            <w:color w:val="0000EE"/>
-            <w:u w:val="single"/>
-          </w:rPr>
-          <w:t>HEB 10:38</w:t>
-        </w:r>
-      </w:hyperlink>
-      <w:r>
-        <w:rPr>
-          <w:lang w:val="zh_CN" w:bidi="zh_CN"/>
-        </w:rPr>
-        <w:t xml:space="preserve"> · </w:t>
-      </w:r>
-      <w:hyperlink r:id="rId183">
-        <w:r>
-          <w:rPr>
-            <w:lang w:val="zh_CN" w:bidi="zh_CN"/>
-          </w:rPr>
-          <w:rPr>
-            <w:color w:val="0000EE"/>
-            <w:u w:val="single"/>
-          </w:rPr>
-          <w:t>JAS 5:20</w:t>
-        </w:r>
-      </w:hyperlink>
-      <w:r>
-        <w:rPr>
-          <w:lang w:val="zh_CN" w:bidi="zh_CN"/>
-        </w:rPr>
-        <w:t xml:space="preserve"> · </w:t>
-      </w:r>
-      <w:hyperlink r:id="rId184">
-        <w:r>
-          <w:rPr>
-            <w:lang w:val="zh_CN" w:bidi="zh_CN"/>
-          </w:rPr>
-          <w:rPr>
-            <w:color w:val="0000EE"/>
-            <w:u w:val="single"/>
-          </w:rPr>
-          <w:t>1PE 1:9</w:t>
-        </w:r>
-      </w:hyperlink>
-      <w:r>
-        <w:rPr>
-          <w:lang w:val="zh_CN" w:bidi="zh_CN"/>
-        </w:rPr>
-        <w:t xml:space="preserve"> · </w:t>
-      </w:r>
-      <w:hyperlink r:id="rId185">
-        <w:r>
-          <w:rPr>
-            <w:lang w:val="zh_CN" w:bidi="zh_CN"/>
-          </w:rPr>
-          <w:rPr>
-            <w:color w:val="0000EE"/>
-            <w:u w:val="single"/>
-          </w:rPr>
-          <w:t>1PE 1:22</w:t>
-        </w:r>
-      </w:hyperlink>
-      <w:r>
-        <w:rPr>
-          <w:lang w:val="zh_CN" w:bidi="zh_CN"/>
-        </w:rPr>
-        <w:t xml:space="preserve"> · </w:t>
-      </w:r>
-      <w:hyperlink r:id="rId186">
-        <w:r>
-          <w:rPr>
-            <w:lang w:val="zh_CN" w:bidi="zh_CN"/>
-          </w:rPr>
-          <w:rPr>
-            <w:color w:val="0000EE"/>
-            <w:u w:val="single"/>
-          </w:rPr>
-          <w:t>1PE 3:20</w:t>
-        </w:r>
-      </w:hyperlink>
-      <w:r>
-        <w:rPr>
-          <w:lang w:val="zh_CN" w:bidi="zh_CN"/>
-        </w:rPr>
-        <w:t xml:space="preserve"> · </w:t>
-      </w:r>
-      <w:hyperlink r:id="rId187">
-        <w:r>
-          <w:rPr>
-            <w:lang w:val="zh_CN" w:bidi="zh_CN"/>
-          </w:rPr>
-          <w:rPr>
-            <w:color w:val="0000EE"/>
-            <w:u w:val="single"/>
-          </w:rPr>
-          <w:t>1PE 4:19</w:t>
-        </w:r>
-      </w:hyperlink>
-      <w:r>
-        <w:rPr>
-          <w:lang w:val="zh_CN" w:bidi="zh_CN"/>
-        </w:rPr>
-        <w:t xml:space="preserve"> · </w:t>
-      </w:r>
-      <w:hyperlink r:id="rId188">
-        <w:r>
-          <w:rPr>
-            <w:lang w:val="zh_CN" w:bidi="zh_CN"/>
-          </w:rPr>
-          <w:rPr>
-            <w:color w:val="0000EE"/>
-            <w:u w:val="single"/>
-          </w:rPr>
-          <w:t>2PE 2:14</w:t>
-        </w:r>
-      </w:hyperlink>
-      <w:r>
-        <w:rPr>
-          <w:lang w:val="zh_CN" w:bidi="zh_CN"/>
-        </w:rPr>
-        <w:t xml:space="preserve"> · </w:t>
-      </w:r>
-      <w:hyperlink r:id="rId189">
-        <w:r>
-          <w:rPr>
-            <w:lang w:val="zh_CN" w:bidi="zh_CN"/>
-          </w:rPr>
-          <w:rPr>
-            <w:color w:val="0000EE"/>
-            <w:u w:val="single"/>
-          </w:rPr>
-          <w:t>REV 18:13</w:t>
-        </w:r>
-      </w:hyperlink>
+      <w:r>
+        <w:rPr>
+          <w:lang w:val="zh_CN" w:bidi="zh_CN"/>
+        </w:rPr>
+        <w:t>LUK 6:9</w:t>
+      </w:r>
+      <w:r>
+        <w:rPr>
+          <w:lang w:val="zh_CN" w:bidi="zh_CN"/>
+        </w:rPr>
+        <w:t xml:space="preserve"> · </w:t>
+      </w:r>
+      <w:r>
+        <w:rPr>
+          <w:lang w:val="zh_CN" w:bidi="zh_CN"/>
+        </w:rPr>
+        <w:t>JHN 10:24</w:t>
+      </w:r>
+      <w:r>
+        <w:rPr>
+          <w:lang w:val="zh_CN" w:bidi="zh_CN"/>
+        </w:rPr>
+        <w:t xml:space="preserve"> · </w:t>
+      </w:r>
+      <w:r>
+        <w:rPr>
+          <w:lang w:val="zh_CN" w:bidi="zh_CN"/>
+        </w:rPr>
+        <w:t>ACT 2:41</w:t>
+      </w:r>
+      <w:r>
+        <w:rPr>
+          <w:lang w:val="zh_CN" w:bidi="zh_CN"/>
+        </w:rPr>
+        <w:t xml:space="preserve"> · </w:t>
+      </w:r>
+      <w:r>
+        <w:rPr>
+          <w:lang w:val="zh_CN" w:bidi="zh_CN"/>
+        </w:rPr>
+        <w:t>ACT 2:43</w:t>
+      </w:r>
+      <w:r>
+        <w:rPr>
+          <w:lang w:val="zh_CN" w:bidi="zh_CN"/>
+        </w:rPr>
+        <w:t xml:space="preserve"> · </w:t>
+      </w:r>
+      <w:r>
+        <w:rPr>
+          <w:lang w:val="zh_CN" w:bidi="zh_CN"/>
+        </w:rPr>
+        <w:t>ACT 3:23</w:t>
+      </w:r>
+      <w:r>
+        <w:rPr>
+          <w:lang w:val="zh_CN" w:bidi="zh_CN"/>
+        </w:rPr>
+        <w:t xml:space="preserve"> · </w:t>
+      </w:r>
+      <w:r>
+        <w:rPr>
+          <w:lang w:val="zh_CN" w:bidi="zh_CN"/>
+        </w:rPr>
+        <w:t>ACT 7:14</w:t>
+      </w:r>
+      <w:r>
+        <w:rPr>
+          <w:lang w:val="zh_CN" w:bidi="zh_CN"/>
+        </w:rPr>
+        <w:t xml:space="preserve"> · </w:t>
+      </w:r>
+      <w:r>
+        <w:rPr>
+          <w:lang w:val="zh_CN" w:bidi="zh_CN"/>
+        </w:rPr>
+        <w:t>ACT 27:37</w:t>
+      </w:r>
+      <w:r>
+        <w:rPr>
+          <w:lang w:val="zh_CN" w:bidi="zh_CN"/>
+        </w:rPr>
+        <w:t xml:space="preserve"> · </w:t>
+      </w:r>
+      <w:r>
+        <w:rPr>
+          <w:lang w:val="zh_CN" w:bidi="zh_CN"/>
+        </w:rPr>
+        <w:t>ROM 2:9</w:t>
+      </w:r>
+      <w:r>
+        <w:rPr>
+          <w:lang w:val="zh_CN" w:bidi="zh_CN"/>
+        </w:rPr>
+        <w:t xml:space="preserve"> · </w:t>
+      </w:r>
+      <w:r>
+        <w:rPr>
+          <w:lang w:val="zh_CN" w:bidi="zh_CN"/>
+        </w:rPr>
+        <w:t>ROM 13:1</w:t>
+      </w:r>
+      <w:r>
+        <w:rPr>
+          <w:lang w:val="zh_CN" w:bidi="zh_CN"/>
+        </w:rPr>
+        <w:t xml:space="preserve"> · </w:t>
+      </w:r>
+      <w:r>
+        <w:rPr>
+          <w:lang w:val="zh_CN" w:bidi="zh_CN"/>
+        </w:rPr>
+        <w:t>1CO 15:45</w:t>
+      </w:r>
+      <w:r>
+        <w:rPr>
+          <w:lang w:val="zh_CN" w:bidi="zh_CN"/>
+        </w:rPr>
+        <w:t xml:space="preserve"> · </w:t>
+      </w:r>
+      <w:r>
+        <w:rPr>
+          <w:lang w:val="zh_CN" w:bidi="zh_CN"/>
+        </w:rPr>
+        <w:t>1TH 2:8</w:t>
+      </w:r>
+      <w:r>
+        <w:rPr>
+          <w:lang w:val="zh_CN" w:bidi="zh_CN"/>
+        </w:rPr>
+        <w:t xml:space="preserve"> · </w:t>
+      </w:r>
+      <w:r>
+        <w:rPr>
+          <w:lang w:val="zh_CN" w:bidi="zh_CN"/>
+        </w:rPr>
+        <w:t>HEB 10:38</w:t>
+      </w:r>
+      <w:r>
+        <w:rPr>
+          <w:lang w:val="zh_CN" w:bidi="zh_CN"/>
+        </w:rPr>
+        <w:t xml:space="preserve"> · </w:t>
+      </w:r>
+      <w:r>
+        <w:rPr>
+          <w:lang w:val="zh_CN" w:bidi="zh_CN"/>
+        </w:rPr>
+        <w:t>JAS 5:20</w:t>
+      </w:r>
+      <w:r>
+        <w:rPr>
+          <w:lang w:val="zh_CN" w:bidi="zh_CN"/>
+        </w:rPr>
+        <w:t xml:space="preserve"> · </w:t>
+      </w:r>
+      <w:r>
+        <w:rPr>
+          <w:lang w:val="zh_CN" w:bidi="zh_CN"/>
+        </w:rPr>
+        <w:t>1PE 1:9</w:t>
+      </w:r>
+      <w:r>
+        <w:rPr>
+          <w:lang w:val="zh_CN" w:bidi="zh_CN"/>
+        </w:rPr>
+        <w:t xml:space="preserve"> · </w:t>
+      </w:r>
+      <w:r>
+        <w:rPr>
+          <w:lang w:val="zh_CN" w:bidi="zh_CN"/>
+        </w:rPr>
+        <w:t>1PE 1:22</w:t>
+      </w:r>
+      <w:r>
+        <w:rPr>
+          <w:lang w:val="zh_CN" w:bidi="zh_CN"/>
+        </w:rPr>
+        <w:t xml:space="preserve"> · </w:t>
+      </w:r>
+      <w:r>
+        <w:rPr>
+          <w:lang w:val="zh_CN" w:bidi="zh_CN"/>
+        </w:rPr>
+        <w:t>1PE 3:20</w:t>
+      </w:r>
+      <w:r>
+        <w:rPr>
+          <w:lang w:val="zh_CN" w:bidi="zh_CN"/>
+        </w:rPr>
+        <w:t xml:space="preserve"> · </w:t>
+      </w:r>
+      <w:r>
+        <w:rPr>
+          <w:lang w:val="zh_CN" w:bidi="zh_CN"/>
+        </w:rPr>
+        <w:t>1PE 4:19</w:t>
+      </w:r>
+      <w:r>
+        <w:rPr>
+          <w:lang w:val="zh_CN" w:bidi="zh_CN"/>
+        </w:rPr>
+        <w:t xml:space="preserve"> · </w:t>
+      </w:r>
+      <w:r>
+        <w:rPr>
+          <w:lang w:val="zh_CN" w:bidi="zh_CN"/>
+        </w:rPr>
+        <w:t>2PE 2:14</w:t>
+      </w:r>
+      <w:r>
+        <w:rPr>
+          <w:lang w:val="zh_CN" w:bidi="zh_CN"/>
+        </w:rPr>
+        <w:t xml:space="preserve"> · </w:t>
+      </w:r>
+      <w:r>
+        <w:rPr>
+          <w:lang w:val="zh_CN" w:bidi="zh_CN"/>
+        </w:rPr>
+        <w:t>REV 18:13</w:t>
+      </w:r>
     </w:p>
     <w:p>
       <w:pPr/>
@@ -9719,18 +8477,12 @@
         </w:rPr>
         <w:t xml:space="preserve">虽然短语 ψυχὴ ζωῆς 的意思很笼统,但这词在 </w:t>
       </w:r>
-      <w:hyperlink r:id="rId190">
-        <w:r>
-          <w:rPr>
-            <w:lang w:val="zh_CN" w:bidi="zh_CN"/>
-          </w:rPr>
-          <w:rPr>
-            <w:color w:val="0000EE"/>
-            <w:u w:val="single"/>
-          </w:rPr>
-          <w:t>REV 16:3</w:t>
-        </w:r>
-      </w:hyperlink>
+      <w:r>
+        <w:rPr>
+          <w:lang w:val="zh_CN" w:bidi="zh_CN"/>
+        </w:rPr>
+        <w:t>REV 16:3</w:t>
+      </w:r>
       <w:r>
         <w:rPr>
           <w:lang w:val="zh_CN" w:bidi="zh_CN"/>
@@ -9745,18 +8497,12 @@
           <w:lang w:val="zh_CN" w:bidi="zh_CN"/>
         </w:rPr>
       </w:r>
-      <w:hyperlink r:id="rId190">
-        <w:r>
-          <w:rPr>
-            <w:lang w:val="zh_CN" w:bidi="zh_CN"/>
-          </w:rPr>
-          <w:rPr>
-            <w:color w:val="0000EE"/>
-            <w:u w:val="single"/>
-          </w:rPr>
-          <w:t>REV 16:3</w:t>
-        </w:r>
-      </w:hyperlink>
+      <w:r>
+        <w:rPr>
+          <w:lang w:val="zh_CN" w:bidi="zh_CN"/>
+        </w:rPr>
+        <w:t>REV 16:3</w:t>
+      </w:r>
     </w:p>
     <w:p>
       <w:pPr/>
@@ -9856,18 +8602,12 @@
           <w:lang w:val="zh_CN" w:bidi="zh_CN"/>
         </w:rPr>
       </w:r>
-      <w:hyperlink r:id="rId191">
-        <w:r>
-          <w:rPr>
-            <w:lang w:val="zh_CN" w:bidi="zh_CN"/>
-          </w:rPr>
-          <w:rPr>
-            <w:color w:val="0000EE"/>
-            <w:u w:val="single"/>
-          </w:rPr>
-          <w:t>2PE 2:8</w:t>
-        </w:r>
-      </w:hyperlink>
+      <w:r>
+        <w:rPr>
+          <w:lang w:val="zh_CN" w:bidi="zh_CN"/>
+        </w:rPr>
+        <w:t>2PE 2:8</w:t>
+      </w:r>
     </w:p>
     <w:p>
       <w:pPr/>
@@ -9967,18 +8707,12 @@
           <w:lang w:val="zh_CN" w:bidi="zh_CN"/>
         </w:rPr>
       </w:r>
-      <w:hyperlink r:id="rId192">
-        <w:r>
-          <w:rPr>
-            <w:lang w:val="zh_CN" w:bidi="zh_CN"/>
-          </w:rPr>
-          <w:rPr>
-            <w:color w:val="0000EE"/>
-            <w:u w:val="single"/>
-          </w:rPr>
-          <w:t>ACT 14:2</w:t>
-        </w:r>
-      </w:hyperlink>
+      <w:r>
+        <w:rPr>
+          <w:lang w:val="zh_CN" w:bidi="zh_CN"/>
+        </w:rPr>
+        <w:t>ACT 14:2</w:t>
+      </w:r>
     </w:p>
     <w:p>
       <w:pPr/>
@@ -10078,18 +8812,12 @@
           <w:lang w:val="zh_CN" w:bidi="zh_CN"/>
         </w:rPr>
       </w:r>
-      <w:hyperlink r:id="rId108">
-        <w:r>
-          <w:rPr>
-            <w:lang w:val="zh_CN" w:bidi="zh_CN"/>
-          </w:rPr>
-          <w:rPr>
-            <w:color w:val="0000EE"/>
-            <w:u w:val="single"/>
-          </w:rPr>
-          <w:t>HEB 12:3</w:t>
-        </w:r>
-      </w:hyperlink>
+      <w:r>
+        <w:rPr>
+          <w:lang w:val="zh_CN" w:bidi="zh_CN"/>
+        </w:rPr>
+        <w:t>HEB 12:3</w:t>
+      </w:r>
     </w:p>
     <w:p>
       <w:pPr/>
@@ -10189,18 +8917,12 @@
           <w:lang w:val="zh_CN" w:bidi="zh_CN"/>
         </w:rPr>
       </w:r>
-      <w:hyperlink r:id="rId193">
-        <w:r>
-          <w:rPr>
-            <w:lang w:val="zh_CN" w:bidi="zh_CN"/>
-          </w:rPr>
-          <w:rPr>
-            <w:color w:val="0000EE"/>
-            <w:u w:val="single"/>
-          </w:rPr>
-          <w:t>LUK 21:19</w:t>
-        </w:r>
-      </w:hyperlink>
+      <w:r>
+        <w:rPr>
+          <w:lang w:val="zh_CN" w:bidi="zh_CN"/>
+        </w:rPr>
+        <w:t>LUK 21:19</w:t>
+      </w:r>
     </w:p>
     <w:p>
       <w:pPr/>
@@ -10312,18 +9034,12 @@
           <w:lang w:val="zh_CN" w:bidi="zh_CN"/>
         </w:rPr>
       </w:r>
-      <w:hyperlink r:id="rId194">
-        <w:r>
-          <w:rPr>
-            <w:lang w:val="zh_CN" w:bidi="zh_CN"/>
-          </w:rPr>
-          <w:rPr>
-            <w:color w:val="0000EE"/>
-            <w:u w:val="single"/>
-          </w:rPr>
-          <w:t>ACT 15:26</w:t>
-        </w:r>
-      </w:hyperlink>
+      <w:r>
+        <w:rPr>
+          <w:lang w:val="zh_CN" w:bidi="zh_CN"/>
+        </w:rPr>
+        <w:t>ACT 15:26</w:t>
+      </w:r>
     </w:p>
     <w:p>
       <w:pPr/>
@@ -10423,18 +9139,12 @@
           <w:lang w:val="zh_CN" w:bidi="zh_CN"/>
         </w:rPr>
       </w:r>
-      <w:hyperlink r:id="rId195">
-        <w:r>
-          <w:rPr>
-            <w:lang w:val="zh_CN" w:bidi="zh_CN"/>
-          </w:rPr>
-          <w:rPr>
-            <w:color w:val="0000EE"/>
-            <w:u w:val="single"/>
-          </w:rPr>
-          <w:t>LUK 17:33</w:t>
-        </w:r>
-      </w:hyperlink>
+      <w:r>
+        <w:rPr>
+          <w:lang w:val="zh_CN" w:bidi="zh_CN"/>
+        </w:rPr>
+        <w:t>LUK 17:33</w:t>
+      </w:r>
     </w:p>
     <w:p>
       <w:pPr/>
@@ -10534,18 +9244,12 @@
           <w:lang w:val="zh_CN" w:bidi="zh_CN"/>
         </w:rPr>
       </w:r>
-      <w:hyperlink r:id="rId196">
-        <w:r>
-          <w:rPr>
-            <w:lang w:val="zh_CN" w:bidi="zh_CN"/>
-          </w:rPr>
-          <w:rPr>
-            <w:color w:val="0000EE"/>
-            <w:u w:val="single"/>
-          </w:rPr>
-          <w:t>LUK 2:35</w:t>
-        </w:r>
-      </w:hyperlink>
+      <w:r>
+        <w:rPr>
+          <w:lang w:val="zh_CN" w:bidi="zh_CN"/>
+        </w:rPr>
+        <w:t>LUK 2:35</w:t>
+      </w:r>
     </w:p>
     <w:p>
       <w:pPr/>
@@ -10657,144 +9361,96 @@
           <w:lang w:val="zh_CN" w:bidi="zh_CN"/>
         </w:rPr>
       </w:r>
-      <w:hyperlink r:id="rId197">
-        <w:r>
-          <w:rPr>
-            <w:lang w:val="zh_CN" w:bidi="zh_CN"/>
-          </w:rPr>
-          <w:rPr>
-            <w:color w:val="0000EE"/>
-            <w:u w:val="single"/>
-          </w:rPr>
-          <w:t>JHN 10:11</w:t>
-        </w:r>
-      </w:hyperlink>
-      <w:r>
-        <w:rPr>
-          <w:lang w:val="zh_CN" w:bidi="zh_CN"/>
-        </w:rPr>
-        <w:t xml:space="preserve"> · </w:t>
-      </w:r>
-      <w:hyperlink r:id="rId198">
-        <w:r>
-          <w:rPr>
-            <w:lang w:val="zh_CN" w:bidi="zh_CN"/>
-          </w:rPr>
-          <w:rPr>
-            <w:color w:val="0000EE"/>
-            <w:u w:val="single"/>
-          </w:rPr>
-          <w:t>JHN 10:15</w:t>
-        </w:r>
-      </w:hyperlink>
-      <w:r>
-        <w:rPr>
-          <w:lang w:val="zh_CN" w:bidi="zh_CN"/>
-        </w:rPr>
-        <w:t xml:space="preserve"> · </w:t>
-      </w:r>
-      <w:hyperlink r:id="rId199">
-        <w:r>
-          <w:rPr>
-            <w:lang w:val="zh_CN" w:bidi="zh_CN"/>
-          </w:rPr>
-          <w:rPr>
-            <w:color w:val="0000EE"/>
-            <w:u w:val="single"/>
-          </w:rPr>
-          <w:t>JHN 10:17</w:t>
-        </w:r>
-      </w:hyperlink>
-      <w:r>
-        <w:rPr>
-          <w:lang w:val="zh_CN" w:bidi="zh_CN"/>
-        </w:rPr>
-        <w:t xml:space="preserve"> · </w:t>
-      </w:r>
-      <w:hyperlink r:id="rId200">
-        <w:r>
-          <w:rPr>
-            <w:lang w:val="zh_CN" w:bidi="zh_CN"/>
-          </w:rPr>
-          <w:rPr>
-            <w:color w:val="0000EE"/>
-            <w:u w:val="single"/>
-          </w:rPr>
-          <w:t>JHN 13:37</w:t>
-        </w:r>
-      </w:hyperlink>
-      <w:r>
-        <w:rPr>
-          <w:lang w:val="zh_CN" w:bidi="zh_CN"/>
-        </w:rPr>
-        <w:t xml:space="preserve"> · </w:t>
-      </w:r>
-      <w:hyperlink r:id="rId201">
-        <w:r>
-          <w:rPr>
-            <w:lang w:val="zh_CN" w:bidi="zh_CN"/>
-          </w:rPr>
-          <w:rPr>
-            <w:color w:val="0000EE"/>
-            <w:u w:val="single"/>
-          </w:rPr>
-          <w:t>JHN 13:38</w:t>
-        </w:r>
-      </w:hyperlink>
-      <w:r>
-        <w:rPr>
-          <w:lang w:val="zh_CN" w:bidi="zh_CN"/>
-        </w:rPr>
-        <w:t xml:space="preserve"> · </w:t>
-      </w:r>
-      <w:hyperlink r:id="rId202">
-        <w:r>
-          <w:rPr>
-            <w:lang w:val="zh_CN" w:bidi="zh_CN"/>
-          </w:rPr>
-          <w:rPr>
-            <w:color w:val="0000EE"/>
-            <w:u w:val="single"/>
-          </w:rPr>
-          <w:t>JHN 15:13</w:t>
-        </w:r>
-      </w:hyperlink>
-      <w:r>
-        <w:rPr>
-          <w:lang w:val="zh_CN" w:bidi="zh_CN"/>
-        </w:rPr>
-        <w:t xml:space="preserve"> · </w:t>
-      </w:r>
-      <w:hyperlink r:id="rId203">
-        <w:r>
-          <w:rPr>
-            <w:lang w:val="zh_CN" w:bidi="zh_CN"/>
-          </w:rPr>
-          <w:rPr>
-            <w:color w:val="0000EE"/>
-            <w:u w:val="single"/>
-          </w:rPr>
-          <w:t>1JN 3:16</w:t>
-        </w:r>
-      </w:hyperlink>
-      <w:r>
-        <w:rPr>
-          <w:lang w:val="zh_CN" w:bidi="zh_CN"/>
-        </w:rPr>
-        <w:t xml:space="preserve"> · </w:t>
-      </w:r>
-      <w:hyperlink r:id="rId203">
-        <w:r>
-          <w:rPr>
-            <w:lang w:val="zh_CN" w:bidi="zh_CN"/>
-          </w:rPr>
-          <w:rPr>
-            <w:color w:val="0000EE"/>
-            <w:u w:val="single"/>
-          </w:rPr>
-          <w:t>1JN 3:16</w:t>
-        </w:r>
-      </w:hyperlink>
+      <w:r>
+        <w:rPr>
+          <w:lang w:val="zh_CN" w:bidi="zh_CN"/>
+        </w:rPr>
+        <w:t>JHN 10:11</w:t>
+      </w:r>
+      <w:r>
+        <w:rPr>
+          <w:lang w:val="zh_CN" w:bidi="zh_CN"/>
+        </w:rPr>
+        <w:t xml:space="preserve"> · </w:t>
+      </w:r>
+      <w:r>
+        <w:rPr>
+          <w:lang w:val="zh_CN" w:bidi="zh_CN"/>
+        </w:rPr>
+        <w:t>JHN 10:15</w:t>
+      </w:r>
+      <w:r>
+        <w:rPr>
+          <w:lang w:val="zh_CN" w:bidi="zh_CN"/>
+        </w:rPr>
+        <w:t xml:space="preserve"> · </w:t>
+      </w:r>
+      <w:r>
+        <w:rPr>
+          <w:lang w:val="zh_CN" w:bidi="zh_CN"/>
+        </w:rPr>
+        <w:t>JHN 10:17</w:t>
+      </w:r>
+      <w:r>
+        <w:rPr>
+          <w:lang w:val="zh_CN" w:bidi="zh_CN"/>
+        </w:rPr>
+        <w:t xml:space="preserve"> · </w:t>
+      </w:r>
+      <w:r>
+        <w:rPr>
+          <w:lang w:val="zh_CN" w:bidi="zh_CN"/>
+        </w:rPr>
+        <w:t>JHN 13:37</w:t>
+      </w:r>
+      <w:r>
+        <w:rPr>
+          <w:lang w:val="zh_CN" w:bidi="zh_CN"/>
+        </w:rPr>
+        <w:t xml:space="preserve"> · </w:t>
+      </w:r>
+      <w:r>
+        <w:rPr>
+          <w:lang w:val="zh_CN" w:bidi="zh_CN"/>
+        </w:rPr>
+        <w:t>JHN 13:38</w:t>
+      </w:r>
+      <w:r>
+        <w:rPr>
+          <w:lang w:val="zh_CN" w:bidi="zh_CN"/>
+        </w:rPr>
+        <w:t xml:space="preserve"> · </w:t>
+      </w:r>
+      <w:r>
+        <w:rPr>
+          <w:lang w:val="zh_CN" w:bidi="zh_CN"/>
+        </w:rPr>
+        <w:t>JHN 15:13</w:t>
+      </w:r>
+      <w:r>
+        <w:rPr>
+          <w:lang w:val="zh_CN" w:bidi="zh_CN"/>
+        </w:rPr>
+        <w:t xml:space="preserve"> · </w:t>
+      </w:r>
+      <w:r>
+        <w:rPr>
+          <w:lang w:val="zh_CN" w:bidi="zh_CN"/>
+        </w:rPr>
+        <w:t>1JN 3:16</w:t>
+      </w:r>
+      <w:r>
+        <w:rPr>
+          <w:lang w:val="zh_CN" w:bidi="zh_CN"/>
+        </w:rPr>
+        <w:t xml:space="preserve"> · </w:t>
+      </w:r>
+      <w:r>
+        <w:rPr>
+          <w:lang w:val="zh_CN" w:bidi="zh_CN"/>
+        </w:rPr>
+        <w:t>1JN 3:16</w:t>
+      </w:r>
     </w:p>
     <w:p>
       <w:pPr/>
@@ -10816,7 +9472,7 @@
         </w:rPr>
         <w:t xml:space="preserve"> 在“人”这个子域中，许多指“人”的表达都是基于人的肢体或身体部分的转喻。这样的转喻修辞可见于σὰρξ καὶ αἷμα（</w:t>
       </w:r>
-      <w:hyperlink r:id="rId204">
+      <w:hyperlink r:id="rId29">
         <w:r>
           <w:rPr>
             <w:lang w:val="zh_CN" w:bidi="zh_CN"/>
@@ -10834,7 +9490,7 @@
         </w:rPr>
         <w:t>）、γόνυ[b]（</w:t>
       </w:r>
-      <w:hyperlink r:id="rId205">
+      <w:hyperlink r:id="rId30">
         <w:r>
           <w:rPr>
             <w:lang w:val="zh_CN" w:bidi="zh_CN"/>
@@ -10852,7 +9508,7 @@
         </w:rPr>
         <w:t>）、χείρ[b]（</w:t>
       </w:r>
-      <w:hyperlink r:id="rId206">
+      <w:hyperlink r:id="rId31">
         <w:r>
           <w:rPr>
             <w:lang w:val="zh_CN" w:bidi="zh_CN"/>
@@ -10870,7 +9526,7 @@
         </w:rPr>
         <w:t>）、γλῶσσα[g]（</w:t>
       </w:r>
-      <w:hyperlink r:id="rId207">
+      <w:hyperlink r:id="rId32">
         <w:r>
           <w:rPr>
             <w:lang w:val="zh_CN" w:bidi="zh_CN"/>
@@ -10888,7 +9544,7 @@
         </w:rPr>
         <w:t>）、ὄνομα[b]（</w:t>
       </w:r>
-      <w:hyperlink r:id="rId208">
+      <w:hyperlink r:id="rId33">
         <w:r>
           <w:rPr>
             <w:lang w:val="zh_CN" w:bidi="zh_CN"/>
@@ -10906,7 +9562,7 @@
         </w:rPr>
         <w:t>）和ψυχή[c]（</w:t>
       </w:r>
-      <w:hyperlink r:id="rId111">
+      <w:hyperlink r:id="rId24">
         <w:r>
           <w:rPr>
             <w:lang w:val="zh_CN" w:bidi="zh_CN"/>
@@ -10943,18 +9599,12 @@
         </w:rPr>
         <w:t xml:space="preserve"> 希腊文术语ψυχή通常解释为“灵魂”，但是在英语中，它的意思通常等同于heart（“心”）。在</w:t>
       </w:r>
-      <w:hyperlink r:id="rId191">
-        <w:r>
-          <w:rPr>
-            <w:lang w:val="zh_CN" w:bidi="zh_CN"/>
-          </w:rPr>
-          <w:rPr>
-            <w:color w:val="0000EE"/>
-            <w:u w:val="single"/>
-          </w:rPr>
-          <w:t>2PE 2:8</w:t>
-        </w:r>
-      </w:hyperlink>
+      <w:r>
+        <w:rPr>
+          <w:lang w:val="zh_CN" w:bidi="zh_CN"/>
+        </w:rPr>
+        <w:t>2PE 2:8</w:t>
+      </w:r>
       <w:r>
         <w:rPr>
           <w:lang w:val="zh_CN" w:bidi="zh_CN"/>
@@ -11158,18 +9808,12 @@
         </w:rPr>
         <w:t>在一些语言中,</w:t>
       </w:r>
-      <w:hyperlink r:id="rId209">
-        <w:r>
-          <w:rPr>
-            <w:lang w:val="zh_CN" w:bidi="zh_CN"/>
-          </w:rPr>
-          <w:rPr>
-            <w:color w:val="0000EE"/>
-            <w:u w:val="single"/>
-          </w:rPr>
-          <w:t>1CO 15:44</w:t>
-        </w:r>
-      </w:hyperlink>
+      <w:r>
+        <w:rPr>
+          <w:lang w:val="zh_CN" w:bidi="zh_CN"/>
+        </w:rPr>
+        <w:t>1CO 15:44</w:t>
+      </w:r>
       <w:r>
         <w:rPr>
           <w:lang w:val="zh_CN" w:bidi="zh_CN"/>
@@ -11184,54 +9828,36 @@
           <w:lang w:val="zh_CN" w:bidi="zh_CN"/>
         </w:rPr>
       </w:r>
-      <w:hyperlink r:id="rId209">
-        <w:r>
-          <w:rPr>
-            <w:lang w:val="zh_CN" w:bidi="zh_CN"/>
-          </w:rPr>
-          <w:rPr>
-            <w:color w:val="0000EE"/>
-            <w:u w:val="single"/>
-          </w:rPr>
-          <w:t>1CO 15:44</w:t>
-        </w:r>
-      </w:hyperlink>
-      <w:r>
-        <w:rPr>
-          <w:lang w:val="zh_CN" w:bidi="zh_CN"/>
-        </w:rPr>
-        <w:t xml:space="preserve"> · </w:t>
-      </w:r>
-      <w:hyperlink r:id="rId209">
-        <w:r>
-          <w:rPr>
-            <w:lang w:val="zh_CN" w:bidi="zh_CN"/>
-          </w:rPr>
-          <w:rPr>
-            <w:color w:val="0000EE"/>
-            <w:u w:val="single"/>
-          </w:rPr>
-          <w:t>1CO 15:44</w:t>
-        </w:r>
-      </w:hyperlink>
-      <w:r>
-        <w:rPr>
-          <w:lang w:val="zh_CN" w:bidi="zh_CN"/>
-        </w:rPr>
-        <w:t xml:space="preserve"> · </w:t>
-      </w:r>
-      <w:hyperlink r:id="rId210">
-        <w:r>
-          <w:rPr>
-            <w:lang w:val="zh_CN" w:bidi="zh_CN"/>
-          </w:rPr>
-          <w:rPr>
-            <w:color w:val="0000EE"/>
-            <w:u w:val="single"/>
-          </w:rPr>
-          <w:t>1CO 15:46</w:t>
-        </w:r>
-      </w:hyperlink>
+      <w:r>
+        <w:rPr>
+          <w:lang w:val="zh_CN" w:bidi="zh_CN"/>
+        </w:rPr>
+        <w:t>1CO 15:44</w:t>
+      </w:r>
+      <w:r>
+        <w:rPr>
+          <w:lang w:val="zh_CN" w:bidi="zh_CN"/>
+        </w:rPr>
+        <w:t xml:space="preserve"> · </w:t>
+      </w:r>
+      <w:r>
+        <w:rPr>
+          <w:lang w:val="zh_CN" w:bidi="zh_CN"/>
+        </w:rPr>
+        <w:t>1CO 15:44</w:t>
+      </w:r>
+      <w:r>
+        <w:rPr>
+          <w:lang w:val="zh_CN" w:bidi="zh_CN"/>
+        </w:rPr>
+        <w:t xml:space="preserve"> · </w:t>
+      </w:r>
+      <w:r>
+        <w:rPr>
+          <w:lang w:val="zh_CN" w:bidi="zh_CN"/>
+        </w:rPr>
+        <w:t>1CO 15:46</w:t>
+      </w:r>
     </w:p>
     <w:p>
       <w:pPr/>
@@ -11320,7 +9946,7 @@
         </w:rPr>
         <w:t>[c] “天生的;人的”</w:t>
       </w:r>
-      <w:hyperlink r:id="rId211">
+      <w:hyperlink r:id="rId34">
         <w:r>
           <w:rPr>
             <w:lang w:val="zh_CN" w:bidi="zh_CN"/>
@@ -11362,25 +9988,19 @@
         </w:rPr>
         <w:t xml:space="preserve"> 在 </w:t>
       </w:r>
-      <w:hyperlink r:id="rId212">
-        <w:r>
-          <w:rPr>
-            <w:lang w:val="zh_CN" w:bidi="zh_CN"/>
-          </w:rPr>
-          <w:rPr>
-            <w:color w:val="0000EE"/>
-            <w:u w:val="single"/>
-          </w:rPr>
-          <w:t>1CO 2:14</w:t>
-        </w:r>
-      </w:hyperlink>
+      <w:r>
+        <w:rPr>
+          <w:lang w:val="zh_CN" w:bidi="zh_CN"/>
+        </w:rPr>
+        <w:t>1CO 2:14</w:t>
+      </w:r>
       <w:r>
         <w:rPr>
           <w:lang w:val="zh_CN" w:bidi="zh_CN"/>
         </w:rPr>
         <w:t xml:space="preserve"> 中的另一种解释,见 </w:t>
       </w:r>
-      <w:hyperlink r:id="rId213">
+      <w:hyperlink r:id="rId35">
         <w:r>
           <w:rPr>
             <w:lang w:val="zh_CN" w:bidi="zh_CN"/>
@@ -11406,18 +10026,12 @@
           <w:lang w:val="zh_CN" w:bidi="zh_CN"/>
         </w:rPr>
       </w:r>
-      <w:hyperlink r:id="rId212">
-        <w:r>
-          <w:rPr>
-            <w:lang w:val="zh_CN" w:bidi="zh_CN"/>
-          </w:rPr>
-          <w:rPr>
-            <w:color w:val="0000EE"/>
-            <w:u w:val="single"/>
-          </w:rPr>
-          <w:t>1CO 2:14</w:t>
-        </w:r>
-      </w:hyperlink>
+      <w:r>
+        <w:rPr>
+          <w:lang w:val="zh_CN" w:bidi="zh_CN"/>
+        </w:rPr>
+        <w:t>1CO 2:14</w:t>
+      </w:r>
     </w:p>
     <w:p>
       <w:pPr/>
@@ -11494,7 +10108,7 @@
         </w:rPr>
         <w:t>[a]“内心”</w:t>
       </w:r>
-      <w:hyperlink r:id="rId170">
+      <w:hyperlink r:id="rId28">
         <w:r>
           <w:rPr>
             <w:lang w:val="zh_CN" w:bidi="zh_CN"/>
@@ -11524,25 +10138,19 @@
         </w:rPr>
         <w:t xml:space="preserve">在一些语言中,“不属灵的人”可以简单地翻译为:“不受上帝的灵引导的人”,或“不遵从上帝的灵来生活的人”。关于 ψυχικός 在 </w:t>
       </w:r>
-      <w:hyperlink r:id="rId212">
-        <w:r>
-          <w:rPr>
-            <w:lang w:val="zh_CN" w:bidi="zh_CN"/>
-          </w:rPr>
-          <w:rPr>
-            <w:color w:val="0000EE"/>
-            <w:u w:val="single"/>
-          </w:rPr>
-          <w:t>1CO 2:14</w:t>
-        </w:r>
-      </w:hyperlink>
+      <w:r>
+        <w:rPr>
+          <w:lang w:val="zh_CN" w:bidi="zh_CN"/>
+        </w:rPr>
+        <w:t>1CO 2:14</w:t>
+      </w:r>
       <w:r>
         <w:rPr>
           <w:lang w:val="zh_CN" w:bidi="zh_CN"/>
         </w:rPr>
         <w:t xml:space="preserve"> 中的另一种解释,见 </w:t>
       </w:r>
-      <w:hyperlink r:id="rId214">
+      <w:hyperlink r:id="rId36">
         <w:r>
           <w:rPr>
             <w:lang w:val="zh_CN" w:bidi="zh_CN"/>
@@ -11568,54 +10176,36 @@
           <w:lang w:val="zh_CN" w:bidi="zh_CN"/>
         </w:rPr>
       </w:r>
-      <w:hyperlink r:id="rId212">
-        <w:r>
-          <w:rPr>
-            <w:lang w:val="zh_CN" w:bidi="zh_CN"/>
-          </w:rPr>
-          <w:rPr>
-            <w:color w:val="0000EE"/>
-            <w:u w:val="single"/>
-          </w:rPr>
-          <w:t>1CO 2:14</w:t>
-        </w:r>
-      </w:hyperlink>
-      <w:r>
-        <w:rPr>
-          <w:lang w:val="zh_CN" w:bidi="zh_CN"/>
-        </w:rPr>
-        <w:t xml:space="preserve"> · </w:t>
-      </w:r>
-      <w:hyperlink r:id="rId215">
-        <w:r>
-          <w:rPr>
-            <w:lang w:val="zh_CN" w:bidi="zh_CN"/>
-          </w:rPr>
-          <w:rPr>
-            <w:color w:val="0000EE"/>
-            <w:u w:val="single"/>
-          </w:rPr>
-          <w:t>JAS 3:15</w:t>
-        </w:r>
-      </w:hyperlink>
-      <w:r>
-        <w:rPr>
-          <w:lang w:val="zh_CN" w:bidi="zh_CN"/>
-        </w:rPr>
-        <w:t xml:space="preserve"> · </w:t>
-      </w:r>
-      <w:hyperlink r:id="rId216">
-        <w:r>
-          <w:rPr>
-            <w:lang w:val="zh_CN" w:bidi="zh_CN"/>
-          </w:rPr>
-          <w:rPr>
-            <w:color w:val="0000EE"/>
-            <w:u w:val="single"/>
-          </w:rPr>
-          <w:t>JUD 1:19</w:t>
-        </w:r>
-      </w:hyperlink>
+      <w:r>
+        <w:rPr>
+          <w:lang w:val="zh_CN" w:bidi="zh_CN"/>
+        </w:rPr>
+        <w:t>1CO 2:14</w:t>
+      </w:r>
+      <w:r>
+        <w:rPr>
+          <w:lang w:val="zh_CN" w:bidi="zh_CN"/>
+        </w:rPr>
+        <w:t xml:space="preserve"> · </w:t>
+      </w:r>
+      <w:r>
+        <w:rPr>
+          <w:lang w:val="zh_CN" w:bidi="zh_CN"/>
+        </w:rPr>
+        <w:t>JAS 3:15</w:t>
+      </w:r>
+      <w:r>
+        <w:rPr>
+          <w:lang w:val="zh_CN" w:bidi="zh_CN"/>
+        </w:rPr>
+        <w:t xml:space="preserve"> · </w:t>
+      </w:r>
+      <w:r>
+        <w:rPr>
+          <w:lang w:val="zh_CN" w:bidi="zh_CN"/>
+        </w:rPr>
+        <w:t>JUD 1:19</w:t>
+      </w:r>
       <w:r>
         <w:rPr>
           <w:lang w:val="zh_CN" w:bidi="zh_CN"/>
@@ -11809,54 +10399,36 @@
           <w:lang w:val="zh_CN" w:bidi="zh_CN"/>
         </w:rPr>
       </w:r>
-      <w:hyperlink r:id="rId217">
-        <w:r>
-          <w:rPr>
-            <w:lang w:val="zh_CN" w:bidi="zh_CN"/>
-          </w:rPr>
-          <w:rPr>
-            <w:color w:val="0000EE"/>
-            <w:u w:val="single"/>
-          </w:rPr>
-          <w:t>JHN 18:18</w:t>
-        </w:r>
-      </w:hyperlink>
-      <w:r>
-        <w:rPr>
-          <w:lang w:val="zh_CN" w:bidi="zh_CN"/>
-        </w:rPr>
-        <w:t xml:space="preserve"> · </w:t>
-      </w:r>
-      <w:hyperlink r:id="rId218">
-        <w:r>
-          <w:rPr>
-            <w:lang w:val="zh_CN" w:bidi="zh_CN"/>
-          </w:rPr>
-          <w:rPr>
-            <w:color w:val="0000EE"/>
-            <w:u w:val="single"/>
-          </w:rPr>
-          <w:t>ACT 28:2</w:t>
-        </w:r>
-      </w:hyperlink>
-      <w:r>
-        <w:rPr>
-          <w:lang w:val="zh_CN" w:bidi="zh_CN"/>
-        </w:rPr>
-        <w:t xml:space="preserve"> · </w:t>
-      </w:r>
-      <w:hyperlink r:id="rId219">
-        <w:r>
-          <w:rPr>
-            <w:lang w:val="zh_CN" w:bidi="zh_CN"/>
-          </w:rPr>
-          <w:rPr>
-            <w:color w:val="0000EE"/>
-            <w:u w:val="single"/>
-          </w:rPr>
-          <w:t>2CO 11:27</w:t>
-        </w:r>
-      </w:hyperlink>
+      <w:r>
+        <w:rPr>
+          <w:lang w:val="zh_CN" w:bidi="zh_CN"/>
+        </w:rPr>
+        <w:t>JHN 18:18</w:t>
+      </w:r>
+      <w:r>
+        <w:rPr>
+          <w:lang w:val="zh_CN" w:bidi="zh_CN"/>
+        </w:rPr>
+        <w:t xml:space="preserve"> · </w:t>
+      </w:r>
+      <w:r>
+        <w:rPr>
+          <w:lang w:val="zh_CN" w:bidi="zh_CN"/>
+        </w:rPr>
+        <w:t>ACT 28:2</w:t>
+      </w:r>
+      <w:r>
+        <w:rPr>
+          <w:lang w:val="zh_CN" w:bidi="zh_CN"/>
+        </w:rPr>
+        <w:t xml:space="preserve"> · </w:t>
+      </w:r>
+      <w:r>
+        <w:rPr>
+          <w:lang w:val="zh_CN" w:bidi="zh_CN"/>
+        </w:rPr>
+        <w:t>2CO 11:27</w:t>
+      </w:r>
       <w:r>
         <w:rPr>
           <w:lang w:val="zh_CN" w:bidi="zh_CN"/>
@@ -12050,72 +10622,48 @@
           <w:lang w:val="zh_CN" w:bidi="zh_CN"/>
         </w:rPr>
       </w:r>
-      <w:hyperlink r:id="rId220">
-        <w:r>
-          <w:rPr>
-            <w:lang w:val="zh_CN" w:bidi="zh_CN"/>
-          </w:rPr>
-          <w:rPr>
-            <w:color w:val="0000EE"/>
-            <w:u w:val="single"/>
-          </w:rPr>
-          <w:t>MAT 10:42</w:t>
-        </w:r>
-      </w:hyperlink>
-      <w:r>
-        <w:rPr>
-          <w:lang w:val="zh_CN" w:bidi="zh_CN"/>
-        </w:rPr>
-        <w:t xml:space="preserve"> · </w:t>
-      </w:r>
-      <w:hyperlink r:id="rId221">
-        <w:r>
-          <w:rPr>
-            <w:lang w:val="zh_CN" w:bidi="zh_CN"/>
-          </w:rPr>
-          <w:rPr>
-            <w:color w:val="0000EE"/>
-            <w:u w:val="single"/>
-          </w:rPr>
-          <w:t>REV 3:15</w:t>
-        </w:r>
-      </w:hyperlink>
-      <w:r>
-        <w:rPr>
-          <w:lang w:val="zh_CN" w:bidi="zh_CN"/>
-        </w:rPr>
-        <w:t xml:space="preserve"> · </w:t>
-      </w:r>
-      <w:hyperlink r:id="rId221">
-        <w:r>
-          <w:rPr>
-            <w:lang w:val="zh_CN" w:bidi="zh_CN"/>
-          </w:rPr>
-          <w:rPr>
-            <w:color w:val="0000EE"/>
-            <w:u w:val="single"/>
-          </w:rPr>
-          <w:t>REV 3:15</w:t>
-        </w:r>
-      </w:hyperlink>
-      <w:r>
-        <w:rPr>
-          <w:lang w:val="zh_CN" w:bidi="zh_CN"/>
-        </w:rPr>
-        <w:t xml:space="preserve"> · </w:t>
-      </w:r>
-      <w:hyperlink r:id="rId222">
-        <w:r>
-          <w:rPr>
-            <w:lang w:val="zh_CN" w:bidi="zh_CN"/>
-          </w:rPr>
-          <w:rPr>
-            <w:color w:val="0000EE"/>
-            <w:u w:val="single"/>
-          </w:rPr>
-          <w:t>REV 3:16</w:t>
-        </w:r>
-      </w:hyperlink>
+      <w:r>
+        <w:rPr>
+          <w:lang w:val="zh_CN" w:bidi="zh_CN"/>
+        </w:rPr>
+        <w:t>MAT 10:42</w:t>
+      </w:r>
+      <w:r>
+        <w:rPr>
+          <w:lang w:val="zh_CN" w:bidi="zh_CN"/>
+        </w:rPr>
+        <w:t xml:space="preserve"> · </w:t>
+      </w:r>
+      <w:r>
+        <w:rPr>
+          <w:lang w:val="zh_CN" w:bidi="zh_CN"/>
+        </w:rPr>
+        <w:t>REV 3:15</w:t>
+      </w:r>
+      <w:r>
+        <w:rPr>
+          <w:lang w:val="zh_CN" w:bidi="zh_CN"/>
+        </w:rPr>
+        <w:t xml:space="preserve"> · </w:t>
+      </w:r>
+      <w:r>
+        <w:rPr>
+          <w:lang w:val="zh_CN" w:bidi="zh_CN"/>
+        </w:rPr>
+        <w:t>REV 3:15</w:t>
+      </w:r>
+      <w:r>
+        <w:rPr>
+          <w:lang w:val="zh_CN" w:bidi="zh_CN"/>
+        </w:rPr>
+        <w:t xml:space="preserve"> · </w:t>
+      </w:r>
+      <w:r>
+        <w:rPr>
+          <w:lang w:val="zh_CN" w:bidi="zh_CN"/>
+        </w:rPr>
+        <w:t>REV 3:16</w:t>
+      </w:r>
       <w:r>
         <w:rPr>
           <w:lang w:val="zh_CN" w:bidi="zh_CN"/>
@@ -12471,18 +11019,12 @@
           <w:lang w:val="zh_CN" w:bidi="zh_CN"/>
         </w:rPr>
       </w:r>
-      <w:hyperlink r:id="rId223">
-        <w:r>
-          <w:rPr>
-            <w:lang w:val="zh_CN" w:bidi="zh_CN"/>
-          </w:rPr>
-          <w:rPr>
-            <w:color w:val="0000EE"/>
-            <w:u w:val="single"/>
-          </w:rPr>
-          <w:t>MAT 24:12</w:t>
-        </w:r>
-      </w:hyperlink>
+      <w:r>
+        <w:rPr>
+          <w:lang w:val="zh_CN" w:bidi="zh_CN"/>
+        </w:rPr>
+        <w:t>MAT 24:12</w:t>
+      </w:r>
       <w:r>
         <w:rPr>
           <w:lang w:val="zh_CN" w:bidi="zh_CN"/>
@@ -12664,18 +11206,12 @@
           <w:lang w:val="zh_CN" w:bidi="zh_CN"/>
         </w:rPr>
       </w:r>
-      <w:hyperlink r:id="rId224">
-        <w:r>
-          <w:rPr>
-            <w:lang w:val="zh_CN" w:bidi="zh_CN"/>
-          </w:rPr>
-          <w:rPr>
-            <w:color w:val="0000EE"/>
-            <w:u w:val="single"/>
-          </w:rPr>
-          <w:t>ROM 12:20</w:t>
-        </w:r>
-      </w:hyperlink>
+      <w:r>
+        <w:rPr>
+          <w:lang w:val="zh_CN" w:bidi="zh_CN"/>
+        </w:rPr>
+        <w:t>ROM 12:20</w:t>
+      </w:r>
     </w:p>
     <w:p>
       <w:pPr/>
@@ -12752,7 +11288,7 @@
         </w:rPr>
         <w:t>[a]“喂养,给人食物”</w:t>
       </w:r>
-      <w:hyperlink r:id="rId225">
+      <w:hyperlink r:id="rId37">
         <w:r>
           <w:rPr>
             <w:lang w:val="zh_CN" w:bidi="zh_CN"/>
@@ -12778,18 +11314,12 @@
           <w:lang w:val="zh_CN" w:bidi="zh_CN"/>
         </w:rPr>
       </w:r>
-      <w:hyperlink r:id="rId226">
-        <w:r>
-          <w:rPr>
-            <w:lang w:val="zh_CN" w:bidi="zh_CN"/>
-          </w:rPr>
-          <w:rPr>
-            <w:color w:val="0000EE"/>
-            <w:u w:val="single"/>
-          </w:rPr>
-          <w:t>1CO 13:3</w:t>
-        </w:r>
-      </w:hyperlink>
+      <w:r>
+        <w:rPr>
+          <w:lang w:val="zh_CN" w:bidi="zh_CN"/>
+        </w:rPr>
+        <w:t>1CO 13:3</w:t>
+      </w:r>
       <w:r>
         <w:rPr>
           <w:lang w:val="zh_CN" w:bidi="zh_CN"/>
@@ -12981,18 +11511,12 @@
         </w:rPr>
         <w:t xml:space="preserve"> </w:t>
       </w:r>
-      <w:hyperlink r:id="rId227">
-        <w:r>
-          <w:rPr>
-            <w:lang w:val="zh_CN" w:bidi="zh_CN"/>
-          </w:rPr>
-          <w:rPr>
-            <w:color w:val="0000EE"/>
-            <w:u w:val="single"/>
-          </w:rPr>
-          <w:t>JHN 13:26</w:t>
-        </w:r>
-      </w:hyperlink>
+      <w:r>
+        <w:rPr>
+          <w:lang w:val="zh_CN" w:bidi="zh_CN"/>
+        </w:rPr>
+        <w:t>JHN 13:26</w:t>
+      </w:r>
       <w:r>
         <w:rPr>
           <w:lang w:val="zh_CN" w:bidi="zh_CN"/>
@@ -13007,72 +11531,48 @@
           <w:lang w:val="zh_CN" w:bidi="zh_CN"/>
         </w:rPr>
       </w:r>
-      <w:hyperlink r:id="rId227">
-        <w:r>
-          <w:rPr>
-            <w:lang w:val="zh_CN" w:bidi="zh_CN"/>
-          </w:rPr>
-          <w:rPr>
-            <w:color w:val="0000EE"/>
-            <w:u w:val="single"/>
-          </w:rPr>
-          <w:t>JHN 13:26</w:t>
-        </w:r>
-      </w:hyperlink>
-      <w:r>
-        <w:rPr>
-          <w:lang w:val="zh_CN" w:bidi="zh_CN"/>
-        </w:rPr>
-        <w:t xml:space="preserve"> · </w:t>
-      </w:r>
-      <w:hyperlink r:id="rId227">
-        <w:r>
-          <w:rPr>
-            <w:lang w:val="zh_CN" w:bidi="zh_CN"/>
-          </w:rPr>
-          <w:rPr>
-            <w:color w:val="0000EE"/>
-            <w:u w:val="single"/>
-          </w:rPr>
-          <w:t>JHN 13:26</w:t>
-        </w:r>
-      </w:hyperlink>
-      <w:r>
-        <w:rPr>
-          <w:lang w:val="zh_CN" w:bidi="zh_CN"/>
-        </w:rPr>
-        <w:t xml:space="preserve"> · </w:t>
-      </w:r>
-      <w:hyperlink r:id="rId228">
-        <w:r>
-          <w:rPr>
-            <w:lang w:val="zh_CN" w:bidi="zh_CN"/>
-          </w:rPr>
-          <w:rPr>
-            <w:color w:val="0000EE"/>
-            <w:u w:val="single"/>
-          </w:rPr>
-          <w:t>JHN 13:27</w:t>
-        </w:r>
-      </w:hyperlink>
-      <w:r>
-        <w:rPr>
-          <w:lang w:val="zh_CN" w:bidi="zh_CN"/>
-        </w:rPr>
-        <w:t xml:space="preserve"> · </w:t>
-      </w:r>
-      <w:hyperlink r:id="rId229">
-        <w:r>
-          <w:rPr>
-            <w:lang w:val="zh_CN" w:bidi="zh_CN"/>
-          </w:rPr>
-          <w:rPr>
-            <w:color w:val="0000EE"/>
-            <w:u w:val="single"/>
-          </w:rPr>
-          <w:t>JHN 13:30</w:t>
-        </w:r>
-      </w:hyperlink>
+      <w:r>
+        <w:rPr>
+          <w:lang w:val="zh_CN" w:bidi="zh_CN"/>
+        </w:rPr>
+        <w:t>JHN 13:26</w:t>
+      </w:r>
+      <w:r>
+        <w:rPr>
+          <w:lang w:val="zh_CN" w:bidi="zh_CN"/>
+        </w:rPr>
+        <w:t xml:space="preserve"> · </w:t>
+      </w:r>
+      <w:r>
+        <w:rPr>
+          <w:lang w:val="zh_CN" w:bidi="zh_CN"/>
+        </w:rPr>
+        <w:t>JHN 13:26</w:t>
+      </w:r>
+      <w:r>
+        <w:rPr>
+          <w:lang w:val="zh_CN" w:bidi="zh_CN"/>
+        </w:rPr>
+        <w:t xml:space="preserve"> · </w:t>
+      </w:r>
+      <w:r>
+        <w:rPr>
+          <w:lang w:val="zh_CN" w:bidi="zh_CN"/>
+        </w:rPr>
+        <w:t>JHN 13:27</w:t>
+      </w:r>
+      <w:r>
+        <w:rPr>
+          <w:lang w:val="zh_CN" w:bidi="zh_CN"/>
+        </w:rPr>
+        <w:t xml:space="preserve"> · </w:t>
+      </w:r>
+      <w:r>
+        <w:rPr>
+          <w:lang w:val="zh_CN" w:bidi="zh_CN"/>
+        </w:rPr>
+        <w:t>JHN 13:30</w:t>
+      </w:r>
       <w:r>
         <w:rPr>
           <w:lang w:val="zh_CN" w:bidi="zh_CN"/>
@@ -13362,18 +11862,12 @@
           <w:lang w:val="zh_CN" w:bidi="zh_CN"/>
         </w:rPr>
       </w:r>
-      <w:hyperlink r:id="rId230">
-        <w:r>
-          <w:rPr>
-            <w:lang w:val="zh_CN" w:bidi="zh_CN"/>
-          </w:rPr>
-          <w:rPr>
-            <w:color w:val="0000EE"/>
-            <w:u w:val="single"/>
-          </w:rPr>
-          <w:t>LUK 6:1</w:t>
-        </w:r>
-      </w:hyperlink>
+      <w:r>
+        <w:rPr>
+          <w:lang w:val="zh_CN" w:bidi="zh_CN"/>
+        </w:rPr>
+        <w:t>LUK 6:1</w:t>
+      </w:r>
       <w:r>
         <w:rPr>
           <w:lang w:val="zh_CN" w:bidi="zh_CN"/>
